--- a/tillsyn/A 27881-2026 tillsynsbegäran.docx
+++ b/tillsyn/A 27881-2026 tillsynsbegäran.docx
@@ -1623,7 +1623,7 @@
     <w:r>
       <w:tab/>
       <w:tab/>
-      <w:t>2026-09-14</w:t>
+      <w:t>2026-09-15</w:t>
       <w:br/>
       <w:br/>
     </w:r>

--- a/tillsyn/A 27881-2026 tillsynsbegäran.docx
+++ b/tillsyn/A 27881-2026 tillsynsbegäran.docx
@@ -1623,7 +1623,7 @@
     <w:r>
       <w:tab/>
       <w:tab/>
-      <w:t>2026-09-15</w:t>
+      <w:t>2026-09-16</w:t>
       <w:br/>
       <w:br/>
     </w:r>

--- a/tillsyn/A 27881-2026 tillsynsbegäran.docx
+++ b/tillsyn/A 27881-2026 tillsynsbegäran.docx
@@ -22,7 +22,7 @@
       <w:r>
         <w:drawing>
           <wp:inline xmlns:a="http://schemas.openxmlformats.org/drawingml/2006/main" xmlns:pic="http://schemas.openxmlformats.org/drawingml/2006/picture">
-            <wp:extent cx="5271152" cy="5724000"/>
+            <wp:extent cx="5160112" cy="5724000"/>
             <wp:docPr id="1" name="Picture 1"/>
             <wp:cNvGraphicFramePr>
               <a:graphicFrameLocks noChangeAspect="1"/>
@@ -43,7 +43,7 @@
                   <pic:spPr>
                     <a:xfrm>
                       <a:off x="0" y="0"/>
-                      <a:ext cx="5271152" cy="5724000"/>
+                      <a:ext cx="5160112" cy="5724000"/>
                     </a:xfrm>
                     <a:prstGeom prst="rect"/>
                   </pic:spPr>
@@ -65,7 +65,7 @@
     </w:p>
     <w:p>
       <w:r>
-        <w:t>I avverkningsanmälan finns fynd av 22 naturvårdsarter, varav 6 är rödlistade, 7 är fridlysta, 18 är typiska (T) och 8 är signalarter (S): garnlav (VU, T), lunglav (NT, T), rödvingetrast (NT, §4), talltita (NT, §4), tretåig hackspett (NT, T, §4), ullticka (NT, T), finbräken (S, T), kransrams (S, T), luddlav (S, T), spindelblomster (S, T, §8), stuplav (S, T), svart trolldruva (S, T), tvåblad (S, §8), ögonpyrola (S, T), blåsippa (T, §9), brudborste (T), ekbräken (T), kransmossa (T), kärrfibbla (T), nordisk stormhatt (T), ormbär (T) och fläcknycklar (§8). Se Figur 1.</w:t>
+        <w:t>I avverkningsanmälan finns fynd av 26 naturvårdsarter, varav 8 är rödlistade, 10 är fridlysta, 21 är typiska (T) och 8 är signalarter (S): garnlav (VU, T), björktrast (NT, §4), harticka (NT, T), lunglav (NT, T), rödvingetrast (NT, §4), talltita (NT, §4), tretåig hackspett (NT, T, §4), ullticka (NT, T), finbräken (S, T), kransrams (S, T), luddlav (S, T), spindelblomster (S, T, §8), stuplav (S, T), svart trolldruva (S, T), tvåblad (S, §8), ögonpyrola (S, T), bergfink (T, §4), blåsippa (T, §9), brudborste (T), ekbräken (T), kransmossa (T), kärrfibbla (T), nordisk stormhatt (T), ormbär (T), spillkråka (T, §4) och fläcknycklar (§8). Se Figur 1.</w:t>
       </w:r>
     </w:p>
     <w:p>
@@ -138,6 +138,35 @@
         <w:rPr>
           <w:b/>
         </w:rPr>
+        <w:t>Harticka (NT)</w:t>
+      </w:r>
+      <w:r>
+        <w:t xml:space="preserve"> är normalt en mycket bra signalart för granskogar med höga naturvärden. Även när svampen påträffas i mer påverkade skogar är det nästan alltid fråga om skogsmiljöer i sena successionsstadier med höga naturvärden. Skogsskötselåtgärder på eller i omedelbar närhet av växtplatserna kan innebära ett hot mot arten. Harticka är typisk art för </w:t>
+      </w:r>
+      <w:r>
+        <w:rPr>
+          <w:i/>
+        </w:rPr>
+        <w:t xml:space="preserve">9010 Taiga, 9050 Näringsrik granskog </w:t>
+      </w:r>
+      <w:r>
+        <w:t xml:space="preserve">och </w:t>
+      </w:r>
+      <w:r>
+        <w:rPr>
+          <w:i/>
+        </w:rPr>
+        <w:t>9030 Landhöjningsskog</w:t>
+      </w:r>
+      <w:r>
+        <w:t xml:space="preserve"> (SLU Artdatabanken, 2024; Nitare &amp; Skogsstyrelsen, 2019).</w:t>
+      </w:r>
+    </w:p>
+    <w:p>
+      <w:r>
+        <w:rPr>
+          <w:b/>
+        </w:rPr>
         <w:t>Lunglav (NT)</w:t>
       </w:r>
       <w:r>
@@ -529,6 +558,26 @@
         <w:rPr>
           <w:b/>
         </w:rPr>
+        <w:t>Bergfink (§4)</w:t>
+      </w:r>
+      <w:r>
+        <w:t xml:space="preserve"> häckar i barr- och blandskog samt i fjällbjörkskog. Den förekommer i Norrland, västra Dalarna och norra Värmland samt sparsamt till sällsynt vidare söderut till mellersta Värmland, norra Västmanland och södra Gästrikland. Bergfink är typisk art för </w:t>
+      </w:r>
+      <w:r>
+        <w:rPr>
+          <w:i/>
+        </w:rPr>
+        <w:t>9040 Fjällbjörkskog</w:t>
+      </w:r>
+      <w:r>
+        <w:t xml:space="preserve"> (SLU Artdatabanken, 2025).</w:t>
+      </w:r>
+    </w:p>
+    <w:p>
+      <w:r>
+        <w:rPr>
+          <w:b/>
+        </w:rPr>
         <w:t>Blåsippa (§9)</w:t>
       </w:r>
       <w:r>
@@ -716,6 +765,35 @@
       </w:r>
       <w:r>
         <w:t>(SLU Artdatabanken, 2025).</w:t>
+      </w:r>
+    </w:p>
+    <w:p>
+      <w:r>
+        <w:rPr>
+          <w:b/>
+        </w:rPr>
+        <w:t>Spillkråka (§4)</w:t>
+      </w:r>
+      <w:r>
+        <w:t xml:space="preserve"> omfattas av bilaga 1 i EU:s fågeldirektiv och är typisk art för </w:t>
+      </w:r>
+      <w:r>
+        <w:rPr>
+          <w:i/>
+        </w:rPr>
+        <w:t xml:space="preserve">9010 Taiga </w:t>
+      </w:r>
+      <w:r>
+        <w:t>och</w:t>
+      </w:r>
+      <w:r>
+        <w:rPr>
+          <w:i/>
+        </w:rPr>
+        <w:t xml:space="preserve"> 9740 Skogsbevuxen myr</w:t>
+      </w:r>
+      <w:r>
+        <w:t>. Den behöver grova träd, främst tall, asp och bok som boträd. Skogsbruk med korta omloppstider och täta, homogena ungskogar utgör det största hotet. Spillkråka är en nyckelart i skogliga miljöer vars övergivna bohål utnyttjas av flera andra hålhäckande fågelarter och fladdermöss, däribland pärluggla (EN, §4), knipa (§4), salskrake (§4) och skogsduva (§4). Hökuggla (VU, §4) och slaguggla (§4) häckar ofta i högstubbar som brutits av i höjd med ett gammalt spillkråkebo (SLU Artdatabanken, 2026; Skogsstyrelsen, 2016).</w:t>
       </w:r>
     </w:p>
     <w:p>
@@ -755,7 +833,7 @@
     </w:p>
     <w:p>
       <w:r>
-        <w:t>Följande typiska arter har sina livsmiljöer och växtplatser i den avverkningsanmälda skogen: garnlav (VU, T), lunglav (NT, T), tretåig hackspett (NT, T, §4), ullticka (NT, T), finbräken (S, T), kransrams (S, T), luddlav (S, T), spindelblomster (S, T, §8), stuplav (S, T), svart trolldruva (S, T), ögonpyrola (S, T), blåsippa (T, §9), brudborste (T), ekbräken (T), kransmossa (T), kärrfibbla (T), nordisk stormhatt (T) och ormbär (T).</w:t>
+        <w:t>Följande typiska arter har sina livsmiljöer och växtplatser i den avverkningsanmälda skogen: garnlav (VU, T), harticka (NT, T), lunglav (NT, T), tretåig hackspett (NT, T, §4), ullticka (NT, T), finbräken (S, T), kransrams (S, T), luddlav (S, T), spindelblomster (S, T, §8), stuplav (S, T), svart trolldruva (S, T), ögonpyrola (S, T), bergfink (T, §4), blåsippa (T, §9), brudborste (T), ekbräken (T), kransmossa (T), kärrfibbla (T), nordisk stormhatt (T), ormbär (T) och spillkråka (T, §4).</w:t>
       </w:r>
     </w:p>
     <w:p>
@@ -1245,6 +1323,78 @@
       </w:r>
       <w:r>
         <w:t>Acta Ornithologica 40(1): 53–60.</w:t>
+      </w:r>
+    </w:p>
+    <w:p>
+      <w:pPr>
+        <w:pStyle w:val="Heading1"/>
+      </w:pPr>
+      <w:r>
+        <w:t>Spillkråka – ekologi samt krav på livsmiljön</w:t>
+      </w:r>
+    </w:p>
+    <w:p>
+      <w:r>
+        <w:t xml:space="preserve">Spillkråka (§4) ingår i bilaga 1 EU:s fågeldirektiv och är typisk art för </w:t>
+      </w:r>
+      <w:r>
+        <w:rPr>
+          <w:i/>
+        </w:rPr>
+        <w:t xml:space="preserve">9010 Taiga </w:t>
+      </w:r>
+      <w:r>
+        <w:t>och</w:t>
+      </w:r>
+      <w:r>
+        <w:rPr>
+          <w:i/>
+        </w:rPr>
+        <w:t xml:space="preserve"> 9740 Skogsbevuxen myr</w:t>
+      </w:r>
+      <w:r>
+        <w:t>. Den lever i både barr- och blandskog liksom i ren lövskog. De tätaste populationerna tenderar att finnas i äldre, variationsrik blandskog med gott om död ved och gamla träd. Varje par utnyttjar 400–1000 hektar skog beroende på skogens kvalitet. Skogsbruk med korta omloppstider och täta, homogena ungskogar utgör det största hotet (SLU Artdatabanken, 2026).</w:t>
+      </w:r>
+    </w:p>
+    <w:p>
+      <w:r>
+        <w:t>Spillkråka är en nyckelart i skogliga miljöer vars övergivna bohål utnyttjas av flera andra hålhäckande fågelarter och fladdermöss, däribland pärluggla (EN, §4), knipa (§4), salskrake (§4) och skogsduva (§4). Hökuggla (VU, §4) och slaguggla (§4) häckar ofta i högstubbar som brutits av i höjd med ett gammalt spillkråkebo (Skogsstyrelsen, 2016).</w:t>
+      </w:r>
+    </w:p>
+    <w:p>
+      <w:pPr>
+        <w:pStyle w:val="Heading2"/>
+      </w:pPr>
+      <w:r>
+        <w:t>Referenser – spillkråka</w:t>
+      </w:r>
+    </w:p>
+    <w:p>
+      <w:r>
+        <w:t xml:space="preserve">Skogsstyrelsen, 2016. </w:t>
+      </w:r>
+      <w:r>
+        <w:rPr>
+          <w:i/>
+        </w:rPr>
+        <w:t xml:space="preserve">Vägledning för hänsyn till spillkråka. </w:t>
+      </w:r>
+      <w:r>
+        <w:t>Vägledningar och kunskapsstöd artskydd – Skogsstyrelsen.</w:t>
+      </w:r>
+    </w:p>
+    <w:p>
+      <w:r>
+        <w:t xml:space="preserve">SLU Artdatabanken, 2026. </w:t>
+      </w:r>
+      <w:r>
+        <w:rPr>
+          <w:i/>
+        </w:rPr>
+        <w:t xml:space="preserve">Artfaktablad. Naturvård – artfakta. </w:t>
+      </w:r>
+      <w:r>
+        <w:t>SLU Artdatabanken, Uppsala.</w:t>
       </w:r>
     </w:p>
     <w:p>
@@ -1623,7 +1773,7 @@
     <w:r>
       <w:tab/>
       <w:tab/>
-      <w:t>2026-09-16</w:t>
+      <w:t>2026-09-17</w:t>
       <w:br/>
       <w:br/>
     </w:r>

--- a/tillsyn/A 27881-2026 tillsynsbegäran.docx
+++ b/tillsyn/A 27881-2026 tillsynsbegäran.docx
@@ -1773,7 +1773,7 @@
     <w:r>
       <w:tab/>
       <w:tab/>
-      <w:t>2026-09-17</w:t>
+      <w:t>2026-09-18</w:t>
       <w:br/>
       <w:br/>
     </w:r>

--- a/tillsyn/A 27881-2026 tillsynsbegäran.docx
+++ b/tillsyn/A 27881-2026 tillsynsbegäran.docx
@@ -1773,7 +1773,7 @@
     <w:r>
       <w:tab/>
       <w:tab/>
-      <w:t>2026-09-18</w:t>
+      <w:t>2026-09-19</w:t>
       <w:br/>
       <w:br/>
     </w:r>

--- a/tillsyn/A 27881-2026 tillsynsbegäran.docx
+++ b/tillsyn/A 27881-2026 tillsynsbegäran.docx
@@ -22,7 +22,7 @@
       <w:r>
         <w:drawing>
           <wp:inline xmlns:a="http://schemas.openxmlformats.org/drawingml/2006/main" xmlns:pic="http://schemas.openxmlformats.org/drawingml/2006/picture">
-            <wp:extent cx="5160112" cy="5724000"/>
+            <wp:extent cx="5271152" cy="5724000"/>
             <wp:docPr id="1" name="Picture 1"/>
             <wp:cNvGraphicFramePr>
               <a:graphicFrameLocks noChangeAspect="1"/>
@@ -43,7 +43,7 @@
                   <pic:spPr>
                     <a:xfrm>
                       <a:off x="0" y="0"/>
-                      <a:ext cx="5160112" cy="5724000"/>
+                      <a:ext cx="5271152" cy="5724000"/>
                     </a:xfrm>
                     <a:prstGeom prst="rect"/>
                   </pic:spPr>
@@ -65,7 +65,7 @@
     </w:p>
     <w:p>
       <w:r>
-        <w:t>I avverkningsanmälan finns fynd av 26 naturvårdsarter, varav 8 är rödlistade, 10 är fridlysta, 21 är typiska (T) och 8 är signalarter (S): garnlav (VU, T), björktrast (NT, §4), harticka (NT, T), lunglav (NT, T), rödvingetrast (NT, §4), talltita (NT, §4), tretåig hackspett (NT, T, §4), ullticka (NT, T), finbräken (S, T), kransrams (S, T), luddlav (S, T), spindelblomster (S, T, §8), stuplav (S, T), svart trolldruva (S, T), tvåblad (S, §8), ögonpyrola (S, T), bergfink (T, §4), blåsippa (T, §9), brudborste (T), ekbräken (T), kransmossa (T), kärrfibbla (T), nordisk stormhatt (T), ormbär (T), spillkråka (T, §4) och fläcknycklar (§8). Se Figur 1.</w:t>
+        <w:t>I avverkningsanmälan finns fynd av 22 naturvårdsarter, varav 6 är rödlistade, 7 är fridlysta, 18 är typiska (T) och 8 är signalarter (S): garnlav (VU, T), lunglav (NT, T), rödvingetrast (NT, §4), talltita (NT, §4), tretåig hackspett (NT, T, §4), ullticka (NT, T), finbräken (S, T), kransrams (S, T), luddlav (S, T), spindelblomster (S, T, §8), stuplav (S, T), svart trolldruva (S, T), tvåblad (S, §8), ögonpyrola (S, T), blåsippa (T, §9), brudborste (T), ekbräken (T), kransmossa (T), kärrfibbla (T), nordisk stormhatt (T), ormbär (T) och fläcknycklar (§8). Se Figur 1.</w:t>
       </w:r>
     </w:p>
     <w:p>
@@ -138,10 +138,133 @@
         <w:rPr>
           <w:b/>
         </w:rPr>
-        <w:t>Harticka (NT)</w:t>
-      </w:r>
-      <w:r>
-        <w:t xml:space="preserve"> är normalt en mycket bra signalart för granskogar med höga naturvärden. Även när svampen påträffas i mer påverkade skogar är det nästan alltid fråga om skogsmiljöer i sena successionsstadier med höga naturvärden. Skogsskötselåtgärder på eller i omedelbar närhet av växtplatserna kan innebära ett hot mot arten. Harticka är typisk art för </w:t>
+        <w:t>Lunglav (NT)</w:t>
+      </w:r>
+      <w:r>
+        <w:t xml:space="preserve"> är en av vårt lands främsta signalarter som överallt indikerar gamla lövträd, skogsbestånd med höga naturvärden och ekosystem med långskoglig kontinuitet. Lokalt kan förekomsten vara mycket riklig men den hittas nästan enbart i gamla och ej slutavverkade skogar. Artens samtliga förekomster bör uppmärksammas från naturvårdssynpunkt, då många lokaler även hyser andra ovanliga och rödlistade arter. Rikliga förekomster bör skyddas med biotopskydd, frivilliga avsättningar eller reservat. På lunglav kan de sällsynta lavparasiterna lunglavshårprick (CR), </w:t>
+      </w:r>
+      <w:r>
+        <w:rPr>
+          <w:i/>
+        </w:rPr>
+        <w:t>Abrothallus diederichii</w:t>
+      </w:r>
+      <w:r>
+        <w:t xml:space="preserve"> (VU), </w:t>
+      </w:r>
+      <w:r>
+        <w:rPr>
+          <w:i/>
+        </w:rPr>
+        <w:t>Abrothallus lobariae</w:t>
+      </w:r>
+      <w:r>
+        <w:t xml:space="preserve"> (VU), </w:t>
+      </w:r>
+      <w:r>
+        <w:rPr>
+          <w:i/>
+        </w:rPr>
+        <w:t>Calycina lobariae</w:t>
+      </w:r>
+      <w:r>
+        <w:t xml:space="preserve"> (VU), lunglavsknapp (VU) och skrovelmössing (VU) påträffas. Lunglav är typisk art för </w:t>
+      </w:r>
+      <w:r>
+        <w:rPr>
+          <w:i/>
+        </w:rPr>
+        <w:t>9010 Taiga, 9020 Nordlig ädellövskog, 9110 Näringsfattig bokskog, 9130 Näringsrik bokskog, 9160 Näringsrik ekskog, 9180 Ädellövskog i branter, 9190 Näringsfattig ekskog, 9070 Trädklädd betesmark, 9040 Fjällbjörkskog</w:t>
+      </w:r>
+      <w:r>
+        <w:t xml:space="preserve"> och</w:t>
+      </w:r>
+      <w:r>
+        <w:rPr>
+          <w:i/>
+        </w:rPr>
+        <w:t xml:space="preserve"> 6530 Lövängar</w:t>
+      </w:r>
+      <w:r>
+        <w:t xml:space="preserve"> (SLU Artdatabanken, 2026; Nitare &amp; Skogsstyrelsen, 2019).</w:t>
+      </w:r>
+    </w:p>
+    <w:p>
+      <w:r>
+        <w:rPr>
+          <w:b/>
+        </w:rPr>
+        <w:t>Talltita (NT, §4)</w:t>
+      </w:r>
+      <w:r>
+        <w:t>, rödlistad som nära hotad och prioriterad art i Skogsvårdslagen, har häckningsrevir i anmälan. Arten har minskat kraftigt de senaste 30 åren och minskningstakten innevarande 10-årsperiod beräknas till 20 (10–30) %. Talltitan är synnerligen trogen sitt cirka 15 hektar stora revir och är beroende av flerskiktade olikåldriga skogar för att kunna föda upp sina ungar. Talltitan försvinner om dess livsmiljö kalavverkas (Eggers &amp; Low, 2014; Ekman, 1979; Griesser et al, 2007; Klein, 2020; Siffczyk et al, 2003; SLU Artdatabanken, 2021).</w:t>
+      </w:r>
+    </w:p>
+    <w:p>
+      <w:r>
+        <w:rPr>
+          <w:b/>
+        </w:rPr>
+        <w:t>Tretåig hackspett (NT, §4)</w:t>
+      </w:r>
+      <w:r>
+        <w:t xml:space="preserve"> är rödlistad som nära hotad och ingår i bilaga 1 i EU:s fågeldirektiv. Tretåig hackspett är för sin överlevnad beroende av kontinuerlig tillförsel av äldre döende och död ved, som sker genom naturliga självgallringsprocesser i äldre grannaturskogar och barrblandade naturskogar. Om en skog genom skogsbruk gallras eller glesas ur så upphör och uteblir i stort sett den naturliga självgallringsprocessen för mycket lång tid framöver vilket omöjliggör upprätthållandet av den kontinuerliga ekologiska funktionen i ett område. Det finns studier som visar att naturskogens självgallringsprocess som den tretåiga hackspetten är beroende av, inte kan ersättas med efterlämnad hänsyn i skogsbruket (Imbeau &amp; Desrochers, 2002). Storleken på häckningsreviret varierar med skogstypen, förekomsten av död ved och graden av fragmentering, men är i allmänhet i storleksordningen 25–100 hektar. Vintertid krävs ofta betydligt större områden och det finns studier som antyder att arten behöver minst 100 hektar äldre skog. I områden med låg bonitet kan det behövas över 200 hektar lämpligt habitat för att ett par ska kunna reproducera sig. Områden med dokumenterad permanent förekomst i naturskogsmiljöer har vanligen så stora naturvärden att skogsbruk är olämpligt. Tretåig hackspett är typisk art för </w:t>
+      </w:r>
+      <w:r>
+        <w:rPr>
+          <w:i/>
+        </w:rPr>
+        <w:t xml:space="preserve">9010 Taiga, 9740 Skogsbevuxen myr, 9030 Landhöjningsskog </w:t>
+      </w:r>
+      <w:r>
+        <w:t xml:space="preserve">och </w:t>
+      </w:r>
+      <w:r>
+        <w:rPr>
+          <w:i/>
+        </w:rPr>
+        <w:t>9040 Fjällbjörkskog</w:t>
+      </w:r>
+      <w:r>
+        <w:t xml:space="preserve"> (Skogsstyrelsen, 2016; SLU Artdatabanken, 2024).</w:t>
+      </w:r>
+    </w:p>
+    <w:p>
+      <w:r>
+        <w:rPr>
+          <w:b/>
+        </w:rPr>
+        <w:t>Ullticka (NT)</w:t>
+      </w:r>
+      <w:r>
+        <w:t xml:space="preserve"> är knuten till restbestånd av barrnaturskog och förekommer med ett tydligt optimum i orörda eller måttligt påverkade gamla granskogar där det föreligger viss kontinuitet av grov död ved. Ullticka är en bra signalart inom hela sitt utbredningsområde och i södra Sverige är den sällsynt och en god signalart för skyddsvärda granskogsmiljöer. Den hotas av avverkning och fragmentering av naturskog och äldre granskog med lång trädkontinuitet. På ullticka kan ibland ulltickeporing (VU) påträffas - det är en sällsynt ticka som nyligen delats upp i de tre olika arterna ulltickeporing </w:t>
+      </w:r>
+      <w:r>
+        <w:rPr>
+          <w:i/>
+        </w:rPr>
+        <w:t xml:space="preserve">Skeletocutis brevispora </w:t>
+      </w:r>
+      <w:r>
+        <w:t>(VU)</w:t>
+      </w:r>
+      <w:r>
+        <w:rPr>
+          <w:i/>
+        </w:rPr>
+        <w:t>, Skeletocutis delicata</w:t>
+      </w:r>
+      <w:r>
+        <w:t xml:space="preserve"> (VU)</w:t>
+      </w:r>
+      <w:r>
+        <w:rPr>
+          <w:i/>
+        </w:rPr>
+        <w:t xml:space="preserve"> och Skeletocutis exilis</w:t>
+      </w:r>
+      <w:r>
+        <w:t xml:space="preserve"> (NT). Ullticka är typisk art för </w:t>
       </w:r>
       <w:r>
         <w:rPr>
@@ -159,7 +282,7 @@
         <w:t>9030 Landhöjningsskog</w:t>
       </w:r>
       <w:r>
-        <w:t xml:space="preserve"> (SLU Artdatabanken, 2024; Nitare &amp; Skogsstyrelsen, 2019).</w:t>
+        <w:t xml:space="preserve"> (SLU Artdatabanken, 2026; Nitare &amp; Skogsstyrelsen, 2019; Miettinen &amp; Niemelä, 2018).</w:t>
       </w:r>
     </w:p>
     <w:p>
@@ -167,55 +290,86 @@
         <w:rPr>
           <w:b/>
         </w:rPr>
-        <w:t>Lunglav (NT)</w:t>
-      </w:r>
-      <w:r>
-        <w:t xml:space="preserve"> är en av vårt lands främsta signalarter som överallt indikerar gamla lövträd, skogsbestånd med höga naturvärden och ekosystem med långskoglig kontinuitet. Lokalt kan förekomsten vara mycket riklig men den hittas nästan enbart i gamla och ej slutavverkade skogar. Artens samtliga förekomster bör uppmärksammas från naturvårdssynpunkt, då många lokaler även hyser andra ovanliga och rödlistade arter. Rikliga förekomster bör skyddas med biotopskydd, frivilliga avsättningar eller reservat. På lunglav kan de sällsynta lavparasiterna lunglavshårprick (CR), </w:t>
+        <w:t>Finbräken</w:t>
+      </w:r>
+      <w:r>
+        <w:t xml:space="preserve"> växer på kalkrika marker i frisk eller fuktig mulljord. Den kräver konstant hög luftfuktighet och är mycket känslig för skogsbruksåtgärder. Arten är placerad högst upp i Skogsstyrelsens värdepyramid för bedömning av skog med höga naturvärden och utgör en karaktärsart för de mest skyddsvärda kalkgranskogarna med långvarig ekologisk kontinuitet och högt skyddsvärde. Finbräken är typisk art för </w:t>
       </w:r>
       <w:r>
         <w:rPr>
           <w:i/>
         </w:rPr>
-        <w:t>Abrothallus diederichii</w:t>
-      </w:r>
-      <w:r>
-        <w:t xml:space="preserve"> (VU), </w:t>
+        <w:t xml:space="preserve">9050 Näringsrik granskog </w:t>
+      </w:r>
+      <w:r>
+        <w:t xml:space="preserve">och </w:t>
       </w:r>
       <w:r>
         <w:rPr>
           <w:i/>
         </w:rPr>
-        <w:t>Abrothallus lobariae</w:t>
-      </w:r>
-      <w:r>
-        <w:t xml:space="preserve"> (VU), </w:t>
+        <w:t xml:space="preserve">9040 Fjällbjörkskog </w:t>
+      </w:r>
+      <w:r>
+        <w:t>(SLU Artdatabanken, 2024; Nitare &amp; Skogsstyrelsen, 2019).</w:t>
+      </w:r>
+    </w:p>
+    <w:p>
+      <w:r>
+        <w:rPr>
+          <w:b/>
+        </w:rPr>
+        <w:t>Kransrams</w:t>
+      </w:r>
+      <w:r>
+        <w:t xml:space="preserve"> är typisk art för </w:t>
       </w:r>
       <w:r>
         <w:rPr>
           <w:i/>
         </w:rPr>
-        <w:t>Calycina lobariae</w:t>
-      </w:r>
-      <w:r>
-        <w:t xml:space="preserve"> (VU), lunglavsknapp (VU) och skrovelmössing (VU) påträffas. Lunglav är typisk art för </w:t>
+        <w:t xml:space="preserve">9020 Nordlig ädellövskog </w:t>
+      </w:r>
+      <w:r>
+        <w:t>(SLU Artdatabanken, 2025).</w:t>
+      </w:r>
+    </w:p>
+    <w:p>
+      <w:r>
+        <w:rPr>
+          <w:b/>
+        </w:rPr>
+        <w:t>Luddlav</w:t>
+      </w:r>
+      <w:r>
+        <w:t xml:space="preserve"> signalerar lång skoglig kontinuitet med ett stabilt lokal- och mikroklimat med hög och jämn fuktighet. Luddlav är typisk art för </w:t>
       </w:r>
       <w:r>
         <w:rPr>
           <w:i/>
         </w:rPr>
-        <w:t>9010 Taiga, 9020 Nordlig ädellövskog, 9110 Näringsfattig bokskog, 9130 Näringsrik bokskog, 9160 Näringsrik ekskog, 9180 Ädellövskog i branter, 9190 Näringsfattig ekskog, 9070 Trädklädd betesmark, 9040 Fjällbjörkskog</w:t>
-      </w:r>
-      <w:r>
-        <w:t xml:space="preserve"> och</w:t>
+        <w:t>9010 Taiga,</w:t>
+      </w:r>
+      <w:r>
+        <w:t xml:space="preserve"> </w:t>
       </w:r>
       <w:r>
         <w:rPr>
           <w:i/>
         </w:rPr>
-        <w:t xml:space="preserve"> 6530 Lövängar</w:t>
-      </w:r>
-      <w:r>
-        <w:t xml:space="preserve"> (SLU Artdatabanken, 2026; Nitare &amp; Skogsstyrelsen, 2019).</w:t>
+        <w:t xml:space="preserve">9020 Nordlig ädellövskog, 9070 Trädklädd betesmark, 9110 Näringsfattig bokskog, 9180 Ädellövskog i branter </w:t>
+      </w:r>
+      <w:r>
+        <w:t>och</w:t>
+      </w:r>
+      <w:r>
+        <w:rPr>
+          <w:i/>
+        </w:rPr>
+        <w:t xml:space="preserve"> 9190 Näringsfattig ekskog </w:t>
+      </w:r>
+      <w:r>
+        <w:t>(Nitare &amp; Skogsstyrelsen, 2019; SLU Artdatabanken, 2025).</w:t>
       </w:r>
     </w:p>
     <w:p>
@@ -223,77 +377,10 @@
         <w:rPr>
           <w:b/>
         </w:rPr>
-        <w:t>Talltita (NT, §4)</w:t>
-      </w:r>
-      <w:r>
-        <w:t>, rödlistad som nära hotad och prioriterad art i Skogsvårdslagen, har häckningsrevir i anmälan. Arten har minskat kraftigt de senaste 30 åren och minskningstakten innevarande 10-årsperiod beräknas till 20 (10–30) %. Talltitan är synnerligen trogen sitt cirka 15 hektar stora revir och är beroende av flerskiktade olikåldriga skogar för att kunna föda upp sina ungar. Talltitan försvinner om dess livsmiljö kalavverkas (Eggers &amp; Low, 2014; Ekman, 1979; Griesser et al, 2007; Klein, 2020; Siffczyk et al, 2003; SLU Artdatabanken, 2021).</w:t>
-      </w:r>
-    </w:p>
-    <w:p>
-      <w:r>
-        <w:rPr>
-          <w:b/>
-        </w:rPr>
-        <w:t>Tretåig hackspett (NT, §4)</w:t>
-      </w:r>
-      <w:r>
-        <w:t xml:space="preserve"> är rödlistad som nära hotad och ingår i bilaga 1 i EU:s fågeldirektiv. Tretåig hackspett är för sin överlevnad beroende av kontinuerlig tillförsel av äldre döende och död ved, som sker genom naturliga självgallringsprocesser i äldre grannaturskogar och barrblandade naturskogar. Om en skog genom skogsbruk gallras eller glesas ur så upphör och uteblir i stort sett den naturliga självgallringsprocessen för mycket lång tid framöver vilket omöjliggör upprätthållandet av den kontinuerliga ekologiska funktionen i ett område. Det finns studier som visar att naturskogens självgallringsprocess som den tretåiga hackspetten är beroende av, inte kan ersättas med efterlämnad hänsyn i skogsbruket (Imbeau &amp; Desrochers, 2002). Storleken på häckningsreviret varierar med skogstypen, förekomsten av död ved och graden av fragmentering, men är i allmänhet i storleksordningen 25–100 hektar. Vintertid krävs ofta betydligt större områden och det finns studier som antyder att arten behöver minst 100 hektar äldre skog. I områden med låg bonitet kan det behövas över 200 hektar lämpligt habitat för att ett par ska kunna reproducera sig. Områden med dokumenterad permanent förekomst i naturskogsmiljöer har vanligen så stora naturvärden att skogsbruk är olämpligt. Tretåig hackspett är typisk art för </w:t>
-      </w:r>
-      <w:r>
-        <w:rPr>
-          <w:i/>
-        </w:rPr>
-        <w:t xml:space="preserve">9010 Taiga, 9740 Skogsbevuxen myr, 9030 Landhöjningsskog </w:t>
-      </w:r>
-      <w:r>
-        <w:t xml:space="preserve">och </w:t>
-      </w:r>
-      <w:r>
-        <w:rPr>
-          <w:i/>
-        </w:rPr>
-        <w:t>9040 Fjällbjörkskog</w:t>
-      </w:r>
-      <w:r>
-        <w:t xml:space="preserve"> (Skogsstyrelsen, 2016; SLU Artdatabanken, 2024).</w:t>
-      </w:r>
-    </w:p>
-    <w:p>
-      <w:r>
-        <w:rPr>
-          <w:b/>
-        </w:rPr>
-        <w:t>Ullticka (NT)</w:t>
-      </w:r>
-      <w:r>
-        <w:t xml:space="preserve"> är knuten till restbestånd av barrnaturskog och förekommer med ett tydligt optimum i orörda eller måttligt påverkade gamla granskogar där det föreligger viss kontinuitet av grov död ved. Ullticka är en bra signalart inom hela sitt utbredningsområde och i södra Sverige är den sällsynt och en god signalart för skyddsvärda granskogsmiljöer. Den hotas av avverkning och fragmentering av naturskog och äldre granskog med lång trädkontinuitet. På ullticka kan ibland ulltickeporing (VU) påträffas - det är en sällsynt ticka som nyligen delats upp i de tre olika arterna ulltickeporing </w:t>
-      </w:r>
-      <w:r>
-        <w:rPr>
-          <w:i/>
-        </w:rPr>
-        <w:t xml:space="preserve">Skeletocutis brevispora </w:t>
-      </w:r>
-      <w:r>
-        <w:t>(VU)</w:t>
-      </w:r>
-      <w:r>
-        <w:rPr>
-          <w:i/>
-        </w:rPr>
-        <w:t>, Skeletocutis delicata</w:t>
-      </w:r>
-      <w:r>
-        <w:t xml:space="preserve"> (VU)</w:t>
-      </w:r>
-      <w:r>
-        <w:rPr>
-          <w:i/>
-        </w:rPr>
-        <w:t xml:space="preserve"> och Skeletocutis exilis</w:t>
-      </w:r>
-      <w:r>
-        <w:t xml:space="preserve"> (NT). Ullticka är typisk art för </w:t>
+        <w:t>Spindelblomster (§8)</w:t>
+      </w:r>
+      <w:r>
+        <w:t xml:space="preserve"> växer i äldre mossrik granskog eller barrblandskog, men även i fjällbjörkskog. Arten indikerar långvarig trädkontinuitet och hög luftfuktighet och är mycket känslig för uttorkning och markskador. Spindelblomster har i många trakter minskat starkt under senare tid på grund av slutavverkningar och skogsmarksdikning. Spindelblomster är typisk art för </w:t>
       </w:r>
       <w:r>
         <w:rPr>
@@ -302,16 +389,16 @@
         <w:t xml:space="preserve">9010 Taiga, 9050 Näringsrik granskog </w:t>
       </w:r>
       <w:r>
-        <w:t xml:space="preserve">och </w:t>
+        <w:t>och</w:t>
       </w:r>
       <w:r>
         <w:rPr>
           <w:i/>
         </w:rPr>
-        <w:t>9030 Landhöjningsskog</w:t>
-      </w:r>
-      <w:r>
-        <w:t xml:space="preserve"> (SLU Artdatabanken, 2026; Nitare &amp; Skogsstyrelsen, 2019; Miettinen &amp; Niemelä, 2018).</w:t>
+        <w:t xml:space="preserve"> 9040 Fjällbjörkskog</w:t>
+      </w:r>
+      <w:r>
+        <w:t xml:space="preserve"> (Nitare &amp; Skogsstyrelsen, 2019; SLU Artdatabanken, 2025).</w:t>
       </w:r>
     </w:p>
     <w:p>
@@ -319,10 +406,211 @@
         <w:rPr>
           <w:b/>
         </w:rPr>
-        <w:t>Finbräken</w:t>
-      </w:r>
-      <w:r>
-        <w:t xml:space="preserve"> växer på kalkrika marker i frisk eller fuktig mulljord. Den kräver konstant hög luftfuktighet och är mycket känslig för skogsbruksåtgärder. Arten är placerad högst upp i Skogsstyrelsens värdepyramid för bedömning av skog med höga naturvärden och utgör en karaktärsart för de mest skyddsvärda kalkgranskogarna med långvarig ekologisk kontinuitet och högt skyddsvärde. Finbräken är typisk art för </w:t>
+        <w:t>Stuplav</w:t>
+      </w:r>
+      <w:r>
+        <w:t xml:space="preserve"> är en mycket bra signalart i hela sitt utbredningsområde och förekommer nästan enbart i skogsmiljöer med höga naturvärden. Den indikerar långvarig förekomst av gamla lövträd och miljöer med konstant hög luftfuktighet. I skogar med suboceaniskt klimat finns det en mycket sällsynt parasit, njurlavsknapp </w:t>
+      </w:r>
+      <w:r>
+        <w:rPr>
+          <w:i/>
+        </w:rPr>
+        <w:t>Pletocarpon nephromeum</w:t>
+      </w:r>
+      <w:r>
+        <w:t xml:space="preserve"> (EN), som växer på stuplav. Ytterligare tre sällsynta lavparasiter, </w:t>
+      </w:r>
+      <w:r>
+        <w:rPr>
+          <w:i/>
+        </w:rPr>
+        <w:t>Protounguicularia nephromatis</w:t>
+      </w:r>
+      <w:r>
+        <w:t xml:space="preserve"> (VU), </w:t>
+      </w:r>
+      <w:r>
+        <w:rPr>
+          <w:i/>
+        </w:rPr>
+        <w:t>Refractohilum galligenum</w:t>
+      </w:r>
+      <w:r>
+        <w:t xml:space="preserve"> (NT) och </w:t>
+      </w:r>
+      <w:r>
+        <w:rPr>
+          <w:i/>
+        </w:rPr>
+        <w:t>Roselliniella nephromatis</w:t>
+      </w:r>
+      <w:r>
+        <w:t xml:space="preserve"> (DD), kan också påträffas på stuplav. Stuplav är typisk art för </w:t>
+      </w:r>
+      <w:r>
+        <w:rPr>
+          <w:i/>
+        </w:rPr>
+        <w:t>9010 Taiga</w:t>
+      </w:r>
+      <w:r>
+        <w:t xml:space="preserve"> (SLU Artdatabanken, 2026; Nitare &amp; Skogsstyrelsen, 2019).</w:t>
+      </w:r>
+    </w:p>
+    <w:p>
+      <w:r>
+        <w:rPr>
+          <w:b/>
+        </w:rPr>
+        <w:t>Svart trolldruva</w:t>
+      </w:r>
+      <w:r>
+        <w:t xml:space="preserve"> är en kalkgynnad växt som förekommer på näringsrik frisk mulljord i såväl bördiga kalkbarrskogar som sydliga kalklövskogar och lundar. Arten är en bra signalart för skyddsvärda biotoper i såväl löv- som barrskogar och tål inte slutavverkning och markberedning. Trolldruva är värdväxt för ett antal sällsynta fjärilsarter som ställer höga krav på sina livsmiljöer, däribland trolldruvemätare (EN), skuggmalmätare (VU) och trolldruvelobmätare (VU). Svart trolldruva är typisk art för </w:t>
+      </w:r>
+      <w:r>
+        <w:rPr>
+          <w:i/>
+        </w:rPr>
+        <w:t>9050 Näringsrik granskog,</w:t>
+      </w:r>
+      <w:r>
+        <w:t xml:space="preserve"> </w:t>
+      </w:r>
+      <w:r>
+        <w:rPr>
+          <w:i/>
+        </w:rPr>
+        <w:t xml:space="preserve">9020 Nordlig ädellövskog, 9160 Näringsrik ekskog, 9180 Ädellövskog i branter </w:t>
+      </w:r>
+      <w:r>
+        <w:t>och</w:t>
+      </w:r>
+      <w:r>
+        <w:rPr>
+          <w:i/>
+        </w:rPr>
+        <w:t xml:space="preserve"> 1610 Åsöar i Östersjön</w:t>
+      </w:r>
+      <w:r>
+        <w:t xml:space="preserve"> (SLU Artdatabanken, 2024; Nitare &amp; Skogsstyrelsen, 2019).</w:t>
+      </w:r>
+    </w:p>
+    <w:p>
+      <w:r>
+        <w:rPr>
+          <w:b/>
+        </w:rPr>
+        <w:t xml:space="preserve">Ögonpyrola </w:t>
+      </w:r>
+      <w:r>
+        <w:t xml:space="preserve">är normalt en bra signalart som visar på områden med höga naturvärden och stabila förhållanden, särskilt inom näringsfattiga trakter. Växten är mycket känslig för markskador och försvinner snabbt efter slutavverkning. Den hotas också av skogsgödsling och markavvattning. Ögonpyrola är typisk art för </w:t>
+      </w:r>
+      <w:r>
+        <w:rPr>
+          <w:i/>
+        </w:rPr>
+        <w:t>9010 Taiga</w:t>
+      </w:r>
+      <w:r>
+        <w:t xml:space="preserve"> och</w:t>
+      </w:r>
+      <w:r>
+        <w:rPr>
+          <w:i/>
+        </w:rPr>
+        <w:t xml:space="preserve"> 9070 Trädklädd betesmark</w:t>
+      </w:r>
+      <w:r>
+        <w:t xml:space="preserve"> (Nitare &amp; Skogsstyrelsen, 2019; SLU Artdatabanken, 2024).</w:t>
+      </w:r>
+    </w:p>
+    <w:p>
+      <w:r>
+        <w:rPr>
+          <w:b/>
+        </w:rPr>
+        <w:t>Blåsippa (§9)</w:t>
+      </w:r>
+      <w:r>
+        <w:t xml:space="preserve"> är typisk art för </w:t>
+      </w:r>
+      <w:r>
+        <w:rPr>
+          <w:i/>
+        </w:rPr>
+        <w:t>9050 Näringsrik granskog, 9020 Nordlig ädellövskog</w:t>
+      </w:r>
+      <w:r>
+        <w:t xml:space="preserve"> och </w:t>
+      </w:r>
+      <w:r>
+        <w:rPr>
+          <w:i/>
+        </w:rPr>
+        <w:t>8240 Karsthällmarker</w:t>
+      </w:r>
+      <w:r>
+        <w:t xml:space="preserve"> (SLU Artdatabanken, 2025).</w:t>
+      </w:r>
+    </w:p>
+    <w:p>
+      <w:r>
+        <w:rPr>
+          <w:b/>
+        </w:rPr>
+        <w:t>Brudborste</w:t>
+      </w:r>
+      <w:r>
+        <w:t xml:space="preserve"> är typisk art för </w:t>
+      </w:r>
+      <w:r>
+        <w:rPr>
+          <w:i/>
+        </w:rPr>
+        <w:t xml:space="preserve">9050 Näringsrik granskog, 9040 Fjällbjörkskog, 6530 Lövängar, 6430 Högörtängar </w:t>
+      </w:r>
+      <w:r>
+        <w:t xml:space="preserve">och </w:t>
+      </w:r>
+      <w:r>
+        <w:rPr>
+          <w:i/>
+        </w:rPr>
+        <w:t>6510 Slåtterängar i låglandet</w:t>
+      </w:r>
+      <w:r>
+        <w:t xml:space="preserve"> (SLU Artdatabanken, 2025).</w:t>
+      </w:r>
+    </w:p>
+    <w:p>
+      <w:r>
+        <w:rPr>
+          <w:b/>
+        </w:rPr>
+        <w:t xml:space="preserve">Ekbräken </w:t>
+      </w:r>
+      <w:r>
+        <w:t xml:space="preserve">är typisk art för </w:t>
+      </w:r>
+      <w:r>
+        <w:rPr>
+          <w:i/>
+        </w:rPr>
+        <w:t>9050 Näringsrik granskog</w:t>
+      </w:r>
+      <w:r>
+        <w:t xml:space="preserve"> (SLU Artdatabanken, 2025).</w:t>
+      </w:r>
+    </w:p>
+    <w:p>
+      <w:r>
+        <w:rPr>
+          <w:b/>
+        </w:rPr>
+        <w:t>Kransmossa</w:t>
+      </w:r>
+      <w:r>
+        <w:t xml:space="preserve"> är typisk art för </w:t>
       </w:r>
       <w:r>
         <w:rPr>
@@ -337,10 +625,10 @@
         <w:rPr>
           <w:i/>
         </w:rPr>
-        <w:t xml:space="preserve">9040 Fjällbjörkskog </w:t>
-      </w:r>
-      <w:r>
-        <w:t>(SLU Artdatabanken, 2024; Nitare &amp; Skogsstyrelsen, 2019).</w:t>
+        <w:t xml:space="preserve">6170 Alpina kalkgräsmarker </w:t>
+      </w:r>
+      <w:r>
+        <w:t>(SLU Artdatabanken, 2025).</w:t>
       </w:r>
     </w:p>
     <w:p>
@@ -348,7 +636,7 @@
         <w:rPr>
           <w:b/>
         </w:rPr>
-        <w:t>Kransrams</w:t>
+        <w:t>Kärrfibbla</w:t>
       </w:r>
       <w:r>
         <w:t xml:space="preserve"> är typisk art för </w:t>
@@ -357,7 +645,16 @@
         <w:rPr>
           <w:i/>
         </w:rPr>
-        <w:t xml:space="preserve">9020 Nordlig ädellövskog </w:t>
+        <w:t xml:space="preserve">9050 Näringsrik granskog, 9080 Lövsumpskog </w:t>
+      </w:r>
+      <w:r>
+        <w:t>och</w:t>
+      </w:r>
+      <w:r>
+        <w:rPr>
+          <w:i/>
+        </w:rPr>
+        <w:t xml:space="preserve"> 9040 Fjällbjörkskog </w:t>
       </w:r>
       <w:r>
         <w:t>(SLU Artdatabanken, 2025).</w:t>
@@ -368,37 +665,37 @@
         <w:rPr>
           <w:b/>
         </w:rPr>
-        <w:t>Luddlav</w:t>
-      </w:r>
-      <w:r>
-        <w:t xml:space="preserve"> signalerar lång skoglig kontinuitet med ett stabilt lokal- och mikroklimat med hög och jämn fuktighet. Luddlav är typisk art för </w:t>
+        <w:t>Nordisk stormhatt</w:t>
+      </w:r>
+      <w:r>
+        <w:t xml:space="preserve"> är typisk art för </w:t>
       </w:r>
       <w:r>
         <w:rPr>
           <w:i/>
         </w:rPr>
-        <w:t>9010 Taiga,</w:t>
-      </w:r>
-      <w:r>
-        <w:t xml:space="preserve"> </w:t>
+        <w:t xml:space="preserve">9050 Näringsrik granskog, 9040 Fjällbjörkskog </w:t>
+      </w:r>
+      <w:r>
+        <w:t xml:space="preserve">och </w:t>
       </w:r>
       <w:r>
         <w:rPr>
           <w:i/>
         </w:rPr>
-        <w:t xml:space="preserve">9020 Nordlig ädellövskog, 9070 Trädklädd betesmark, 9110 Näringsfattig bokskog, 9180 Ädellövskog i branter </w:t>
-      </w:r>
-      <w:r>
-        <w:t>och</w:t>
+        <w:t>6430 Högörtängar</w:t>
+      </w:r>
+      <w:r>
+        <w:t>. Stormhattsrotvecklare (NT) samt stormhattshumla, som är rödlistad som nära hotad (NT) på den europeiska rödlistan, är knuten till nordisk stormhatt</w:t>
       </w:r>
       <w:r>
         <w:rPr>
           <w:i/>
         </w:rPr>
-        <w:t xml:space="preserve"> 9190 Näringsfattig ekskog </w:t>
-      </w:r>
-      <w:r>
-        <w:t>(Nitare &amp; Skogsstyrelsen, 2019; SLU Artdatabanken, 2025).</w:t>
+        <w:t xml:space="preserve"> </w:t>
+      </w:r>
+      <w:r>
+        <w:t>(SLU Artdatabanken, 2026; IUCN, 2025).</w:t>
       </w:r>
     </w:p>
     <w:p>
@@ -406,257 +703,7 @@
         <w:rPr>
           <w:b/>
         </w:rPr>
-        <w:t>Spindelblomster (§8)</w:t>
-      </w:r>
-      <w:r>
-        <w:t xml:space="preserve"> växer i äldre mossrik granskog eller barrblandskog, men även i fjällbjörkskog. Arten indikerar långvarig trädkontinuitet och hög luftfuktighet och är mycket känslig för uttorkning och markskador. Spindelblomster har i många trakter minskat starkt under senare tid på grund av slutavverkningar och skogsmarksdikning. Spindelblomster är typisk art för </w:t>
-      </w:r>
-      <w:r>
-        <w:rPr>
-          <w:i/>
-        </w:rPr>
-        <w:t xml:space="preserve">9010 Taiga, 9050 Näringsrik granskog </w:t>
-      </w:r>
-      <w:r>
-        <w:t>och</w:t>
-      </w:r>
-      <w:r>
-        <w:rPr>
-          <w:i/>
-        </w:rPr>
-        <w:t xml:space="preserve"> 9040 Fjällbjörkskog</w:t>
-      </w:r>
-      <w:r>
-        <w:t xml:space="preserve"> (Nitare &amp; Skogsstyrelsen, 2019; SLU Artdatabanken, 2025).</w:t>
-      </w:r>
-    </w:p>
-    <w:p>
-      <w:r>
-        <w:rPr>
-          <w:b/>
-        </w:rPr>
-        <w:t>Stuplav</w:t>
-      </w:r>
-      <w:r>
-        <w:t xml:space="preserve"> är en mycket bra signalart i hela sitt utbredningsområde och förekommer nästan enbart i skogsmiljöer med höga naturvärden. Den indikerar långvarig förekomst av gamla lövträd och miljöer med konstant hög luftfuktighet. I skogar med suboceaniskt klimat finns det en mycket sällsynt parasit, njurlavsknapp </w:t>
-      </w:r>
-      <w:r>
-        <w:rPr>
-          <w:i/>
-        </w:rPr>
-        <w:t>Pletocarpon nephromeum</w:t>
-      </w:r>
-      <w:r>
-        <w:t xml:space="preserve"> (EN), som växer på stuplav. Ytterligare tre sällsynta lavparasiter, </w:t>
-      </w:r>
-      <w:r>
-        <w:rPr>
-          <w:i/>
-        </w:rPr>
-        <w:t>Protounguicularia nephromatis</w:t>
-      </w:r>
-      <w:r>
-        <w:t xml:space="preserve"> (VU), </w:t>
-      </w:r>
-      <w:r>
-        <w:rPr>
-          <w:i/>
-        </w:rPr>
-        <w:t>Refractohilum galligenum</w:t>
-      </w:r>
-      <w:r>
-        <w:t xml:space="preserve"> (NT) och </w:t>
-      </w:r>
-      <w:r>
-        <w:rPr>
-          <w:i/>
-        </w:rPr>
-        <w:t>Roselliniella nephromatis</w:t>
-      </w:r>
-      <w:r>
-        <w:t xml:space="preserve"> (DD), kan också påträffas på stuplav. Stuplav är typisk art för </w:t>
-      </w:r>
-      <w:r>
-        <w:rPr>
-          <w:i/>
-        </w:rPr>
-        <w:t>9010 Taiga</w:t>
-      </w:r>
-      <w:r>
-        <w:t xml:space="preserve"> (SLU Artdatabanken, 2026; Nitare &amp; Skogsstyrelsen, 2019).</w:t>
-      </w:r>
-    </w:p>
-    <w:p>
-      <w:r>
-        <w:rPr>
-          <w:b/>
-        </w:rPr>
-        <w:t>Svart trolldruva</w:t>
-      </w:r>
-      <w:r>
-        <w:t xml:space="preserve"> är en kalkgynnad växt som förekommer på näringsrik frisk mulljord i såväl bördiga kalkbarrskogar som sydliga kalklövskogar och lundar. Arten är en bra signalart för skyddsvärda biotoper i såväl löv- som barrskogar och tål inte slutavverkning och markberedning. Trolldruva är värdväxt för ett antal sällsynta fjärilsarter som ställer höga krav på sina livsmiljöer, däribland trolldruvemätare (EN), skuggmalmätare (VU) och trolldruvelobmätare (VU). Svart trolldruva är typisk art för </w:t>
-      </w:r>
-      <w:r>
-        <w:rPr>
-          <w:i/>
-        </w:rPr>
-        <w:t>9050 Näringsrik granskog,</w:t>
-      </w:r>
-      <w:r>
-        <w:t xml:space="preserve"> </w:t>
-      </w:r>
-      <w:r>
-        <w:rPr>
-          <w:i/>
-        </w:rPr>
-        <w:t xml:space="preserve">9020 Nordlig ädellövskog, 9160 Näringsrik ekskog, 9180 Ädellövskog i branter </w:t>
-      </w:r>
-      <w:r>
-        <w:t>och</w:t>
-      </w:r>
-      <w:r>
-        <w:rPr>
-          <w:i/>
-        </w:rPr>
-        <w:t xml:space="preserve"> 1610 Åsöar i Östersjön</w:t>
-      </w:r>
-      <w:r>
-        <w:t xml:space="preserve"> (SLU Artdatabanken, 2024; Nitare &amp; Skogsstyrelsen, 2019).</w:t>
-      </w:r>
-    </w:p>
-    <w:p>
-      <w:r>
-        <w:rPr>
-          <w:b/>
-        </w:rPr>
-        <w:t xml:space="preserve">Ögonpyrola </w:t>
-      </w:r>
-      <w:r>
-        <w:t xml:space="preserve">är normalt en bra signalart som visar på områden med höga naturvärden och stabila förhållanden, särskilt inom näringsfattiga trakter. Växten är mycket känslig för markskador och försvinner snabbt efter slutavverkning. Den hotas också av skogsgödsling och markavvattning. Ögonpyrola är typisk art för </w:t>
-      </w:r>
-      <w:r>
-        <w:rPr>
-          <w:i/>
-        </w:rPr>
-        <w:t>9010 Taiga</w:t>
-      </w:r>
-      <w:r>
-        <w:t xml:space="preserve"> och</w:t>
-      </w:r>
-      <w:r>
-        <w:rPr>
-          <w:i/>
-        </w:rPr>
-        <w:t xml:space="preserve"> 9070 Trädklädd betesmark</w:t>
-      </w:r>
-      <w:r>
-        <w:t xml:space="preserve"> (Nitare &amp; Skogsstyrelsen, 2019; SLU Artdatabanken, 2024).</w:t>
-      </w:r>
-    </w:p>
-    <w:p>
-      <w:r>
-        <w:rPr>
-          <w:b/>
-        </w:rPr>
-        <w:t>Bergfink (§4)</w:t>
-      </w:r>
-      <w:r>
-        <w:t xml:space="preserve"> häckar i barr- och blandskog samt i fjällbjörkskog. Den förekommer i Norrland, västra Dalarna och norra Värmland samt sparsamt till sällsynt vidare söderut till mellersta Värmland, norra Västmanland och södra Gästrikland. Bergfink är typisk art för </w:t>
-      </w:r>
-      <w:r>
-        <w:rPr>
-          <w:i/>
-        </w:rPr>
-        <w:t>9040 Fjällbjörkskog</w:t>
-      </w:r>
-      <w:r>
-        <w:t xml:space="preserve"> (SLU Artdatabanken, 2025).</w:t>
-      </w:r>
-    </w:p>
-    <w:p>
-      <w:r>
-        <w:rPr>
-          <w:b/>
-        </w:rPr>
-        <w:t>Blåsippa (§9)</w:t>
-      </w:r>
-      <w:r>
-        <w:t xml:space="preserve"> är typisk art för </w:t>
-      </w:r>
-      <w:r>
-        <w:rPr>
-          <w:i/>
-        </w:rPr>
-        <w:t>9050 Näringsrik granskog, 9020 Nordlig ädellövskog</w:t>
-      </w:r>
-      <w:r>
-        <w:t xml:space="preserve"> och </w:t>
-      </w:r>
-      <w:r>
-        <w:rPr>
-          <w:i/>
-        </w:rPr>
-        <w:t>8240 Karsthällmarker</w:t>
-      </w:r>
-      <w:r>
-        <w:t xml:space="preserve"> (SLU Artdatabanken, 2025).</w:t>
-      </w:r>
-    </w:p>
-    <w:p>
-      <w:r>
-        <w:rPr>
-          <w:b/>
-        </w:rPr>
-        <w:t>Brudborste</w:t>
-      </w:r>
-      <w:r>
-        <w:t xml:space="preserve"> är typisk art för </w:t>
-      </w:r>
-      <w:r>
-        <w:rPr>
-          <w:i/>
-        </w:rPr>
-        <w:t xml:space="preserve">9050 Näringsrik granskog, 9040 Fjällbjörkskog, 6530 Lövängar, 6430 Högörtängar </w:t>
-      </w:r>
-      <w:r>
-        <w:t xml:space="preserve">och </w:t>
-      </w:r>
-      <w:r>
-        <w:rPr>
-          <w:i/>
-        </w:rPr>
-        <w:t>6510 Slåtterängar i låglandet</w:t>
-      </w:r>
-      <w:r>
-        <w:t xml:space="preserve"> (SLU Artdatabanken, 2025).</w:t>
-      </w:r>
-    </w:p>
-    <w:p>
-      <w:r>
-        <w:rPr>
-          <w:b/>
-        </w:rPr>
-        <w:t xml:space="preserve">Ekbräken </w:t>
-      </w:r>
-      <w:r>
-        <w:t xml:space="preserve">är typisk art för </w:t>
-      </w:r>
-      <w:r>
-        <w:rPr>
-          <w:i/>
-        </w:rPr>
-        <w:t>9050 Näringsrik granskog</w:t>
-      </w:r>
-      <w:r>
-        <w:t xml:space="preserve"> (SLU Artdatabanken, 2025).</w:t>
-      </w:r>
-    </w:p>
-    <w:p>
-      <w:r>
-        <w:rPr>
-          <w:b/>
-        </w:rPr>
-        <w:t>Kransmossa</w:t>
+        <w:t>Ormbär</w:t>
       </w:r>
       <w:r>
         <w:t xml:space="preserve"> är typisk art för </w:t>
@@ -668,132 +715,7 @@
         <w:t xml:space="preserve">9050 Näringsrik granskog </w:t>
       </w:r>
       <w:r>
-        <w:t xml:space="preserve">och </w:t>
-      </w:r>
-      <w:r>
-        <w:rPr>
-          <w:i/>
-        </w:rPr>
-        <w:t xml:space="preserve">6170 Alpina kalkgräsmarker </w:t>
-      </w:r>
-      <w:r>
         <w:t>(SLU Artdatabanken, 2025).</w:t>
-      </w:r>
-    </w:p>
-    <w:p>
-      <w:r>
-        <w:rPr>
-          <w:b/>
-        </w:rPr>
-        <w:t>Kärrfibbla</w:t>
-      </w:r>
-      <w:r>
-        <w:t xml:space="preserve"> är typisk art för </w:t>
-      </w:r>
-      <w:r>
-        <w:rPr>
-          <w:i/>
-        </w:rPr>
-        <w:t xml:space="preserve">9050 Näringsrik granskog, 9080 Lövsumpskog </w:t>
-      </w:r>
-      <w:r>
-        <w:t>och</w:t>
-      </w:r>
-      <w:r>
-        <w:rPr>
-          <w:i/>
-        </w:rPr>
-        <w:t xml:space="preserve"> 9040 Fjällbjörkskog </w:t>
-      </w:r>
-      <w:r>
-        <w:t>(SLU Artdatabanken, 2025).</w:t>
-      </w:r>
-    </w:p>
-    <w:p>
-      <w:r>
-        <w:rPr>
-          <w:b/>
-        </w:rPr>
-        <w:t>Nordisk stormhatt</w:t>
-      </w:r>
-      <w:r>
-        <w:t xml:space="preserve"> är typisk art för </w:t>
-      </w:r>
-      <w:r>
-        <w:rPr>
-          <w:i/>
-        </w:rPr>
-        <w:t xml:space="preserve">9050 Näringsrik granskog, 9040 Fjällbjörkskog </w:t>
-      </w:r>
-      <w:r>
-        <w:t xml:space="preserve">och </w:t>
-      </w:r>
-      <w:r>
-        <w:rPr>
-          <w:i/>
-        </w:rPr>
-        <w:t>6430 Högörtängar</w:t>
-      </w:r>
-      <w:r>
-        <w:t>. Stormhattsrotvecklare (NT) samt stormhattshumla, som är rödlistad som nära hotad (NT) på den europeiska rödlistan, är knuten till nordisk stormhatt</w:t>
-      </w:r>
-      <w:r>
-        <w:rPr>
-          <w:i/>
-        </w:rPr>
-        <w:t xml:space="preserve"> </w:t>
-      </w:r>
-      <w:r>
-        <w:t>(SLU Artdatabanken, 2026; IUCN, 2025).</w:t>
-      </w:r>
-    </w:p>
-    <w:p>
-      <w:r>
-        <w:rPr>
-          <w:b/>
-        </w:rPr>
-        <w:t>Ormbär</w:t>
-      </w:r>
-      <w:r>
-        <w:t xml:space="preserve"> är typisk art för </w:t>
-      </w:r>
-      <w:r>
-        <w:rPr>
-          <w:i/>
-        </w:rPr>
-        <w:t xml:space="preserve">9050 Näringsrik granskog </w:t>
-      </w:r>
-      <w:r>
-        <w:t>(SLU Artdatabanken, 2025).</w:t>
-      </w:r>
-    </w:p>
-    <w:p>
-      <w:r>
-        <w:rPr>
-          <w:b/>
-        </w:rPr>
-        <w:t>Spillkråka (§4)</w:t>
-      </w:r>
-      <w:r>
-        <w:t xml:space="preserve"> omfattas av bilaga 1 i EU:s fågeldirektiv och är typisk art för </w:t>
-      </w:r>
-      <w:r>
-        <w:rPr>
-          <w:i/>
-        </w:rPr>
-        <w:t xml:space="preserve">9010 Taiga </w:t>
-      </w:r>
-      <w:r>
-        <w:t>och</w:t>
-      </w:r>
-      <w:r>
-        <w:rPr>
-          <w:i/>
-        </w:rPr>
-        <w:t xml:space="preserve"> 9740 Skogsbevuxen myr</w:t>
-      </w:r>
-      <w:r>
-        <w:t>. Den behöver grova träd, främst tall, asp och bok som boträd. Skogsbruk med korta omloppstider och täta, homogena ungskogar utgör det största hotet. Spillkråka är en nyckelart i skogliga miljöer vars övergivna bohål utnyttjas av flera andra hålhäckande fågelarter och fladdermöss, däribland pärluggla (EN, §4), knipa (§4), salskrake (§4) och skogsduva (§4). Hökuggla (VU, §4) och slaguggla (§4) häckar ofta i högstubbar som brutits av i höjd med ett gammalt spillkråkebo (SLU Artdatabanken, 2026; Skogsstyrelsen, 2016).</w:t>
       </w:r>
     </w:p>
     <w:p>
@@ -833,7 +755,7 @@
     </w:p>
     <w:p>
       <w:r>
-        <w:t>Följande typiska arter har sina livsmiljöer och växtplatser i den avverkningsanmälda skogen: garnlav (VU, T), harticka (NT, T), lunglav (NT, T), tretåig hackspett (NT, T, §4), ullticka (NT, T), finbräken (S, T), kransrams (S, T), luddlav (S, T), spindelblomster (S, T, §8), stuplav (S, T), svart trolldruva (S, T), ögonpyrola (S, T), bergfink (T, §4), blåsippa (T, §9), brudborste (T), ekbräken (T), kransmossa (T), kärrfibbla (T), nordisk stormhatt (T), ormbär (T) och spillkråka (T, §4).</w:t>
+        <w:t>Följande typiska arter har sina livsmiljöer och växtplatser i den avverkningsanmälda skogen: garnlav (VU, T), lunglav (NT, T), tretåig hackspett (NT, T, §4), ullticka (NT, T), finbräken (S, T), kransrams (S, T), luddlav (S, T), spindelblomster (S, T, §8), stuplav (S, T), svart trolldruva (S, T), ögonpyrola (S, T), blåsippa (T, §9), brudborste (T), ekbräken (T), kransmossa (T), kärrfibbla (T), nordisk stormhatt (T) och ormbär (T).</w:t>
       </w:r>
     </w:p>
     <w:p>
@@ -1323,78 +1245,6 @@
       </w:r>
       <w:r>
         <w:t>Acta Ornithologica 40(1): 53–60.</w:t>
-      </w:r>
-    </w:p>
-    <w:p>
-      <w:pPr>
-        <w:pStyle w:val="Heading1"/>
-      </w:pPr>
-      <w:r>
-        <w:t>Spillkråka – ekologi samt krav på livsmiljön</w:t>
-      </w:r>
-    </w:p>
-    <w:p>
-      <w:r>
-        <w:t xml:space="preserve">Spillkråka (§4) ingår i bilaga 1 EU:s fågeldirektiv och är typisk art för </w:t>
-      </w:r>
-      <w:r>
-        <w:rPr>
-          <w:i/>
-        </w:rPr>
-        <w:t xml:space="preserve">9010 Taiga </w:t>
-      </w:r>
-      <w:r>
-        <w:t>och</w:t>
-      </w:r>
-      <w:r>
-        <w:rPr>
-          <w:i/>
-        </w:rPr>
-        <w:t xml:space="preserve"> 9740 Skogsbevuxen myr</w:t>
-      </w:r>
-      <w:r>
-        <w:t>. Den lever i både barr- och blandskog liksom i ren lövskog. De tätaste populationerna tenderar att finnas i äldre, variationsrik blandskog med gott om död ved och gamla träd. Varje par utnyttjar 400–1000 hektar skog beroende på skogens kvalitet. Skogsbruk med korta omloppstider och täta, homogena ungskogar utgör det största hotet (SLU Artdatabanken, 2026).</w:t>
-      </w:r>
-    </w:p>
-    <w:p>
-      <w:r>
-        <w:t>Spillkråka är en nyckelart i skogliga miljöer vars övergivna bohål utnyttjas av flera andra hålhäckande fågelarter och fladdermöss, däribland pärluggla (EN, §4), knipa (§4), salskrake (§4) och skogsduva (§4). Hökuggla (VU, §4) och slaguggla (§4) häckar ofta i högstubbar som brutits av i höjd med ett gammalt spillkråkebo (Skogsstyrelsen, 2016).</w:t>
-      </w:r>
-    </w:p>
-    <w:p>
-      <w:pPr>
-        <w:pStyle w:val="Heading2"/>
-      </w:pPr>
-      <w:r>
-        <w:t>Referenser – spillkråka</w:t>
-      </w:r>
-    </w:p>
-    <w:p>
-      <w:r>
-        <w:t xml:space="preserve">Skogsstyrelsen, 2016. </w:t>
-      </w:r>
-      <w:r>
-        <w:rPr>
-          <w:i/>
-        </w:rPr>
-        <w:t xml:space="preserve">Vägledning för hänsyn till spillkråka. </w:t>
-      </w:r>
-      <w:r>
-        <w:t>Vägledningar och kunskapsstöd artskydd – Skogsstyrelsen.</w:t>
-      </w:r>
-    </w:p>
-    <w:p>
-      <w:r>
-        <w:t xml:space="preserve">SLU Artdatabanken, 2026. </w:t>
-      </w:r>
-      <w:r>
-        <w:rPr>
-          <w:i/>
-        </w:rPr>
-        <w:t xml:space="preserve">Artfaktablad. Naturvård – artfakta. </w:t>
-      </w:r>
-      <w:r>
-        <w:t>SLU Artdatabanken, Uppsala.</w:t>
       </w:r>
     </w:p>
     <w:p>
@@ -1773,7 +1623,7 @@
     <w:r>
       <w:tab/>
       <w:tab/>
-      <w:t>2026-09-19</w:t>
+      <w:t>2026-09-21</w:t>
       <w:br/>
       <w:br/>
     </w:r>

--- a/tillsyn/A 27881-2026 tillsynsbegäran.docx
+++ b/tillsyn/A 27881-2026 tillsynsbegäran.docx
@@ -22,7 +22,7 @@
       <w:r>
         <w:drawing>
           <wp:inline xmlns:a="http://schemas.openxmlformats.org/drawingml/2006/main" xmlns:pic="http://schemas.openxmlformats.org/drawingml/2006/picture">
-            <wp:extent cx="5271152" cy="5724000"/>
+            <wp:extent cx="5160112" cy="5724000"/>
             <wp:docPr id="1" name="Picture 1"/>
             <wp:cNvGraphicFramePr>
               <a:graphicFrameLocks noChangeAspect="1"/>
@@ -43,7 +43,7 @@
                   <pic:spPr>
                     <a:xfrm>
                       <a:off x="0" y="0"/>
-                      <a:ext cx="5271152" cy="5724000"/>
+                      <a:ext cx="5160112" cy="5724000"/>
                     </a:xfrm>
                     <a:prstGeom prst="rect"/>
                   </pic:spPr>
@@ -65,7 +65,7 @@
     </w:p>
     <w:p>
       <w:r>
-        <w:t>I avverkningsanmälan finns fynd av 22 naturvårdsarter, varav 6 är rödlistade, 7 är fridlysta, 18 är typiska (T) och 8 är signalarter (S): garnlav (VU, T), lunglav (NT, T), rödvingetrast (NT, §4), talltita (NT, §4), tretåig hackspett (NT, T, §4), ullticka (NT, T), finbräken (S, T), kransrams (S, T), luddlav (S, T), spindelblomster (S, T, §8), stuplav (S, T), svart trolldruva (S, T), tvåblad (S, §8), ögonpyrola (S, T), blåsippa (T, §9), brudborste (T), ekbräken (T), kransmossa (T), kärrfibbla (T), nordisk stormhatt (T), ormbär (T) och fläcknycklar (§8). Se Figur 1.</w:t>
+        <w:t>I avverkningsanmälan finns fynd av 26 naturvårdsarter, varav 8 är rödlistade, 10 är fridlysta, 21 är typiska (T) och 8 är signalarter (S): garnlav (VU, T), björktrast (NT, §4), harticka (NT, T), lunglav (NT, T), rödvingetrast (NT, §4), talltita (NT, §4), tretåig hackspett (NT, T, §4), ullticka (NT, T), finbräken (S, T), kransrams (S, T), luddlav (S, T), spindelblomster (S, T, §8), stuplav (S, T), svart trolldruva (S, T), tvåblad (S, §8), ögonpyrola (S, T), bergfink (T, §4), blåsippa (T, §9), brudborste (T), ekbräken (T), kransmossa (T), kärrfibbla (T), nordisk stormhatt (T), ormbär (T), spillkråka (T, §4) och fläcknycklar (§8). Se Figur 1.</w:t>
       </w:r>
     </w:p>
     <w:p>
@@ -138,6 +138,35 @@
         <w:rPr>
           <w:b/>
         </w:rPr>
+        <w:t>Harticka (NT)</w:t>
+      </w:r>
+      <w:r>
+        <w:t xml:space="preserve"> är normalt en mycket bra signalart för granskogar med höga naturvärden. Även när svampen påträffas i mer påverkade skogar är det nästan alltid fråga om skogsmiljöer i sena successionsstadier med höga naturvärden. Skogsskötselåtgärder på eller i omedelbar närhet av växtplatserna kan innebära ett hot mot arten. Harticka är typisk art för </w:t>
+      </w:r>
+      <w:r>
+        <w:rPr>
+          <w:i/>
+        </w:rPr>
+        <w:t xml:space="preserve">9010 Taiga, 9050 Näringsrik granskog </w:t>
+      </w:r>
+      <w:r>
+        <w:t xml:space="preserve">och </w:t>
+      </w:r>
+      <w:r>
+        <w:rPr>
+          <w:i/>
+        </w:rPr>
+        <w:t>9030 Landhöjningsskog</w:t>
+      </w:r>
+      <w:r>
+        <w:t xml:space="preserve"> (SLU Artdatabanken, 2024; Nitare &amp; Skogsstyrelsen, 2019).</w:t>
+      </w:r>
+    </w:p>
+    <w:p>
+      <w:r>
+        <w:rPr>
+          <w:b/>
+        </w:rPr>
         <w:t>Lunglav (NT)</w:t>
       </w:r>
       <w:r>
@@ -529,6 +558,26 @@
         <w:rPr>
           <w:b/>
         </w:rPr>
+        <w:t>Bergfink (§4)</w:t>
+      </w:r>
+      <w:r>
+        <w:t xml:space="preserve"> häckar i barr- och blandskog samt i fjällbjörkskog. Den förekommer i Norrland, västra Dalarna och norra Värmland samt sparsamt till sällsynt vidare söderut till mellersta Värmland, norra Västmanland och södra Gästrikland. Bergfink är typisk art för </w:t>
+      </w:r>
+      <w:r>
+        <w:rPr>
+          <w:i/>
+        </w:rPr>
+        <w:t>9040 Fjällbjörkskog</w:t>
+      </w:r>
+      <w:r>
+        <w:t xml:space="preserve"> (SLU Artdatabanken, 2025).</w:t>
+      </w:r>
+    </w:p>
+    <w:p>
+      <w:r>
+        <w:rPr>
+          <w:b/>
+        </w:rPr>
         <w:t>Blåsippa (§9)</w:t>
       </w:r>
       <w:r>
@@ -716,6 +765,35 @@
       </w:r>
       <w:r>
         <w:t>(SLU Artdatabanken, 2025).</w:t>
+      </w:r>
+    </w:p>
+    <w:p>
+      <w:r>
+        <w:rPr>
+          <w:b/>
+        </w:rPr>
+        <w:t>Spillkråka (§4)</w:t>
+      </w:r>
+      <w:r>
+        <w:t xml:space="preserve"> omfattas av bilaga 1 i EU:s fågeldirektiv och är typisk art för </w:t>
+      </w:r>
+      <w:r>
+        <w:rPr>
+          <w:i/>
+        </w:rPr>
+        <w:t xml:space="preserve">9010 Taiga </w:t>
+      </w:r>
+      <w:r>
+        <w:t>och</w:t>
+      </w:r>
+      <w:r>
+        <w:rPr>
+          <w:i/>
+        </w:rPr>
+        <w:t xml:space="preserve"> 9740 Skogsbevuxen myr</w:t>
+      </w:r>
+      <w:r>
+        <w:t>. Den behöver grova träd, främst tall, asp och bok som boträd. Skogsbruk med korta omloppstider och täta, homogena ungskogar utgör det största hotet. Spillkråka är en nyckelart i skogliga miljöer vars övergivna bohål utnyttjas av flera andra hålhäckande fågelarter och fladdermöss, däribland pärluggla (EN, §4), knipa (§4), salskrake (§4) och skogsduva (§4). Hökuggla (VU, §4) och slaguggla (§4) häckar ofta i högstubbar som brutits av i höjd med ett gammalt spillkråkebo (SLU Artdatabanken, 2026; Skogsstyrelsen, 2016).</w:t>
       </w:r>
     </w:p>
     <w:p>
@@ -755,7 +833,7 @@
     </w:p>
     <w:p>
       <w:r>
-        <w:t>Följande typiska arter har sina livsmiljöer och växtplatser i den avverkningsanmälda skogen: garnlav (VU, T), lunglav (NT, T), tretåig hackspett (NT, T, §4), ullticka (NT, T), finbräken (S, T), kransrams (S, T), luddlav (S, T), spindelblomster (S, T, §8), stuplav (S, T), svart trolldruva (S, T), ögonpyrola (S, T), blåsippa (T, §9), brudborste (T), ekbräken (T), kransmossa (T), kärrfibbla (T), nordisk stormhatt (T) och ormbär (T).</w:t>
+        <w:t>Följande typiska arter har sina livsmiljöer och växtplatser i den avverkningsanmälda skogen: garnlav (VU, T), harticka (NT, T), lunglav (NT, T), tretåig hackspett (NT, T, §4), ullticka (NT, T), finbräken (S, T), kransrams (S, T), luddlav (S, T), spindelblomster (S, T, §8), stuplav (S, T), svart trolldruva (S, T), ögonpyrola (S, T), bergfink (T, §4), blåsippa (T, §9), brudborste (T), ekbräken (T), kransmossa (T), kärrfibbla (T), nordisk stormhatt (T), ormbär (T) och spillkråka (T, §4).</w:t>
       </w:r>
     </w:p>
     <w:p>
@@ -1245,6 +1323,78 @@
       </w:r>
       <w:r>
         <w:t>Acta Ornithologica 40(1): 53–60.</w:t>
+      </w:r>
+    </w:p>
+    <w:p>
+      <w:pPr>
+        <w:pStyle w:val="Heading1"/>
+      </w:pPr>
+      <w:r>
+        <w:t>Spillkråka – ekologi samt krav på livsmiljön</w:t>
+      </w:r>
+    </w:p>
+    <w:p>
+      <w:r>
+        <w:t xml:space="preserve">Spillkråka (§4) ingår i bilaga 1 EU:s fågeldirektiv och är typisk art för </w:t>
+      </w:r>
+      <w:r>
+        <w:rPr>
+          <w:i/>
+        </w:rPr>
+        <w:t xml:space="preserve">9010 Taiga </w:t>
+      </w:r>
+      <w:r>
+        <w:t>och</w:t>
+      </w:r>
+      <w:r>
+        <w:rPr>
+          <w:i/>
+        </w:rPr>
+        <w:t xml:space="preserve"> 9740 Skogsbevuxen myr</w:t>
+      </w:r>
+      <w:r>
+        <w:t>. Den lever i både barr- och blandskog liksom i ren lövskog. De tätaste populationerna tenderar att finnas i äldre, variationsrik blandskog med gott om död ved och gamla träd. Varje par utnyttjar 400–1000 hektar skog beroende på skogens kvalitet. Skogsbruk med korta omloppstider och täta, homogena ungskogar utgör det största hotet (SLU Artdatabanken, 2026).</w:t>
+      </w:r>
+    </w:p>
+    <w:p>
+      <w:r>
+        <w:t>Spillkråka är en nyckelart i skogliga miljöer vars övergivna bohål utnyttjas av flera andra hålhäckande fågelarter och fladdermöss, däribland pärluggla (EN, §4), knipa (§4), salskrake (§4) och skogsduva (§4). Hökuggla (VU, §4) och slaguggla (§4) häckar ofta i högstubbar som brutits av i höjd med ett gammalt spillkråkebo (Skogsstyrelsen, 2016).</w:t>
+      </w:r>
+    </w:p>
+    <w:p>
+      <w:pPr>
+        <w:pStyle w:val="Heading2"/>
+      </w:pPr>
+      <w:r>
+        <w:t>Referenser – spillkråka</w:t>
+      </w:r>
+    </w:p>
+    <w:p>
+      <w:r>
+        <w:t xml:space="preserve">Skogsstyrelsen, 2016. </w:t>
+      </w:r>
+      <w:r>
+        <w:rPr>
+          <w:i/>
+        </w:rPr>
+        <w:t xml:space="preserve">Vägledning för hänsyn till spillkråka. </w:t>
+      </w:r>
+      <w:r>
+        <w:t>Vägledningar och kunskapsstöd artskydd – Skogsstyrelsen.</w:t>
+      </w:r>
+    </w:p>
+    <w:p>
+      <w:r>
+        <w:t xml:space="preserve">SLU Artdatabanken, 2026. </w:t>
+      </w:r>
+      <w:r>
+        <w:rPr>
+          <w:i/>
+        </w:rPr>
+        <w:t xml:space="preserve">Artfaktablad. Naturvård – artfakta. </w:t>
+      </w:r>
+      <w:r>
+        <w:t>SLU Artdatabanken, Uppsala.</w:t>
       </w:r>
     </w:p>
     <w:p>
@@ -1623,7 +1773,7 @@
     <w:r>
       <w:tab/>
       <w:tab/>
-      <w:t>2026-09-21</w:t>
+      <w:t>2026-09-23</w:t>
       <w:br/>
       <w:br/>
     </w:r>

--- a/tillsyn/A 27881-2026 tillsynsbegäran.docx
+++ b/tillsyn/A 27881-2026 tillsynsbegäran.docx
@@ -1773,7 +1773,7 @@
     <w:r>
       <w:tab/>
       <w:tab/>
-      <w:t>2026-09-23</w:t>
+      <w:t>2026-09-24</w:t>
       <w:br/>
       <w:br/>
     </w:r>

--- a/tillsyn/A 27881-2026 tillsynsbegäran.docx
+++ b/tillsyn/A 27881-2026 tillsynsbegäran.docx
@@ -1773,7 +1773,7 @@
     <w:r>
       <w:tab/>
       <w:tab/>
-      <w:t>2026-09-24</w:t>
+      <w:t>2026-09-25</w:t>
       <w:br/>
       <w:br/>
     </w:r>

--- a/tillsyn/A 27881-2026 tillsynsbegäran.docx
+++ b/tillsyn/A 27881-2026 tillsynsbegäran.docx
@@ -1773,7 +1773,7 @@
     <w:r>
       <w:tab/>
       <w:tab/>
-      <w:t>2026-09-25</w:t>
+      <w:t>2026-09-26</w:t>
       <w:br/>
       <w:br/>
     </w:r>

--- a/tillsyn/A 27881-2026 tillsynsbegäran.docx
+++ b/tillsyn/A 27881-2026 tillsynsbegäran.docx
@@ -1773,7 +1773,7 @@
     <w:r>
       <w:tab/>
       <w:tab/>
-      <w:t>2026-09-26</w:t>
+      <w:t>2026-09-27</w:t>
       <w:br/>
       <w:br/>
     </w:r>

--- a/tillsyn/A 27881-2026 tillsynsbegäran.docx
+++ b/tillsyn/A 27881-2026 tillsynsbegäran.docx
@@ -22,7 +22,7 @@
       <w:r>
         <w:drawing>
           <wp:inline xmlns:a="http://schemas.openxmlformats.org/drawingml/2006/main" xmlns:pic="http://schemas.openxmlformats.org/drawingml/2006/picture">
-            <wp:extent cx="5160112" cy="5724000"/>
+            <wp:extent cx="5271152" cy="5724000"/>
             <wp:docPr id="1" name="Picture 1"/>
             <wp:cNvGraphicFramePr>
               <a:graphicFrameLocks noChangeAspect="1"/>
@@ -43,7 +43,7 @@
                   <pic:spPr>
                     <a:xfrm>
                       <a:off x="0" y="0"/>
-                      <a:ext cx="5160112" cy="5724000"/>
+                      <a:ext cx="5271152" cy="5724000"/>
                     </a:xfrm>
                     <a:prstGeom prst="rect"/>
                   </pic:spPr>
@@ -65,7 +65,7 @@
     </w:p>
     <w:p>
       <w:r>
-        <w:t>I avverkningsanmälan finns fynd av 26 naturvårdsarter, varav 8 är rödlistade, 10 är fridlysta, 21 är typiska (T) och 8 är signalarter (S): garnlav (VU, T), björktrast (NT, §4), harticka (NT, T), lunglav (NT, T), rödvingetrast (NT, §4), talltita (NT, §4), tretåig hackspett (NT, T, §4), ullticka (NT, T), finbräken (S, T), kransrams (S, T), luddlav (S, T), spindelblomster (S, T, §8), stuplav (S, T), svart trolldruva (S, T), tvåblad (S, §8), ögonpyrola (S, T), bergfink (T, §4), blåsippa (T, §9), brudborste (T), ekbräken (T), kransmossa (T), kärrfibbla (T), nordisk stormhatt (T), ormbär (T), spillkråka (T, §4) och fläcknycklar (§8). Se Figur 1.</w:t>
+        <w:t>I avverkningsanmälan finns fynd av 22 naturvårdsarter, varav 6 är rödlistade, 7 är fridlysta, 18 är typiska (T) och 8 är signalarter (S): garnlav (VU, T), lunglav (NT, T), rödvingetrast (NT, §4), talltita (NT, §4), tretåig hackspett (NT, T, §4), ullticka (NT, T), finbräken (S, T), kransrams (S, T), luddlav (S, T), spindelblomster (S, T, §8), stuplav (S, T), svart trolldruva (S, T), tvåblad (S, §8), ögonpyrola (S, T), blåsippa (T, §9), brudborste (T), ekbräken (T), kransmossa (T), kärrfibbla (T), nordisk stormhatt (T), ormbär (T) och fläcknycklar (§8). Se Figur 1.</w:t>
       </w:r>
     </w:p>
     <w:p>
@@ -138,10 +138,133 @@
         <w:rPr>
           <w:b/>
         </w:rPr>
-        <w:t>Harticka (NT)</w:t>
-      </w:r>
-      <w:r>
-        <w:t xml:space="preserve"> är normalt en mycket bra signalart för granskogar med höga naturvärden. Även när svampen påträffas i mer påverkade skogar är det nästan alltid fråga om skogsmiljöer i sena successionsstadier med höga naturvärden. Skogsskötselåtgärder på eller i omedelbar närhet av växtplatserna kan innebära ett hot mot arten. Harticka är typisk art för </w:t>
+        <w:t>Lunglav (NT)</w:t>
+      </w:r>
+      <w:r>
+        <w:t xml:space="preserve"> är en av vårt lands främsta signalarter som överallt indikerar gamla lövträd, skogsbestånd med höga naturvärden och ekosystem med långskoglig kontinuitet. Lokalt kan förekomsten vara mycket riklig men den hittas nästan enbart i gamla och ej slutavverkade skogar. Artens samtliga förekomster bör uppmärksammas från naturvårdssynpunkt, då många lokaler även hyser andra ovanliga och rödlistade arter. Rikliga förekomster bör skyddas med biotopskydd, frivilliga avsättningar eller reservat. På lunglav kan de sällsynta lavparasiterna lunglavshårprick (CR), </w:t>
+      </w:r>
+      <w:r>
+        <w:rPr>
+          <w:i/>
+        </w:rPr>
+        <w:t>Abrothallus diederichii</w:t>
+      </w:r>
+      <w:r>
+        <w:t xml:space="preserve"> (VU), </w:t>
+      </w:r>
+      <w:r>
+        <w:rPr>
+          <w:i/>
+        </w:rPr>
+        <w:t>Abrothallus lobariae</w:t>
+      </w:r>
+      <w:r>
+        <w:t xml:space="preserve"> (VU), </w:t>
+      </w:r>
+      <w:r>
+        <w:rPr>
+          <w:i/>
+        </w:rPr>
+        <w:t>Calycina lobariae</w:t>
+      </w:r>
+      <w:r>
+        <w:t xml:space="preserve"> (VU), lunglavsknapp (VU) och skrovelmössing (VU) påträffas. Lunglav är typisk art för </w:t>
+      </w:r>
+      <w:r>
+        <w:rPr>
+          <w:i/>
+        </w:rPr>
+        <w:t>9010 Taiga, 9020 Nordlig ädellövskog, 9110 Näringsfattig bokskog, 9130 Näringsrik bokskog, 9160 Näringsrik ekskog, 9180 Ädellövskog i branter, 9190 Näringsfattig ekskog, 9070 Trädklädd betesmark, 9040 Fjällbjörkskog</w:t>
+      </w:r>
+      <w:r>
+        <w:t xml:space="preserve"> och</w:t>
+      </w:r>
+      <w:r>
+        <w:rPr>
+          <w:i/>
+        </w:rPr>
+        <w:t xml:space="preserve"> 6530 Lövängar</w:t>
+      </w:r>
+      <w:r>
+        <w:t xml:space="preserve"> (SLU Artdatabanken, 2026; Nitare &amp; Skogsstyrelsen, 2019).</w:t>
+      </w:r>
+    </w:p>
+    <w:p>
+      <w:r>
+        <w:rPr>
+          <w:b/>
+        </w:rPr>
+        <w:t>Talltita (NT, §4)</w:t>
+      </w:r>
+      <w:r>
+        <w:t>, rödlistad som nära hotad och prioriterad art i Skogsvårdslagen, har häckningsrevir i anmälan. Arten har minskat kraftigt de senaste 30 åren och minskningstakten innevarande 10-årsperiod beräknas till 20 (10–30) %. Talltitan är synnerligen trogen sitt cirka 15 hektar stora revir och är beroende av flerskiktade olikåldriga skogar för att kunna föda upp sina ungar. Talltitan försvinner om dess livsmiljö kalavverkas (Eggers &amp; Low, 2014; Ekman, 1979; Griesser et al, 2007; Klein, 2020; Siffczyk et al, 2003; SLU Artdatabanken, 2021).</w:t>
+      </w:r>
+    </w:p>
+    <w:p>
+      <w:r>
+        <w:rPr>
+          <w:b/>
+        </w:rPr>
+        <w:t>Tretåig hackspett (NT, §4)</w:t>
+      </w:r>
+      <w:r>
+        <w:t xml:space="preserve"> är rödlistad som nära hotad och ingår i bilaga 1 i EU:s fågeldirektiv. Tretåig hackspett är för sin överlevnad beroende av kontinuerlig tillförsel av äldre döende och död ved, som sker genom naturliga självgallringsprocesser i äldre grannaturskogar och barrblandade naturskogar. Om en skog genom skogsbruk gallras eller glesas ur så upphör och uteblir i stort sett den naturliga självgallringsprocessen för mycket lång tid framöver vilket omöjliggör upprätthållandet av den kontinuerliga ekologiska funktionen i ett område. Det finns studier som visar att naturskogens självgallringsprocess som den tretåiga hackspetten är beroende av, inte kan ersättas med efterlämnad hänsyn i skogsbruket (Imbeau &amp; Desrochers, 2002). Storleken på häckningsreviret varierar med skogstypen, förekomsten av död ved och graden av fragmentering, men är i allmänhet i storleksordningen 25–100 hektar. Vintertid krävs ofta betydligt större områden och det finns studier som antyder att arten behöver minst 100 hektar äldre skog. I områden med låg bonitet kan det behövas över 200 hektar lämpligt habitat för att ett par ska kunna reproducera sig. Områden med dokumenterad permanent förekomst i naturskogsmiljöer har vanligen så stora naturvärden att skogsbruk är olämpligt. Tretåig hackspett är typisk art för </w:t>
+      </w:r>
+      <w:r>
+        <w:rPr>
+          <w:i/>
+        </w:rPr>
+        <w:t xml:space="preserve">9010 Taiga, 9740 Skogsbevuxen myr, 9030 Landhöjningsskog </w:t>
+      </w:r>
+      <w:r>
+        <w:t xml:space="preserve">och </w:t>
+      </w:r>
+      <w:r>
+        <w:rPr>
+          <w:i/>
+        </w:rPr>
+        <w:t>9040 Fjällbjörkskog</w:t>
+      </w:r>
+      <w:r>
+        <w:t xml:space="preserve"> (Skogsstyrelsen, 2016; SLU Artdatabanken, 2024).</w:t>
+      </w:r>
+    </w:p>
+    <w:p>
+      <w:r>
+        <w:rPr>
+          <w:b/>
+        </w:rPr>
+        <w:t>Ullticka (NT)</w:t>
+      </w:r>
+      <w:r>
+        <w:t xml:space="preserve"> är knuten till restbestånd av barrnaturskog och förekommer med ett tydligt optimum i orörda eller måttligt påverkade gamla granskogar där det föreligger viss kontinuitet av grov död ved. Ullticka är en bra signalart inom hela sitt utbredningsområde och i södra Sverige är den sällsynt och en god signalart för skyddsvärda granskogsmiljöer. Den hotas av avverkning och fragmentering av naturskog och äldre granskog med lång trädkontinuitet. På ullticka kan ibland ulltickeporing (VU) påträffas - det är en sällsynt ticka som nyligen delats upp i de tre olika arterna ulltickeporing </w:t>
+      </w:r>
+      <w:r>
+        <w:rPr>
+          <w:i/>
+        </w:rPr>
+        <w:t xml:space="preserve">Skeletocutis brevispora </w:t>
+      </w:r>
+      <w:r>
+        <w:t>(VU)</w:t>
+      </w:r>
+      <w:r>
+        <w:rPr>
+          <w:i/>
+        </w:rPr>
+        <w:t>, Skeletocutis delicata</w:t>
+      </w:r>
+      <w:r>
+        <w:t xml:space="preserve"> (VU)</w:t>
+      </w:r>
+      <w:r>
+        <w:rPr>
+          <w:i/>
+        </w:rPr>
+        <w:t xml:space="preserve"> och Skeletocutis exilis</w:t>
+      </w:r>
+      <w:r>
+        <w:t xml:space="preserve"> (NT). Ullticka är typisk art för </w:t>
       </w:r>
       <w:r>
         <w:rPr>
@@ -159,7 +282,7 @@
         <w:t>9030 Landhöjningsskog</w:t>
       </w:r>
       <w:r>
-        <w:t xml:space="preserve"> (SLU Artdatabanken, 2024; Nitare &amp; Skogsstyrelsen, 2019).</w:t>
+        <w:t xml:space="preserve"> (SLU Artdatabanken, 2026; Nitare &amp; Skogsstyrelsen, 2019; Miettinen &amp; Niemelä, 2018).</w:t>
       </w:r>
     </w:p>
     <w:p>
@@ -167,55 +290,86 @@
         <w:rPr>
           <w:b/>
         </w:rPr>
-        <w:t>Lunglav (NT)</w:t>
-      </w:r>
-      <w:r>
-        <w:t xml:space="preserve"> är en av vårt lands främsta signalarter som överallt indikerar gamla lövträd, skogsbestånd med höga naturvärden och ekosystem med långskoglig kontinuitet. Lokalt kan förekomsten vara mycket riklig men den hittas nästan enbart i gamla och ej slutavverkade skogar. Artens samtliga förekomster bör uppmärksammas från naturvårdssynpunkt, då många lokaler även hyser andra ovanliga och rödlistade arter. Rikliga förekomster bör skyddas med biotopskydd, frivilliga avsättningar eller reservat. På lunglav kan de sällsynta lavparasiterna lunglavshårprick (CR), </w:t>
+        <w:t>Finbräken</w:t>
+      </w:r>
+      <w:r>
+        <w:t xml:space="preserve"> växer på kalkrika marker i frisk eller fuktig mulljord. Den kräver konstant hög luftfuktighet och är mycket känslig för skogsbruksåtgärder. Arten är placerad högst upp i Skogsstyrelsens värdepyramid för bedömning av skog med höga naturvärden och utgör en karaktärsart för de mest skyddsvärda kalkgranskogarna med långvarig ekologisk kontinuitet och högt skyddsvärde. Finbräken är typisk art för </w:t>
       </w:r>
       <w:r>
         <w:rPr>
           <w:i/>
         </w:rPr>
-        <w:t>Abrothallus diederichii</w:t>
-      </w:r>
-      <w:r>
-        <w:t xml:space="preserve"> (VU), </w:t>
+        <w:t xml:space="preserve">9050 Näringsrik granskog </w:t>
+      </w:r>
+      <w:r>
+        <w:t xml:space="preserve">och </w:t>
       </w:r>
       <w:r>
         <w:rPr>
           <w:i/>
         </w:rPr>
-        <w:t>Abrothallus lobariae</w:t>
-      </w:r>
-      <w:r>
-        <w:t xml:space="preserve"> (VU), </w:t>
+        <w:t xml:space="preserve">9040 Fjällbjörkskog </w:t>
+      </w:r>
+      <w:r>
+        <w:t>(SLU Artdatabanken, 2024; Nitare &amp; Skogsstyrelsen, 2019).</w:t>
+      </w:r>
+    </w:p>
+    <w:p>
+      <w:r>
+        <w:rPr>
+          <w:b/>
+        </w:rPr>
+        <w:t>Kransrams</w:t>
+      </w:r>
+      <w:r>
+        <w:t xml:space="preserve"> är typisk art för </w:t>
       </w:r>
       <w:r>
         <w:rPr>
           <w:i/>
         </w:rPr>
-        <w:t>Calycina lobariae</w:t>
-      </w:r>
-      <w:r>
-        <w:t xml:space="preserve"> (VU), lunglavsknapp (VU) och skrovelmössing (VU) påträffas. Lunglav är typisk art för </w:t>
+        <w:t xml:space="preserve">9020 Nordlig ädellövskog </w:t>
+      </w:r>
+      <w:r>
+        <w:t>(SLU Artdatabanken, 2025).</w:t>
+      </w:r>
+    </w:p>
+    <w:p>
+      <w:r>
+        <w:rPr>
+          <w:b/>
+        </w:rPr>
+        <w:t>Luddlav</w:t>
+      </w:r>
+      <w:r>
+        <w:t xml:space="preserve"> signalerar lång skoglig kontinuitet med ett stabilt lokal- och mikroklimat med hög och jämn fuktighet. Luddlav är typisk art för </w:t>
       </w:r>
       <w:r>
         <w:rPr>
           <w:i/>
         </w:rPr>
-        <w:t>9010 Taiga, 9020 Nordlig ädellövskog, 9110 Näringsfattig bokskog, 9130 Näringsrik bokskog, 9160 Näringsrik ekskog, 9180 Ädellövskog i branter, 9190 Näringsfattig ekskog, 9070 Trädklädd betesmark, 9040 Fjällbjörkskog</w:t>
-      </w:r>
-      <w:r>
-        <w:t xml:space="preserve"> och</w:t>
+        <w:t>9010 Taiga,</w:t>
+      </w:r>
+      <w:r>
+        <w:t xml:space="preserve"> </w:t>
       </w:r>
       <w:r>
         <w:rPr>
           <w:i/>
         </w:rPr>
-        <w:t xml:space="preserve"> 6530 Lövängar</w:t>
-      </w:r>
-      <w:r>
-        <w:t xml:space="preserve"> (SLU Artdatabanken, 2026; Nitare &amp; Skogsstyrelsen, 2019).</w:t>
+        <w:t xml:space="preserve">9020 Nordlig ädellövskog, 9070 Trädklädd betesmark, 9110 Näringsfattig bokskog, 9180 Ädellövskog i branter </w:t>
+      </w:r>
+      <w:r>
+        <w:t>och</w:t>
+      </w:r>
+      <w:r>
+        <w:rPr>
+          <w:i/>
+        </w:rPr>
+        <w:t xml:space="preserve"> 9190 Näringsfattig ekskog </w:t>
+      </w:r>
+      <w:r>
+        <w:t>(Nitare &amp; Skogsstyrelsen, 2019; SLU Artdatabanken, 2025).</w:t>
       </w:r>
     </w:p>
     <w:p>
@@ -223,77 +377,10 @@
         <w:rPr>
           <w:b/>
         </w:rPr>
-        <w:t>Talltita (NT, §4)</w:t>
-      </w:r>
-      <w:r>
-        <w:t>, rödlistad som nära hotad och prioriterad art i Skogsvårdslagen, har häckningsrevir i anmälan. Arten har minskat kraftigt de senaste 30 åren och minskningstakten innevarande 10-årsperiod beräknas till 20 (10–30) %. Talltitan är synnerligen trogen sitt cirka 15 hektar stora revir och är beroende av flerskiktade olikåldriga skogar för att kunna föda upp sina ungar. Talltitan försvinner om dess livsmiljö kalavverkas (Eggers &amp; Low, 2014; Ekman, 1979; Griesser et al, 2007; Klein, 2020; Siffczyk et al, 2003; SLU Artdatabanken, 2021).</w:t>
-      </w:r>
-    </w:p>
-    <w:p>
-      <w:r>
-        <w:rPr>
-          <w:b/>
-        </w:rPr>
-        <w:t>Tretåig hackspett (NT, §4)</w:t>
-      </w:r>
-      <w:r>
-        <w:t xml:space="preserve"> är rödlistad som nära hotad och ingår i bilaga 1 i EU:s fågeldirektiv. Tretåig hackspett är för sin överlevnad beroende av kontinuerlig tillförsel av äldre döende och död ved, som sker genom naturliga självgallringsprocesser i äldre grannaturskogar och barrblandade naturskogar. Om en skog genom skogsbruk gallras eller glesas ur så upphör och uteblir i stort sett den naturliga självgallringsprocessen för mycket lång tid framöver vilket omöjliggör upprätthållandet av den kontinuerliga ekologiska funktionen i ett område. Det finns studier som visar att naturskogens självgallringsprocess som den tretåiga hackspetten är beroende av, inte kan ersättas med efterlämnad hänsyn i skogsbruket (Imbeau &amp; Desrochers, 2002). Storleken på häckningsreviret varierar med skogstypen, förekomsten av död ved och graden av fragmentering, men är i allmänhet i storleksordningen 25–100 hektar. Vintertid krävs ofta betydligt större områden och det finns studier som antyder att arten behöver minst 100 hektar äldre skog. I områden med låg bonitet kan det behövas över 200 hektar lämpligt habitat för att ett par ska kunna reproducera sig. Områden med dokumenterad permanent förekomst i naturskogsmiljöer har vanligen så stora naturvärden att skogsbruk är olämpligt. Tretåig hackspett är typisk art för </w:t>
-      </w:r>
-      <w:r>
-        <w:rPr>
-          <w:i/>
-        </w:rPr>
-        <w:t xml:space="preserve">9010 Taiga, 9740 Skogsbevuxen myr, 9030 Landhöjningsskog </w:t>
-      </w:r>
-      <w:r>
-        <w:t xml:space="preserve">och </w:t>
-      </w:r>
-      <w:r>
-        <w:rPr>
-          <w:i/>
-        </w:rPr>
-        <w:t>9040 Fjällbjörkskog</w:t>
-      </w:r>
-      <w:r>
-        <w:t xml:space="preserve"> (Skogsstyrelsen, 2016; SLU Artdatabanken, 2024).</w:t>
-      </w:r>
-    </w:p>
-    <w:p>
-      <w:r>
-        <w:rPr>
-          <w:b/>
-        </w:rPr>
-        <w:t>Ullticka (NT)</w:t>
-      </w:r>
-      <w:r>
-        <w:t xml:space="preserve"> är knuten till restbestånd av barrnaturskog och förekommer med ett tydligt optimum i orörda eller måttligt påverkade gamla granskogar där det föreligger viss kontinuitet av grov död ved. Ullticka är en bra signalart inom hela sitt utbredningsområde och i södra Sverige är den sällsynt och en god signalart för skyddsvärda granskogsmiljöer. Den hotas av avverkning och fragmentering av naturskog och äldre granskog med lång trädkontinuitet. På ullticka kan ibland ulltickeporing (VU) påträffas - det är en sällsynt ticka som nyligen delats upp i de tre olika arterna ulltickeporing </w:t>
-      </w:r>
-      <w:r>
-        <w:rPr>
-          <w:i/>
-        </w:rPr>
-        <w:t xml:space="preserve">Skeletocutis brevispora </w:t>
-      </w:r>
-      <w:r>
-        <w:t>(VU)</w:t>
-      </w:r>
-      <w:r>
-        <w:rPr>
-          <w:i/>
-        </w:rPr>
-        <w:t>, Skeletocutis delicata</w:t>
-      </w:r>
-      <w:r>
-        <w:t xml:space="preserve"> (VU)</w:t>
-      </w:r>
-      <w:r>
-        <w:rPr>
-          <w:i/>
-        </w:rPr>
-        <w:t xml:space="preserve"> och Skeletocutis exilis</w:t>
-      </w:r>
-      <w:r>
-        <w:t xml:space="preserve"> (NT). Ullticka är typisk art för </w:t>
+        <w:t>Spindelblomster (§8)</w:t>
+      </w:r>
+      <w:r>
+        <w:t xml:space="preserve"> växer i äldre mossrik granskog eller barrblandskog, men även i fjällbjörkskog. Arten indikerar långvarig trädkontinuitet och hög luftfuktighet och är mycket känslig för uttorkning och markskador. Spindelblomster har i många trakter minskat starkt under senare tid på grund av slutavverkningar och skogsmarksdikning. Spindelblomster är typisk art för </w:t>
       </w:r>
       <w:r>
         <w:rPr>
@@ -302,16 +389,16 @@
         <w:t xml:space="preserve">9010 Taiga, 9050 Näringsrik granskog </w:t>
       </w:r>
       <w:r>
-        <w:t xml:space="preserve">och </w:t>
+        <w:t>och</w:t>
       </w:r>
       <w:r>
         <w:rPr>
           <w:i/>
         </w:rPr>
-        <w:t>9030 Landhöjningsskog</w:t>
-      </w:r>
-      <w:r>
-        <w:t xml:space="preserve"> (SLU Artdatabanken, 2026; Nitare &amp; Skogsstyrelsen, 2019; Miettinen &amp; Niemelä, 2018).</w:t>
+        <w:t xml:space="preserve"> 9040 Fjällbjörkskog</w:t>
+      </w:r>
+      <w:r>
+        <w:t xml:space="preserve"> (Nitare &amp; Skogsstyrelsen, 2019; SLU Artdatabanken, 2025).</w:t>
       </w:r>
     </w:p>
     <w:p>
@@ -319,10 +406,211 @@
         <w:rPr>
           <w:b/>
         </w:rPr>
-        <w:t>Finbräken</w:t>
-      </w:r>
-      <w:r>
-        <w:t xml:space="preserve"> växer på kalkrika marker i frisk eller fuktig mulljord. Den kräver konstant hög luftfuktighet och är mycket känslig för skogsbruksåtgärder. Arten är placerad högst upp i Skogsstyrelsens värdepyramid för bedömning av skog med höga naturvärden och utgör en karaktärsart för de mest skyddsvärda kalkgranskogarna med långvarig ekologisk kontinuitet och högt skyddsvärde. Finbräken är typisk art för </w:t>
+        <w:t>Stuplav</w:t>
+      </w:r>
+      <w:r>
+        <w:t xml:space="preserve"> är en mycket bra signalart i hela sitt utbredningsområde och förekommer nästan enbart i skogsmiljöer med höga naturvärden. Den indikerar långvarig förekomst av gamla lövträd och miljöer med konstant hög luftfuktighet. I skogar med suboceaniskt klimat finns det en mycket sällsynt parasit, njurlavsknapp </w:t>
+      </w:r>
+      <w:r>
+        <w:rPr>
+          <w:i/>
+        </w:rPr>
+        <w:t>Pletocarpon nephromeum</w:t>
+      </w:r>
+      <w:r>
+        <w:t xml:space="preserve"> (EN), som växer på stuplav. Ytterligare tre sällsynta lavparasiter, </w:t>
+      </w:r>
+      <w:r>
+        <w:rPr>
+          <w:i/>
+        </w:rPr>
+        <w:t>Protounguicularia nephromatis</w:t>
+      </w:r>
+      <w:r>
+        <w:t xml:space="preserve"> (VU), </w:t>
+      </w:r>
+      <w:r>
+        <w:rPr>
+          <w:i/>
+        </w:rPr>
+        <w:t>Refractohilum galligenum</w:t>
+      </w:r>
+      <w:r>
+        <w:t xml:space="preserve"> (NT) och </w:t>
+      </w:r>
+      <w:r>
+        <w:rPr>
+          <w:i/>
+        </w:rPr>
+        <w:t>Roselliniella nephromatis</w:t>
+      </w:r>
+      <w:r>
+        <w:t xml:space="preserve"> (DD), kan också påträffas på stuplav. Stuplav är typisk art för </w:t>
+      </w:r>
+      <w:r>
+        <w:rPr>
+          <w:i/>
+        </w:rPr>
+        <w:t>9010 Taiga</w:t>
+      </w:r>
+      <w:r>
+        <w:t xml:space="preserve"> (SLU Artdatabanken, 2026; Nitare &amp; Skogsstyrelsen, 2019).</w:t>
+      </w:r>
+    </w:p>
+    <w:p>
+      <w:r>
+        <w:rPr>
+          <w:b/>
+        </w:rPr>
+        <w:t>Svart trolldruva</w:t>
+      </w:r>
+      <w:r>
+        <w:t xml:space="preserve"> är en kalkgynnad växt som förekommer på näringsrik frisk mulljord i såväl bördiga kalkbarrskogar som sydliga kalklövskogar och lundar. Arten är en bra signalart för skyddsvärda biotoper i såväl löv- som barrskogar och tål inte slutavverkning och markberedning. Trolldruva är värdväxt för ett antal sällsynta fjärilsarter som ställer höga krav på sina livsmiljöer, däribland trolldruvemätare (EN), skuggmalmätare (VU) och trolldruvelobmätare (VU). Svart trolldruva är typisk art för </w:t>
+      </w:r>
+      <w:r>
+        <w:rPr>
+          <w:i/>
+        </w:rPr>
+        <w:t>9050 Näringsrik granskog,</w:t>
+      </w:r>
+      <w:r>
+        <w:t xml:space="preserve"> </w:t>
+      </w:r>
+      <w:r>
+        <w:rPr>
+          <w:i/>
+        </w:rPr>
+        <w:t xml:space="preserve">9020 Nordlig ädellövskog, 9160 Näringsrik ekskog, 9180 Ädellövskog i branter </w:t>
+      </w:r>
+      <w:r>
+        <w:t>och</w:t>
+      </w:r>
+      <w:r>
+        <w:rPr>
+          <w:i/>
+        </w:rPr>
+        <w:t xml:space="preserve"> 1610 Åsöar i Östersjön</w:t>
+      </w:r>
+      <w:r>
+        <w:t xml:space="preserve"> (SLU Artdatabanken, 2024; Nitare &amp; Skogsstyrelsen, 2019).</w:t>
+      </w:r>
+    </w:p>
+    <w:p>
+      <w:r>
+        <w:rPr>
+          <w:b/>
+        </w:rPr>
+        <w:t xml:space="preserve">Ögonpyrola </w:t>
+      </w:r>
+      <w:r>
+        <w:t xml:space="preserve">är normalt en bra signalart som visar på områden med höga naturvärden och stabila förhållanden, särskilt inom näringsfattiga trakter. Växten är mycket känslig för markskador och försvinner snabbt efter slutavverkning. Den hotas också av skogsgödsling och markavvattning. Ögonpyrola är typisk art för </w:t>
+      </w:r>
+      <w:r>
+        <w:rPr>
+          <w:i/>
+        </w:rPr>
+        <w:t>9010 Taiga</w:t>
+      </w:r>
+      <w:r>
+        <w:t xml:space="preserve"> och</w:t>
+      </w:r>
+      <w:r>
+        <w:rPr>
+          <w:i/>
+        </w:rPr>
+        <w:t xml:space="preserve"> 9070 Trädklädd betesmark</w:t>
+      </w:r>
+      <w:r>
+        <w:t xml:space="preserve"> (Nitare &amp; Skogsstyrelsen, 2019; SLU Artdatabanken, 2024).</w:t>
+      </w:r>
+    </w:p>
+    <w:p>
+      <w:r>
+        <w:rPr>
+          <w:b/>
+        </w:rPr>
+        <w:t>Blåsippa (§9)</w:t>
+      </w:r>
+      <w:r>
+        <w:t xml:space="preserve"> är typisk art för </w:t>
+      </w:r>
+      <w:r>
+        <w:rPr>
+          <w:i/>
+        </w:rPr>
+        <w:t>9050 Näringsrik granskog, 9020 Nordlig ädellövskog</w:t>
+      </w:r>
+      <w:r>
+        <w:t xml:space="preserve"> och </w:t>
+      </w:r>
+      <w:r>
+        <w:rPr>
+          <w:i/>
+        </w:rPr>
+        <w:t>8240 Karsthällmarker</w:t>
+      </w:r>
+      <w:r>
+        <w:t xml:space="preserve"> (SLU Artdatabanken, 2025).</w:t>
+      </w:r>
+    </w:p>
+    <w:p>
+      <w:r>
+        <w:rPr>
+          <w:b/>
+        </w:rPr>
+        <w:t>Brudborste</w:t>
+      </w:r>
+      <w:r>
+        <w:t xml:space="preserve"> är typisk art för </w:t>
+      </w:r>
+      <w:r>
+        <w:rPr>
+          <w:i/>
+        </w:rPr>
+        <w:t xml:space="preserve">9050 Näringsrik granskog, 9040 Fjällbjörkskog, 6530 Lövängar, 6430 Högörtängar </w:t>
+      </w:r>
+      <w:r>
+        <w:t xml:space="preserve">och </w:t>
+      </w:r>
+      <w:r>
+        <w:rPr>
+          <w:i/>
+        </w:rPr>
+        <w:t>6510 Slåtterängar i låglandet</w:t>
+      </w:r>
+      <w:r>
+        <w:t xml:space="preserve"> (SLU Artdatabanken, 2025).</w:t>
+      </w:r>
+    </w:p>
+    <w:p>
+      <w:r>
+        <w:rPr>
+          <w:b/>
+        </w:rPr>
+        <w:t xml:space="preserve">Ekbräken </w:t>
+      </w:r>
+      <w:r>
+        <w:t xml:space="preserve">är typisk art för </w:t>
+      </w:r>
+      <w:r>
+        <w:rPr>
+          <w:i/>
+        </w:rPr>
+        <w:t>9050 Näringsrik granskog</w:t>
+      </w:r>
+      <w:r>
+        <w:t xml:space="preserve"> (SLU Artdatabanken, 2025).</w:t>
+      </w:r>
+    </w:p>
+    <w:p>
+      <w:r>
+        <w:rPr>
+          <w:b/>
+        </w:rPr>
+        <w:t>Kransmossa</w:t>
+      </w:r>
+      <w:r>
+        <w:t xml:space="preserve"> är typisk art för </w:t>
       </w:r>
       <w:r>
         <w:rPr>
@@ -337,10 +625,10 @@
         <w:rPr>
           <w:i/>
         </w:rPr>
-        <w:t xml:space="preserve">9040 Fjällbjörkskog </w:t>
-      </w:r>
-      <w:r>
-        <w:t>(SLU Artdatabanken, 2024; Nitare &amp; Skogsstyrelsen, 2019).</w:t>
+        <w:t xml:space="preserve">6170 Alpina kalkgräsmarker </w:t>
+      </w:r>
+      <w:r>
+        <w:t>(SLU Artdatabanken, 2025).</w:t>
       </w:r>
     </w:p>
     <w:p>
@@ -348,7 +636,7 @@
         <w:rPr>
           <w:b/>
         </w:rPr>
-        <w:t>Kransrams</w:t>
+        <w:t>Kärrfibbla</w:t>
       </w:r>
       <w:r>
         <w:t xml:space="preserve"> är typisk art för </w:t>
@@ -357,7 +645,16 @@
         <w:rPr>
           <w:i/>
         </w:rPr>
-        <w:t xml:space="preserve">9020 Nordlig ädellövskog </w:t>
+        <w:t xml:space="preserve">9050 Näringsrik granskog, 9080 Lövsumpskog </w:t>
+      </w:r>
+      <w:r>
+        <w:t>och</w:t>
+      </w:r>
+      <w:r>
+        <w:rPr>
+          <w:i/>
+        </w:rPr>
+        <w:t xml:space="preserve"> 9040 Fjällbjörkskog </w:t>
       </w:r>
       <w:r>
         <w:t>(SLU Artdatabanken, 2025).</w:t>
@@ -368,37 +665,37 @@
         <w:rPr>
           <w:b/>
         </w:rPr>
-        <w:t>Luddlav</w:t>
-      </w:r>
-      <w:r>
-        <w:t xml:space="preserve"> signalerar lång skoglig kontinuitet med ett stabilt lokal- och mikroklimat med hög och jämn fuktighet. Luddlav är typisk art för </w:t>
+        <w:t>Nordisk stormhatt</w:t>
+      </w:r>
+      <w:r>
+        <w:t xml:space="preserve"> är typisk art för </w:t>
       </w:r>
       <w:r>
         <w:rPr>
           <w:i/>
         </w:rPr>
-        <w:t>9010 Taiga,</w:t>
-      </w:r>
-      <w:r>
-        <w:t xml:space="preserve"> </w:t>
+        <w:t xml:space="preserve">9050 Näringsrik granskog, 9040 Fjällbjörkskog </w:t>
+      </w:r>
+      <w:r>
+        <w:t xml:space="preserve">och </w:t>
       </w:r>
       <w:r>
         <w:rPr>
           <w:i/>
         </w:rPr>
-        <w:t xml:space="preserve">9020 Nordlig ädellövskog, 9070 Trädklädd betesmark, 9110 Näringsfattig bokskog, 9180 Ädellövskog i branter </w:t>
-      </w:r>
-      <w:r>
-        <w:t>och</w:t>
+        <w:t>6430 Högörtängar</w:t>
+      </w:r>
+      <w:r>
+        <w:t>. Stormhattsrotvecklare (NT) samt stormhattshumla, som är rödlistad som nära hotad (NT) på den europeiska rödlistan, är knuten till nordisk stormhatt</w:t>
       </w:r>
       <w:r>
         <w:rPr>
           <w:i/>
         </w:rPr>
-        <w:t xml:space="preserve"> 9190 Näringsfattig ekskog </w:t>
-      </w:r>
-      <w:r>
-        <w:t>(Nitare &amp; Skogsstyrelsen, 2019; SLU Artdatabanken, 2025).</w:t>
+        <w:t xml:space="preserve"> </w:t>
+      </w:r>
+      <w:r>
+        <w:t>(SLU Artdatabanken, 2026; IUCN, 2025).</w:t>
       </w:r>
     </w:p>
     <w:p>
@@ -406,257 +703,7 @@
         <w:rPr>
           <w:b/>
         </w:rPr>
-        <w:t>Spindelblomster (§8)</w:t>
-      </w:r>
-      <w:r>
-        <w:t xml:space="preserve"> växer i äldre mossrik granskog eller barrblandskog, men även i fjällbjörkskog. Arten indikerar långvarig trädkontinuitet och hög luftfuktighet och är mycket känslig för uttorkning och markskador. Spindelblomster har i många trakter minskat starkt under senare tid på grund av slutavverkningar och skogsmarksdikning. Spindelblomster är typisk art för </w:t>
-      </w:r>
-      <w:r>
-        <w:rPr>
-          <w:i/>
-        </w:rPr>
-        <w:t xml:space="preserve">9010 Taiga, 9050 Näringsrik granskog </w:t>
-      </w:r>
-      <w:r>
-        <w:t>och</w:t>
-      </w:r>
-      <w:r>
-        <w:rPr>
-          <w:i/>
-        </w:rPr>
-        <w:t xml:space="preserve"> 9040 Fjällbjörkskog</w:t>
-      </w:r>
-      <w:r>
-        <w:t xml:space="preserve"> (Nitare &amp; Skogsstyrelsen, 2019; SLU Artdatabanken, 2025).</w:t>
-      </w:r>
-    </w:p>
-    <w:p>
-      <w:r>
-        <w:rPr>
-          <w:b/>
-        </w:rPr>
-        <w:t>Stuplav</w:t>
-      </w:r>
-      <w:r>
-        <w:t xml:space="preserve"> är en mycket bra signalart i hela sitt utbredningsområde och förekommer nästan enbart i skogsmiljöer med höga naturvärden. Den indikerar långvarig förekomst av gamla lövträd och miljöer med konstant hög luftfuktighet. I skogar med suboceaniskt klimat finns det en mycket sällsynt parasit, njurlavsknapp </w:t>
-      </w:r>
-      <w:r>
-        <w:rPr>
-          <w:i/>
-        </w:rPr>
-        <w:t>Pletocarpon nephromeum</w:t>
-      </w:r>
-      <w:r>
-        <w:t xml:space="preserve"> (EN), som växer på stuplav. Ytterligare tre sällsynta lavparasiter, </w:t>
-      </w:r>
-      <w:r>
-        <w:rPr>
-          <w:i/>
-        </w:rPr>
-        <w:t>Protounguicularia nephromatis</w:t>
-      </w:r>
-      <w:r>
-        <w:t xml:space="preserve"> (VU), </w:t>
-      </w:r>
-      <w:r>
-        <w:rPr>
-          <w:i/>
-        </w:rPr>
-        <w:t>Refractohilum galligenum</w:t>
-      </w:r>
-      <w:r>
-        <w:t xml:space="preserve"> (NT) och </w:t>
-      </w:r>
-      <w:r>
-        <w:rPr>
-          <w:i/>
-        </w:rPr>
-        <w:t>Roselliniella nephromatis</w:t>
-      </w:r>
-      <w:r>
-        <w:t xml:space="preserve"> (DD), kan också påträffas på stuplav. Stuplav är typisk art för </w:t>
-      </w:r>
-      <w:r>
-        <w:rPr>
-          <w:i/>
-        </w:rPr>
-        <w:t>9010 Taiga</w:t>
-      </w:r>
-      <w:r>
-        <w:t xml:space="preserve"> (SLU Artdatabanken, 2026; Nitare &amp; Skogsstyrelsen, 2019).</w:t>
-      </w:r>
-    </w:p>
-    <w:p>
-      <w:r>
-        <w:rPr>
-          <w:b/>
-        </w:rPr>
-        <w:t>Svart trolldruva</w:t>
-      </w:r>
-      <w:r>
-        <w:t xml:space="preserve"> är en kalkgynnad växt som förekommer på näringsrik frisk mulljord i såväl bördiga kalkbarrskogar som sydliga kalklövskogar och lundar. Arten är en bra signalart för skyddsvärda biotoper i såväl löv- som barrskogar och tål inte slutavverkning och markberedning. Trolldruva är värdväxt för ett antal sällsynta fjärilsarter som ställer höga krav på sina livsmiljöer, däribland trolldruvemätare (EN), skuggmalmätare (VU) och trolldruvelobmätare (VU). Svart trolldruva är typisk art för </w:t>
-      </w:r>
-      <w:r>
-        <w:rPr>
-          <w:i/>
-        </w:rPr>
-        <w:t>9050 Näringsrik granskog,</w:t>
-      </w:r>
-      <w:r>
-        <w:t xml:space="preserve"> </w:t>
-      </w:r>
-      <w:r>
-        <w:rPr>
-          <w:i/>
-        </w:rPr>
-        <w:t xml:space="preserve">9020 Nordlig ädellövskog, 9160 Näringsrik ekskog, 9180 Ädellövskog i branter </w:t>
-      </w:r>
-      <w:r>
-        <w:t>och</w:t>
-      </w:r>
-      <w:r>
-        <w:rPr>
-          <w:i/>
-        </w:rPr>
-        <w:t xml:space="preserve"> 1610 Åsöar i Östersjön</w:t>
-      </w:r>
-      <w:r>
-        <w:t xml:space="preserve"> (SLU Artdatabanken, 2024; Nitare &amp; Skogsstyrelsen, 2019).</w:t>
-      </w:r>
-    </w:p>
-    <w:p>
-      <w:r>
-        <w:rPr>
-          <w:b/>
-        </w:rPr>
-        <w:t xml:space="preserve">Ögonpyrola </w:t>
-      </w:r>
-      <w:r>
-        <w:t xml:space="preserve">är normalt en bra signalart som visar på områden med höga naturvärden och stabila förhållanden, särskilt inom näringsfattiga trakter. Växten är mycket känslig för markskador och försvinner snabbt efter slutavverkning. Den hotas också av skogsgödsling och markavvattning. Ögonpyrola är typisk art för </w:t>
-      </w:r>
-      <w:r>
-        <w:rPr>
-          <w:i/>
-        </w:rPr>
-        <w:t>9010 Taiga</w:t>
-      </w:r>
-      <w:r>
-        <w:t xml:space="preserve"> och</w:t>
-      </w:r>
-      <w:r>
-        <w:rPr>
-          <w:i/>
-        </w:rPr>
-        <w:t xml:space="preserve"> 9070 Trädklädd betesmark</w:t>
-      </w:r>
-      <w:r>
-        <w:t xml:space="preserve"> (Nitare &amp; Skogsstyrelsen, 2019; SLU Artdatabanken, 2024).</w:t>
-      </w:r>
-    </w:p>
-    <w:p>
-      <w:r>
-        <w:rPr>
-          <w:b/>
-        </w:rPr>
-        <w:t>Bergfink (§4)</w:t>
-      </w:r>
-      <w:r>
-        <w:t xml:space="preserve"> häckar i barr- och blandskog samt i fjällbjörkskog. Den förekommer i Norrland, västra Dalarna och norra Värmland samt sparsamt till sällsynt vidare söderut till mellersta Värmland, norra Västmanland och södra Gästrikland. Bergfink är typisk art för </w:t>
-      </w:r>
-      <w:r>
-        <w:rPr>
-          <w:i/>
-        </w:rPr>
-        <w:t>9040 Fjällbjörkskog</w:t>
-      </w:r>
-      <w:r>
-        <w:t xml:space="preserve"> (SLU Artdatabanken, 2025).</w:t>
-      </w:r>
-    </w:p>
-    <w:p>
-      <w:r>
-        <w:rPr>
-          <w:b/>
-        </w:rPr>
-        <w:t>Blåsippa (§9)</w:t>
-      </w:r>
-      <w:r>
-        <w:t xml:space="preserve"> är typisk art för </w:t>
-      </w:r>
-      <w:r>
-        <w:rPr>
-          <w:i/>
-        </w:rPr>
-        <w:t>9050 Näringsrik granskog, 9020 Nordlig ädellövskog</w:t>
-      </w:r>
-      <w:r>
-        <w:t xml:space="preserve"> och </w:t>
-      </w:r>
-      <w:r>
-        <w:rPr>
-          <w:i/>
-        </w:rPr>
-        <w:t>8240 Karsthällmarker</w:t>
-      </w:r>
-      <w:r>
-        <w:t xml:space="preserve"> (SLU Artdatabanken, 2025).</w:t>
-      </w:r>
-    </w:p>
-    <w:p>
-      <w:r>
-        <w:rPr>
-          <w:b/>
-        </w:rPr>
-        <w:t>Brudborste</w:t>
-      </w:r>
-      <w:r>
-        <w:t xml:space="preserve"> är typisk art för </w:t>
-      </w:r>
-      <w:r>
-        <w:rPr>
-          <w:i/>
-        </w:rPr>
-        <w:t xml:space="preserve">9050 Näringsrik granskog, 9040 Fjällbjörkskog, 6530 Lövängar, 6430 Högörtängar </w:t>
-      </w:r>
-      <w:r>
-        <w:t xml:space="preserve">och </w:t>
-      </w:r>
-      <w:r>
-        <w:rPr>
-          <w:i/>
-        </w:rPr>
-        <w:t>6510 Slåtterängar i låglandet</w:t>
-      </w:r>
-      <w:r>
-        <w:t xml:space="preserve"> (SLU Artdatabanken, 2025).</w:t>
-      </w:r>
-    </w:p>
-    <w:p>
-      <w:r>
-        <w:rPr>
-          <w:b/>
-        </w:rPr>
-        <w:t xml:space="preserve">Ekbräken </w:t>
-      </w:r>
-      <w:r>
-        <w:t xml:space="preserve">är typisk art för </w:t>
-      </w:r>
-      <w:r>
-        <w:rPr>
-          <w:i/>
-        </w:rPr>
-        <w:t>9050 Näringsrik granskog</w:t>
-      </w:r>
-      <w:r>
-        <w:t xml:space="preserve"> (SLU Artdatabanken, 2025).</w:t>
-      </w:r>
-    </w:p>
-    <w:p>
-      <w:r>
-        <w:rPr>
-          <w:b/>
-        </w:rPr>
-        <w:t>Kransmossa</w:t>
+        <w:t>Ormbär</w:t>
       </w:r>
       <w:r>
         <w:t xml:space="preserve"> är typisk art för </w:t>
@@ -668,132 +715,7 @@
         <w:t xml:space="preserve">9050 Näringsrik granskog </w:t>
       </w:r>
       <w:r>
-        <w:t xml:space="preserve">och </w:t>
-      </w:r>
-      <w:r>
-        <w:rPr>
-          <w:i/>
-        </w:rPr>
-        <w:t xml:space="preserve">6170 Alpina kalkgräsmarker </w:t>
-      </w:r>
-      <w:r>
         <w:t>(SLU Artdatabanken, 2025).</w:t>
-      </w:r>
-    </w:p>
-    <w:p>
-      <w:r>
-        <w:rPr>
-          <w:b/>
-        </w:rPr>
-        <w:t>Kärrfibbla</w:t>
-      </w:r>
-      <w:r>
-        <w:t xml:space="preserve"> är typisk art för </w:t>
-      </w:r>
-      <w:r>
-        <w:rPr>
-          <w:i/>
-        </w:rPr>
-        <w:t xml:space="preserve">9050 Näringsrik granskog, 9080 Lövsumpskog </w:t>
-      </w:r>
-      <w:r>
-        <w:t>och</w:t>
-      </w:r>
-      <w:r>
-        <w:rPr>
-          <w:i/>
-        </w:rPr>
-        <w:t xml:space="preserve"> 9040 Fjällbjörkskog </w:t>
-      </w:r>
-      <w:r>
-        <w:t>(SLU Artdatabanken, 2025).</w:t>
-      </w:r>
-    </w:p>
-    <w:p>
-      <w:r>
-        <w:rPr>
-          <w:b/>
-        </w:rPr>
-        <w:t>Nordisk stormhatt</w:t>
-      </w:r>
-      <w:r>
-        <w:t xml:space="preserve"> är typisk art för </w:t>
-      </w:r>
-      <w:r>
-        <w:rPr>
-          <w:i/>
-        </w:rPr>
-        <w:t xml:space="preserve">9050 Näringsrik granskog, 9040 Fjällbjörkskog </w:t>
-      </w:r>
-      <w:r>
-        <w:t xml:space="preserve">och </w:t>
-      </w:r>
-      <w:r>
-        <w:rPr>
-          <w:i/>
-        </w:rPr>
-        <w:t>6430 Högörtängar</w:t>
-      </w:r>
-      <w:r>
-        <w:t>. Stormhattsrotvecklare (NT) samt stormhattshumla, som är rödlistad som nära hotad (NT) på den europeiska rödlistan, är knuten till nordisk stormhatt</w:t>
-      </w:r>
-      <w:r>
-        <w:rPr>
-          <w:i/>
-        </w:rPr>
-        <w:t xml:space="preserve"> </w:t>
-      </w:r>
-      <w:r>
-        <w:t>(SLU Artdatabanken, 2026; IUCN, 2025).</w:t>
-      </w:r>
-    </w:p>
-    <w:p>
-      <w:r>
-        <w:rPr>
-          <w:b/>
-        </w:rPr>
-        <w:t>Ormbär</w:t>
-      </w:r>
-      <w:r>
-        <w:t xml:space="preserve"> är typisk art för </w:t>
-      </w:r>
-      <w:r>
-        <w:rPr>
-          <w:i/>
-        </w:rPr>
-        <w:t xml:space="preserve">9050 Näringsrik granskog </w:t>
-      </w:r>
-      <w:r>
-        <w:t>(SLU Artdatabanken, 2025).</w:t>
-      </w:r>
-    </w:p>
-    <w:p>
-      <w:r>
-        <w:rPr>
-          <w:b/>
-        </w:rPr>
-        <w:t>Spillkråka (§4)</w:t>
-      </w:r>
-      <w:r>
-        <w:t xml:space="preserve"> omfattas av bilaga 1 i EU:s fågeldirektiv och är typisk art för </w:t>
-      </w:r>
-      <w:r>
-        <w:rPr>
-          <w:i/>
-        </w:rPr>
-        <w:t xml:space="preserve">9010 Taiga </w:t>
-      </w:r>
-      <w:r>
-        <w:t>och</w:t>
-      </w:r>
-      <w:r>
-        <w:rPr>
-          <w:i/>
-        </w:rPr>
-        <w:t xml:space="preserve"> 9740 Skogsbevuxen myr</w:t>
-      </w:r>
-      <w:r>
-        <w:t>. Den behöver grova träd, främst tall, asp och bok som boträd. Skogsbruk med korta omloppstider och täta, homogena ungskogar utgör det största hotet. Spillkråka är en nyckelart i skogliga miljöer vars övergivna bohål utnyttjas av flera andra hålhäckande fågelarter och fladdermöss, däribland pärluggla (EN, §4), knipa (§4), salskrake (§4) och skogsduva (§4). Hökuggla (VU, §4) och slaguggla (§4) häckar ofta i högstubbar som brutits av i höjd med ett gammalt spillkråkebo (SLU Artdatabanken, 2026; Skogsstyrelsen, 2016).</w:t>
       </w:r>
     </w:p>
     <w:p>
@@ -833,7 +755,7 @@
     </w:p>
     <w:p>
       <w:r>
-        <w:t>Följande typiska arter har sina livsmiljöer och växtplatser i den avverkningsanmälda skogen: garnlav (VU, T), harticka (NT, T), lunglav (NT, T), tretåig hackspett (NT, T, §4), ullticka (NT, T), finbräken (S, T), kransrams (S, T), luddlav (S, T), spindelblomster (S, T, §8), stuplav (S, T), svart trolldruva (S, T), ögonpyrola (S, T), bergfink (T, §4), blåsippa (T, §9), brudborste (T), ekbräken (T), kransmossa (T), kärrfibbla (T), nordisk stormhatt (T), ormbär (T) och spillkråka (T, §4).</w:t>
+        <w:t>Följande typiska arter har sina livsmiljöer och växtplatser i den avverkningsanmälda skogen: garnlav (VU, T), lunglav (NT, T), tretåig hackspett (NT, T, §4), ullticka (NT, T), finbräken (S, T), kransrams (S, T), luddlav (S, T), spindelblomster (S, T, §8), stuplav (S, T), svart trolldruva (S, T), ögonpyrola (S, T), blåsippa (T, §9), brudborste (T), ekbräken (T), kransmossa (T), kärrfibbla (T), nordisk stormhatt (T) och ormbär (T).</w:t>
       </w:r>
     </w:p>
     <w:p>
@@ -1323,78 +1245,6 @@
       </w:r>
       <w:r>
         <w:t>Acta Ornithologica 40(1): 53–60.</w:t>
-      </w:r>
-    </w:p>
-    <w:p>
-      <w:pPr>
-        <w:pStyle w:val="Heading1"/>
-      </w:pPr>
-      <w:r>
-        <w:t>Spillkråka – ekologi samt krav på livsmiljön</w:t>
-      </w:r>
-    </w:p>
-    <w:p>
-      <w:r>
-        <w:t xml:space="preserve">Spillkråka (§4) ingår i bilaga 1 EU:s fågeldirektiv och är typisk art för </w:t>
-      </w:r>
-      <w:r>
-        <w:rPr>
-          <w:i/>
-        </w:rPr>
-        <w:t xml:space="preserve">9010 Taiga </w:t>
-      </w:r>
-      <w:r>
-        <w:t>och</w:t>
-      </w:r>
-      <w:r>
-        <w:rPr>
-          <w:i/>
-        </w:rPr>
-        <w:t xml:space="preserve"> 9740 Skogsbevuxen myr</w:t>
-      </w:r>
-      <w:r>
-        <w:t>. Den lever i både barr- och blandskog liksom i ren lövskog. De tätaste populationerna tenderar att finnas i äldre, variationsrik blandskog med gott om död ved och gamla träd. Varje par utnyttjar 400–1000 hektar skog beroende på skogens kvalitet. Skogsbruk med korta omloppstider och täta, homogena ungskogar utgör det största hotet (SLU Artdatabanken, 2026).</w:t>
-      </w:r>
-    </w:p>
-    <w:p>
-      <w:r>
-        <w:t>Spillkråka är en nyckelart i skogliga miljöer vars övergivna bohål utnyttjas av flera andra hålhäckande fågelarter och fladdermöss, däribland pärluggla (EN, §4), knipa (§4), salskrake (§4) och skogsduva (§4). Hökuggla (VU, §4) och slaguggla (§4) häckar ofta i högstubbar som brutits av i höjd med ett gammalt spillkråkebo (Skogsstyrelsen, 2016).</w:t>
-      </w:r>
-    </w:p>
-    <w:p>
-      <w:pPr>
-        <w:pStyle w:val="Heading2"/>
-      </w:pPr>
-      <w:r>
-        <w:t>Referenser – spillkråka</w:t>
-      </w:r>
-    </w:p>
-    <w:p>
-      <w:r>
-        <w:t xml:space="preserve">Skogsstyrelsen, 2016. </w:t>
-      </w:r>
-      <w:r>
-        <w:rPr>
-          <w:i/>
-        </w:rPr>
-        <w:t xml:space="preserve">Vägledning för hänsyn till spillkråka. </w:t>
-      </w:r>
-      <w:r>
-        <w:t>Vägledningar och kunskapsstöd artskydd – Skogsstyrelsen.</w:t>
-      </w:r>
-    </w:p>
-    <w:p>
-      <w:r>
-        <w:t xml:space="preserve">SLU Artdatabanken, 2026. </w:t>
-      </w:r>
-      <w:r>
-        <w:rPr>
-          <w:i/>
-        </w:rPr>
-        <w:t xml:space="preserve">Artfaktablad. Naturvård – artfakta. </w:t>
-      </w:r>
-      <w:r>
-        <w:t>SLU Artdatabanken, Uppsala.</w:t>
       </w:r>
     </w:p>
     <w:p>
@@ -1773,7 +1623,7 @@
     <w:r>
       <w:tab/>
       <w:tab/>
-      <w:t>2026-09-27</w:t>
+      <w:t>2026-09-28</w:t>
       <w:br/>
       <w:br/>
     </w:r>

--- a/tillsyn/A 27881-2026 tillsynsbegäran.docx
+++ b/tillsyn/A 27881-2026 tillsynsbegäran.docx
@@ -22,7 +22,7 @@
       <w:r>
         <w:drawing>
           <wp:inline xmlns:a="http://schemas.openxmlformats.org/drawingml/2006/main" xmlns:pic="http://schemas.openxmlformats.org/drawingml/2006/picture">
-            <wp:extent cx="5271152" cy="5724000"/>
+            <wp:extent cx="5160112" cy="5724000"/>
             <wp:docPr id="1" name="Picture 1"/>
             <wp:cNvGraphicFramePr>
               <a:graphicFrameLocks noChangeAspect="1"/>
@@ -43,7 +43,7 @@
                   <pic:spPr>
                     <a:xfrm>
                       <a:off x="0" y="0"/>
-                      <a:ext cx="5271152" cy="5724000"/>
+                      <a:ext cx="5160112" cy="5724000"/>
                     </a:xfrm>
                     <a:prstGeom prst="rect"/>
                   </pic:spPr>
@@ -65,7 +65,7 @@
     </w:p>
     <w:p>
       <w:r>
-        <w:t>I avverkningsanmälan finns fynd av 22 naturvårdsarter, varav 6 är rödlistade, 7 är fridlysta, 18 är typiska (T) och 8 är signalarter (S): garnlav (VU, T), lunglav (NT, T), rödvingetrast (NT, §4), talltita (NT, §4), tretåig hackspett (NT, T, §4), ullticka (NT, T), finbräken (S, T), kransrams (S, T), luddlav (S, T), spindelblomster (S, T, §8), stuplav (S, T), svart trolldruva (S, T), tvåblad (S, §8), ögonpyrola (S, T), blåsippa (T, §9), brudborste (T), ekbräken (T), kransmossa (T), kärrfibbla (T), nordisk stormhatt (T), ormbär (T) och fläcknycklar (§8). Se Figur 1.</w:t>
+        <w:t>I avverkningsanmälan finns fynd av 26 naturvårdsarter, varav 8 är rödlistade, 10 är fridlysta, 21 är typiska (T) och 8 är signalarter (S): garnlav (VU, T), björktrast (NT, §4), harticka (NT, T), lunglav (NT, T), rödvingetrast (NT, §4), talltita (NT, §4), tretåig hackspett (NT, T, §4), ullticka (NT, T), finbräken (S, T), kransrams (S, T), luddlav (S, T), spindelblomster (S, T, §8), stuplav (S, T), svart trolldruva (S, T), tvåblad (S, §8), ögonpyrola (S, T), bergfink (T, §4), blåsippa (T, §9), brudborste (T), ekbräken (T), kransmossa (T), kärrfibbla (T), nordisk stormhatt (T), ormbär (T), spillkråka (T, §4) och fläcknycklar (§8). Se Figur 1.</w:t>
       </w:r>
     </w:p>
     <w:p>
@@ -138,6 +138,35 @@
         <w:rPr>
           <w:b/>
         </w:rPr>
+        <w:t>Harticka (NT)</w:t>
+      </w:r>
+      <w:r>
+        <w:t xml:space="preserve"> är normalt en mycket bra signalart för granskogar med höga naturvärden. Även när svampen påträffas i mer påverkade skogar är det nästan alltid fråga om skogsmiljöer i sena successionsstadier med höga naturvärden. Skogsskötselåtgärder på eller i omedelbar närhet av växtplatserna kan innebära ett hot mot arten. Harticka är typisk art för </w:t>
+      </w:r>
+      <w:r>
+        <w:rPr>
+          <w:i/>
+        </w:rPr>
+        <w:t xml:space="preserve">9010 Taiga, 9050 Näringsrik granskog </w:t>
+      </w:r>
+      <w:r>
+        <w:t xml:space="preserve">och </w:t>
+      </w:r>
+      <w:r>
+        <w:rPr>
+          <w:i/>
+        </w:rPr>
+        <w:t>9030 Landhöjningsskog</w:t>
+      </w:r>
+      <w:r>
+        <w:t xml:space="preserve"> (SLU Artdatabanken, 2024; Nitare &amp; Skogsstyrelsen, 2019).</w:t>
+      </w:r>
+    </w:p>
+    <w:p>
+      <w:r>
+        <w:rPr>
+          <w:b/>
+        </w:rPr>
         <w:t>Lunglav (NT)</w:t>
       </w:r>
       <w:r>
@@ -529,6 +558,26 @@
         <w:rPr>
           <w:b/>
         </w:rPr>
+        <w:t>Bergfink (§4)</w:t>
+      </w:r>
+      <w:r>
+        <w:t xml:space="preserve"> häckar i barr- och blandskog samt i fjällbjörkskog. Den förekommer i Norrland, västra Dalarna och norra Värmland samt sparsamt till sällsynt vidare söderut till mellersta Värmland, norra Västmanland och södra Gästrikland. Bergfink är typisk art för </w:t>
+      </w:r>
+      <w:r>
+        <w:rPr>
+          <w:i/>
+        </w:rPr>
+        <w:t>9040 Fjällbjörkskog</w:t>
+      </w:r>
+      <w:r>
+        <w:t xml:space="preserve"> (SLU Artdatabanken, 2025).</w:t>
+      </w:r>
+    </w:p>
+    <w:p>
+      <w:r>
+        <w:rPr>
+          <w:b/>
+        </w:rPr>
         <w:t>Blåsippa (§9)</w:t>
       </w:r>
       <w:r>
@@ -716,6 +765,35 @@
       </w:r>
       <w:r>
         <w:t>(SLU Artdatabanken, 2025).</w:t>
+      </w:r>
+    </w:p>
+    <w:p>
+      <w:r>
+        <w:rPr>
+          <w:b/>
+        </w:rPr>
+        <w:t>Spillkråka (§4)</w:t>
+      </w:r>
+      <w:r>
+        <w:t xml:space="preserve"> omfattas av bilaga 1 i EU:s fågeldirektiv och är typisk art för </w:t>
+      </w:r>
+      <w:r>
+        <w:rPr>
+          <w:i/>
+        </w:rPr>
+        <w:t xml:space="preserve">9010 Taiga </w:t>
+      </w:r>
+      <w:r>
+        <w:t>och</w:t>
+      </w:r>
+      <w:r>
+        <w:rPr>
+          <w:i/>
+        </w:rPr>
+        <w:t xml:space="preserve"> 9740 Skogsbevuxen myr</w:t>
+      </w:r>
+      <w:r>
+        <w:t>. Den behöver grova träd, främst tall, asp och bok som boträd. Skogsbruk med korta omloppstider och täta, homogena ungskogar utgör det största hotet. Spillkråka är en nyckelart i skogliga miljöer vars övergivna bohål utnyttjas av flera andra hålhäckande fågelarter och fladdermöss, däribland pärluggla (EN, §4), knipa (§4), salskrake (§4) och skogsduva (§4). Hökuggla (VU, §4) och slaguggla (§4) häckar ofta i högstubbar som brutits av i höjd med ett gammalt spillkråkebo (SLU Artdatabanken, 2026; Skogsstyrelsen, 2016).</w:t>
       </w:r>
     </w:p>
     <w:p>
@@ -755,7 +833,7 @@
     </w:p>
     <w:p>
       <w:r>
-        <w:t>Följande typiska arter har sina livsmiljöer och växtplatser i den avverkningsanmälda skogen: garnlav (VU, T), lunglav (NT, T), tretåig hackspett (NT, T, §4), ullticka (NT, T), finbräken (S, T), kransrams (S, T), luddlav (S, T), spindelblomster (S, T, §8), stuplav (S, T), svart trolldruva (S, T), ögonpyrola (S, T), blåsippa (T, §9), brudborste (T), ekbräken (T), kransmossa (T), kärrfibbla (T), nordisk stormhatt (T) och ormbär (T).</w:t>
+        <w:t>Följande typiska arter har sina livsmiljöer och växtplatser i den avverkningsanmälda skogen: garnlav (VU, T), harticka (NT, T), lunglav (NT, T), tretåig hackspett (NT, T, §4), ullticka (NT, T), finbräken (S, T), kransrams (S, T), luddlav (S, T), spindelblomster (S, T, §8), stuplav (S, T), svart trolldruva (S, T), ögonpyrola (S, T), bergfink (T, §4), blåsippa (T, §9), brudborste (T), ekbräken (T), kransmossa (T), kärrfibbla (T), nordisk stormhatt (T), ormbär (T) och spillkråka (T, §4).</w:t>
       </w:r>
     </w:p>
     <w:p>
@@ -1245,6 +1323,78 @@
       </w:r>
       <w:r>
         <w:t>Acta Ornithologica 40(1): 53–60.</w:t>
+      </w:r>
+    </w:p>
+    <w:p>
+      <w:pPr>
+        <w:pStyle w:val="Heading1"/>
+      </w:pPr>
+      <w:r>
+        <w:t>Spillkråka – ekologi samt krav på livsmiljön</w:t>
+      </w:r>
+    </w:p>
+    <w:p>
+      <w:r>
+        <w:t xml:space="preserve">Spillkråka (§4) ingår i bilaga 1 EU:s fågeldirektiv och är typisk art för </w:t>
+      </w:r>
+      <w:r>
+        <w:rPr>
+          <w:i/>
+        </w:rPr>
+        <w:t xml:space="preserve">9010 Taiga </w:t>
+      </w:r>
+      <w:r>
+        <w:t>och</w:t>
+      </w:r>
+      <w:r>
+        <w:rPr>
+          <w:i/>
+        </w:rPr>
+        <w:t xml:space="preserve"> 9740 Skogsbevuxen myr</w:t>
+      </w:r>
+      <w:r>
+        <w:t>. Den lever i både barr- och blandskog liksom i ren lövskog. De tätaste populationerna tenderar att finnas i äldre, variationsrik blandskog med gott om död ved och gamla träd. Varje par utnyttjar 400–1000 hektar skog beroende på skogens kvalitet. Skogsbruk med korta omloppstider och täta, homogena ungskogar utgör det största hotet (SLU Artdatabanken, 2026).</w:t>
+      </w:r>
+    </w:p>
+    <w:p>
+      <w:r>
+        <w:t>Spillkråka är en nyckelart i skogliga miljöer vars övergivna bohål utnyttjas av flera andra hålhäckande fågelarter och fladdermöss, däribland pärluggla (EN, §4), knipa (§4), salskrake (§4) och skogsduva (§4). Hökuggla (VU, §4) och slaguggla (§4) häckar ofta i högstubbar som brutits av i höjd med ett gammalt spillkråkebo (Skogsstyrelsen, 2016).</w:t>
+      </w:r>
+    </w:p>
+    <w:p>
+      <w:pPr>
+        <w:pStyle w:val="Heading2"/>
+      </w:pPr>
+      <w:r>
+        <w:t>Referenser – spillkråka</w:t>
+      </w:r>
+    </w:p>
+    <w:p>
+      <w:r>
+        <w:t xml:space="preserve">Skogsstyrelsen, 2016. </w:t>
+      </w:r>
+      <w:r>
+        <w:rPr>
+          <w:i/>
+        </w:rPr>
+        <w:t xml:space="preserve">Vägledning för hänsyn till spillkråka. </w:t>
+      </w:r>
+      <w:r>
+        <w:t>Vägledningar och kunskapsstöd artskydd – Skogsstyrelsen.</w:t>
+      </w:r>
+    </w:p>
+    <w:p>
+      <w:r>
+        <w:t xml:space="preserve">SLU Artdatabanken, 2026. </w:t>
+      </w:r>
+      <w:r>
+        <w:rPr>
+          <w:i/>
+        </w:rPr>
+        <w:t xml:space="preserve">Artfaktablad. Naturvård – artfakta. </w:t>
+      </w:r>
+      <w:r>
+        <w:t>SLU Artdatabanken, Uppsala.</w:t>
       </w:r>
     </w:p>
     <w:p>
@@ -1623,7 +1773,7 @@
     <w:r>
       <w:tab/>
       <w:tab/>
-      <w:t>2026-09-28</w:t>
+      <w:t>2026-09-29</w:t>
       <w:br/>
       <w:br/>
     </w:r>

--- a/tillsyn/A 27881-2026 tillsynsbegäran.docx
+++ b/tillsyn/A 27881-2026 tillsynsbegäran.docx
@@ -22,7 +22,7 @@
       <w:r>
         <w:drawing>
           <wp:inline xmlns:a="http://schemas.openxmlformats.org/drawingml/2006/main" xmlns:pic="http://schemas.openxmlformats.org/drawingml/2006/picture">
-            <wp:extent cx="5160112" cy="5724000"/>
+            <wp:extent cx="5271152" cy="5724000"/>
             <wp:docPr id="1" name="Picture 1"/>
             <wp:cNvGraphicFramePr>
               <a:graphicFrameLocks noChangeAspect="1"/>
@@ -43,7 +43,7 @@
                   <pic:spPr>
                     <a:xfrm>
                       <a:off x="0" y="0"/>
-                      <a:ext cx="5160112" cy="5724000"/>
+                      <a:ext cx="5271152" cy="5724000"/>
                     </a:xfrm>
                     <a:prstGeom prst="rect"/>
                   </pic:spPr>
@@ -65,7 +65,7 @@
     </w:p>
     <w:p>
       <w:r>
-        <w:t>I avverkningsanmälan finns fynd av 26 naturvårdsarter, varav 8 är rödlistade, 10 är fridlysta, 21 är typiska (T) och 8 är signalarter (S): garnlav (VU, T), björktrast (NT, §4), harticka (NT, T), lunglav (NT, T), rödvingetrast (NT, §4), talltita (NT, §4), tretåig hackspett (NT, T, §4), ullticka (NT, T), finbräken (S, T), kransrams (S, T), luddlav (S, T), spindelblomster (S, T, §8), stuplav (S, T), svart trolldruva (S, T), tvåblad (S, §8), ögonpyrola (S, T), bergfink (T, §4), blåsippa (T, §9), brudborste (T), ekbräken (T), kransmossa (T), kärrfibbla (T), nordisk stormhatt (T), ormbär (T), spillkråka (T, §4) och fläcknycklar (§8). Se Figur 1.</w:t>
+        <w:t>I avverkningsanmälan finns fynd av 22 naturvårdsarter, varav 6 är rödlistade, 7 är fridlysta, 18 är typiska (T) och 8 är signalarter (S): garnlav (VU, T), lunglav (NT, T), rödvingetrast (NT, §4), talltita (NT, §4), tretåig hackspett (NT, T, §4), ullticka (NT, T), finbräken (S, T), kransrams (S, T), luddlav (S, T), spindelblomster (S, T, §8), stuplav (S, T), svart trolldruva (S, T), tvåblad (S, §8), ögonpyrola (S, T), blåsippa (T, §9), brudborste (T), ekbräken (T), kransmossa (T), kärrfibbla (T), nordisk stormhatt (T), ormbär (T) och fläcknycklar (§8). Se Figur 1.</w:t>
       </w:r>
     </w:p>
     <w:p>
@@ -138,10 +138,133 @@
         <w:rPr>
           <w:b/>
         </w:rPr>
-        <w:t>Harticka (NT)</w:t>
-      </w:r>
-      <w:r>
-        <w:t xml:space="preserve"> är normalt en mycket bra signalart för granskogar med höga naturvärden. Även när svampen påträffas i mer påverkade skogar är det nästan alltid fråga om skogsmiljöer i sena successionsstadier med höga naturvärden. Skogsskötselåtgärder på eller i omedelbar närhet av växtplatserna kan innebära ett hot mot arten. Harticka är typisk art för </w:t>
+        <w:t>Lunglav (NT)</w:t>
+      </w:r>
+      <w:r>
+        <w:t xml:space="preserve"> är en av vårt lands främsta signalarter som överallt indikerar gamla lövträd, skogsbestånd med höga naturvärden och ekosystem med långskoglig kontinuitet. Lokalt kan förekomsten vara mycket riklig men den hittas nästan enbart i gamla och ej slutavverkade skogar. Artens samtliga förekomster bör uppmärksammas från naturvårdssynpunkt, då många lokaler även hyser andra ovanliga och rödlistade arter. Rikliga förekomster bör skyddas med biotopskydd, frivilliga avsättningar eller reservat. På lunglav kan de sällsynta lavparasiterna lunglavshårprick (CR), </w:t>
+      </w:r>
+      <w:r>
+        <w:rPr>
+          <w:i/>
+        </w:rPr>
+        <w:t>Abrothallus diederichii</w:t>
+      </w:r>
+      <w:r>
+        <w:t xml:space="preserve"> (VU), </w:t>
+      </w:r>
+      <w:r>
+        <w:rPr>
+          <w:i/>
+        </w:rPr>
+        <w:t>Abrothallus lobariae</w:t>
+      </w:r>
+      <w:r>
+        <w:t xml:space="preserve"> (VU), </w:t>
+      </w:r>
+      <w:r>
+        <w:rPr>
+          <w:i/>
+        </w:rPr>
+        <w:t>Calycina lobariae</w:t>
+      </w:r>
+      <w:r>
+        <w:t xml:space="preserve"> (VU), lunglavsknapp (VU) och skrovelmössing (VU) påträffas. Lunglav är typisk art för </w:t>
+      </w:r>
+      <w:r>
+        <w:rPr>
+          <w:i/>
+        </w:rPr>
+        <w:t>9010 Taiga, 9020 Nordlig ädellövskog, 9110 Näringsfattig bokskog, 9130 Näringsrik bokskog, 9160 Näringsrik ekskog, 9180 Ädellövskog i branter, 9190 Näringsfattig ekskog, 9070 Trädklädd betesmark, 9040 Fjällbjörkskog</w:t>
+      </w:r>
+      <w:r>
+        <w:t xml:space="preserve"> och</w:t>
+      </w:r>
+      <w:r>
+        <w:rPr>
+          <w:i/>
+        </w:rPr>
+        <w:t xml:space="preserve"> 6530 Lövängar</w:t>
+      </w:r>
+      <w:r>
+        <w:t xml:space="preserve"> (SLU Artdatabanken, 2026; Nitare &amp; Skogsstyrelsen, 2019).</w:t>
+      </w:r>
+    </w:p>
+    <w:p>
+      <w:r>
+        <w:rPr>
+          <w:b/>
+        </w:rPr>
+        <w:t>Talltita (NT, §4)</w:t>
+      </w:r>
+      <w:r>
+        <w:t>, rödlistad som nära hotad och prioriterad art i Skogsvårdslagen, har häckningsrevir i anmälan. Arten har minskat kraftigt de senaste 30 åren och minskningstakten innevarande 10-årsperiod beräknas till 20 (10–30) %. Talltitan är synnerligen trogen sitt cirka 15 hektar stora revir och är beroende av flerskiktade olikåldriga skogar för att kunna föda upp sina ungar. Talltitan försvinner om dess livsmiljö kalavverkas (Eggers &amp; Low, 2014; Ekman, 1979; Griesser et al, 2007; Klein, 2020; Siffczyk et al, 2003; SLU Artdatabanken, 2021).</w:t>
+      </w:r>
+    </w:p>
+    <w:p>
+      <w:r>
+        <w:rPr>
+          <w:b/>
+        </w:rPr>
+        <w:t>Tretåig hackspett (NT, §4)</w:t>
+      </w:r>
+      <w:r>
+        <w:t xml:space="preserve"> är rödlistad som nära hotad och ingår i bilaga 1 i EU:s fågeldirektiv. Tretåig hackspett är för sin överlevnad beroende av kontinuerlig tillförsel av äldre döende och död ved, som sker genom naturliga självgallringsprocesser i äldre grannaturskogar och barrblandade naturskogar. Om en skog genom skogsbruk gallras eller glesas ur så upphör och uteblir i stort sett den naturliga självgallringsprocessen för mycket lång tid framöver vilket omöjliggör upprätthållandet av den kontinuerliga ekologiska funktionen i ett område. Det finns studier som visar att naturskogens självgallringsprocess som den tretåiga hackspetten är beroende av, inte kan ersättas med efterlämnad hänsyn i skogsbruket (Imbeau &amp; Desrochers, 2002). Storleken på häckningsreviret varierar med skogstypen, förekomsten av död ved och graden av fragmentering, men är i allmänhet i storleksordningen 25–100 hektar. Vintertid krävs ofta betydligt större områden och det finns studier som antyder att arten behöver minst 100 hektar äldre skog. I områden med låg bonitet kan det behövas över 200 hektar lämpligt habitat för att ett par ska kunna reproducera sig. Områden med dokumenterad permanent förekomst i naturskogsmiljöer har vanligen så stora naturvärden att skogsbruk är olämpligt. Tretåig hackspett är typisk art för </w:t>
+      </w:r>
+      <w:r>
+        <w:rPr>
+          <w:i/>
+        </w:rPr>
+        <w:t xml:space="preserve">9010 Taiga, 9740 Skogsbevuxen myr, 9030 Landhöjningsskog </w:t>
+      </w:r>
+      <w:r>
+        <w:t xml:space="preserve">och </w:t>
+      </w:r>
+      <w:r>
+        <w:rPr>
+          <w:i/>
+        </w:rPr>
+        <w:t>9040 Fjällbjörkskog</w:t>
+      </w:r>
+      <w:r>
+        <w:t xml:space="preserve"> (Skogsstyrelsen, 2016; SLU Artdatabanken, 2024).</w:t>
+      </w:r>
+    </w:p>
+    <w:p>
+      <w:r>
+        <w:rPr>
+          <w:b/>
+        </w:rPr>
+        <w:t>Ullticka (NT)</w:t>
+      </w:r>
+      <w:r>
+        <w:t xml:space="preserve"> är knuten till restbestånd av barrnaturskog och förekommer med ett tydligt optimum i orörda eller måttligt påverkade gamla granskogar där det föreligger viss kontinuitet av grov död ved. Ullticka är en bra signalart inom hela sitt utbredningsområde och i södra Sverige är den sällsynt och en god signalart för skyddsvärda granskogsmiljöer. Den hotas av avverkning och fragmentering av naturskog och äldre granskog med lång trädkontinuitet. På ullticka kan ibland ulltickeporing (VU) påträffas - det är en sällsynt ticka som nyligen delats upp i de tre olika arterna ulltickeporing </w:t>
+      </w:r>
+      <w:r>
+        <w:rPr>
+          <w:i/>
+        </w:rPr>
+        <w:t xml:space="preserve">Skeletocutis brevispora </w:t>
+      </w:r>
+      <w:r>
+        <w:t>(VU)</w:t>
+      </w:r>
+      <w:r>
+        <w:rPr>
+          <w:i/>
+        </w:rPr>
+        <w:t>, Skeletocutis delicata</w:t>
+      </w:r>
+      <w:r>
+        <w:t xml:space="preserve"> (VU)</w:t>
+      </w:r>
+      <w:r>
+        <w:rPr>
+          <w:i/>
+        </w:rPr>
+        <w:t xml:space="preserve"> och Skeletocutis exilis</w:t>
+      </w:r>
+      <w:r>
+        <w:t xml:space="preserve"> (NT). Ullticka är typisk art för </w:t>
       </w:r>
       <w:r>
         <w:rPr>
@@ -159,7 +282,7 @@
         <w:t>9030 Landhöjningsskog</w:t>
       </w:r>
       <w:r>
-        <w:t xml:space="preserve"> (SLU Artdatabanken, 2024; Nitare &amp; Skogsstyrelsen, 2019).</w:t>
+        <w:t xml:space="preserve"> (SLU Artdatabanken, 2026; Nitare &amp; Skogsstyrelsen, 2019; Miettinen &amp; Niemelä, 2018).</w:t>
       </w:r>
     </w:p>
     <w:p>
@@ -167,55 +290,86 @@
         <w:rPr>
           <w:b/>
         </w:rPr>
-        <w:t>Lunglav (NT)</w:t>
-      </w:r>
-      <w:r>
-        <w:t xml:space="preserve"> är en av vårt lands främsta signalarter som överallt indikerar gamla lövträd, skogsbestånd med höga naturvärden och ekosystem med långskoglig kontinuitet. Lokalt kan förekomsten vara mycket riklig men den hittas nästan enbart i gamla och ej slutavverkade skogar. Artens samtliga förekomster bör uppmärksammas från naturvårdssynpunkt, då många lokaler även hyser andra ovanliga och rödlistade arter. Rikliga förekomster bör skyddas med biotopskydd, frivilliga avsättningar eller reservat. På lunglav kan de sällsynta lavparasiterna lunglavshårprick (CR), </w:t>
+        <w:t>Finbräken</w:t>
+      </w:r>
+      <w:r>
+        <w:t xml:space="preserve"> växer på kalkrika marker i frisk eller fuktig mulljord. Den kräver konstant hög luftfuktighet och är mycket känslig för skogsbruksåtgärder. Arten är placerad högst upp i Skogsstyrelsens värdepyramid för bedömning av skog med höga naturvärden och utgör en karaktärsart för de mest skyddsvärda kalkgranskogarna med långvarig ekologisk kontinuitet och högt skyddsvärde. Finbräken är typisk art för </w:t>
       </w:r>
       <w:r>
         <w:rPr>
           <w:i/>
         </w:rPr>
-        <w:t>Abrothallus diederichii</w:t>
-      </w:r>
-      <w:r>
-        <w:t xml:space="preserve"> (VU), </w:t>
+        <w:t xml:space="preserve">9050 Näringsrik granskog </w:t>
+      </w:r>
+      <w:r>
+        <w:t xml:space="preserve">och </w:t>
       </w:r>
       <w:r>
         <w:rPr>
           <w:i/>
         </w:rPr>
-        <w:t>Abrothallus lobariae</w:t>
-      </w:r>
-      <w:r>
-        <w:t xml:space="preserve"> (VU), </w:t>
+        <w:t xml:space="preserve">9040 Fjällbjörkskog </w:t>
+      </w:r>
+      <w:r>
+        <w:t>(SLU Artdatabanken, 2024; Nitare &amp; Skogsstyrelsen, 2019).</w:t>
+      </w:r>
+    </w:p>
+    <w:p>
+      <w:r>
+        <w:rPr>
+          <w:b/>
+        </w:rPr>
+        <w:t>Kransrams</w:t>
+      </w:r>
+      <w:r>
+        <w:t xml:space="preserve"> är typisk art för </w:t>
       </w:r>
       <w:r>
         <w:rPr>
           <w:i/>
         </w:rPr>
-        <w:t>Calycina lobariae</w:t>
-      </w:r>
-      <w:r>
-        <w:t xml:space="preserve"> (VU), lunglavsknapp (VU) och skrovelmössing (VU) påträffas. Lunglav är typisk art för </w:t>
+        <w:t xml:space="preserve">9020 Nordlig ädellövskog </w:t>
+      </w:r>
+      <w:r>
+        <w:t>(SLU Artdatabanken, 2025).</w:t>
+      </w:r>
+    </w:p>
+    <w:p>
+      <w:r>
+        <w:rPr>
+          <w:b/>
+        </w:rPr>
+        <w:t>Luddlav</w:t>
+      </w:r>
+      <w:r>
+        <w:t xml:space="preserve"> signalerar lång skoglig kontinuitet med ett stabilt lokal- och mikroklimat med hög och jämn fuktighet. Luddlav är typisk art för </w:t>
       </w:r>
       <w:r>
         <w:rPr>
           <w:i/>
         </w:rPr>
-        <w:t>9010 Taiga, 9020 Nordlig ädellövskog, 9110 Näringsfattig bokskog, 9130 Näringsrik bokskog, 9160 Näringsrik ekskog, 9180 Ädellövskog i branter, 9190 Näringsfattig ekskog, 9070 Trädklädd betesmark, 9040 Fjällbjörkskog</w:t>
-      </w:r>
-      <w:r>
-        <w:t xml:space="preserve"> och</w:t>
+        <w:t>9010 Taiga,</w:t>
+      </w:r>
+      <w:r>
+        <w:t xml:space="preserve"> </w:t>
       </w:r>
       <w:r>
         <w:rPr>
           <w:i/>
         </w:rPr>
-        <w:t xml:space="preserve"> 6530 Lövängar</w:t>
-      </w:r>
-      <w:r>
-        <w:t xml:space="preserve"> (SLU Artdatabanken, 2026; Nitare &amp; Skogsstyrelsen, 2019).</w:t>
+        <w:t xml:space="preserve">9020 Nordlig ädellövskog, 9070 Trädklädd betesmark, 9110 Näringsfattig bokskog, 9180 Ädellövskog i branter </w:t>
+      </w:r>
+      <w:r>
+        <w:t>och</w:t>
+      </w:r>
+      <w:r>
+        <w:rPr>
+          <w:i/>
+        </w:rPr>
+        <w:t xml:space="preserve"> 9190 Näringsfattig ekskog </w:t>
+      </w:r>
+      <w:r>
+        <w:t>(Nitare &amp; Skogsstyrelsen, 2019; SLU Artdatabanken, 2025).</w:t>
       </w:r>
     </w:p>
     <w:p>
@@ -223,77 +377,10 @@
         <w:rPr>
           <w:b/>
         </w:rPr>
-        <w:t>Talltita (NT, §4)</w:t>
-      </w:r>
-      <w:r>
-        <w:t>, rödlistad som nära hotad och prioriterad art i Skogsvårdslagen, har häckningsrevir i anmälan. Arten har minskat kraftigt de senaste 30 åren och minskningstakten innevarande 10-årsperiod beräknas till 20 (10–30) %. Talltitan är synnerligen trogen sitt cirka 15 hektar stora revir och är beroende av flerskiktade olikåldriga skogar för att kunna föda upp sina ungar. Talltitan försvinner om dess livsmiljö kalavverkas (Eggers &amp; Low, 2014; Ekman, 1979; Griesser et al, 2007; Klein, 2020; Siffczyk et al, 2003; SLU Artdatabanken, 2021).</w:t>
-      </w:r>
-    </w:p>
-    <w:p>
-      <w:r>
-        <w:rPr>
-          <w:b/>
-        </w:rPr>
-        <w:t>Tretåig hackspett (NT, §4)</w:t>
-      </w:r>
-      <w:r>
-        <w:t xml:space="preserve"> är rödlistad som nära hotad och ingår i bilaga 1 i EU:s fågeldirektiv. Tretåig hackspett är för sin överlevnad beroende av kontinuerlig tillförsel av äldre döende och död ved, som sker genom naturliga självgallringsprocesser i äldre grannaturskogar och barrblandade naturskogar. Om en skog genom skogsbruk gallras eller glesas ur så upphör och uteblir i stort sett den naturliga självgallringsprocessen för mycket lång tid framöver vilket omöjliggör upprätthållandet av den kontinuerliga ekologiska funktionen i ett område. Det finns studier som visar att naturskogens självgallringsprocess som den tretåiga hackspetten är beroende av, inte kan ersättas med efterlämnad hänsyn i skogsbruket (Imbeau &amp; Desrochers, 2002). Storleken på häckningsreviret varierar med skogstypen, förekomsten av död ved och graden av fragmentering, men är i allmänhet i storleksordningen 25–100 hektar. Vintertid krävs ofta betydligt större områden och det finns studier som antyder att arten behöver minst 100 hektar äldre skog. I områden med låg bonitet kan det behövas över 200 hektar lämpligt habitat för att ett par ska kunna reproducera sig. Områden med dokumenterad permanent förekomst i naturskogsmiljöer har vanligen så stora naturvärden att skogsbruk är olämpligt. Tretåig hackspett är typisk art för </w:t>
-      </w:r>
-      <w:r>
-        <w:rPr>
-          <w:i/>
-        </w:rPr>
-        <w:t xml:space="preserve">9010 Taiga, 9740 Skogsbevuxen myr, 9030 Landhöjningsskog </w:t>
-      </w:r>
-      <w:r>
-        <w:t xml:space="preserve">och </w:t>
-      </w:r>
-      <w:r>
-        <w:rPr>
-          <w:i/>
-        </w:rPr>
-        <w:t>9040 Fjällbjörkskog</w:t>
-      </w:r>
-      <w:r>
-        <w:t xml:space="preserve"> (Skogsstyrelsen, 2016; SLU Artdatabanken, 2024).</w:t>
-      </w:r>
-    </w:p>
-    <w:p>
-      <w:r>
-        <w:rPr>
-          <w:b/>
-        </w:rPr>
-        <w:t>Ullticka (NT)</w:t>
-      </w:r>
-      <w:r>
-        <w:t xml:space="preserve"> är knuten till restbestånd av barrnaturskog och förekommer med ett tydligt optimum i orörda eller måttligt påverkade gamla granskogar där det föreligger viss kontinuitet av grov död ved. Ullticka är en bra signalart inom hela sitt utbredningsområde och i södra Sverige är den sällsynt och en god signalart för skyddsvärda granskogsmiljöer. Den hotas av avverkning och fragmentering av naturskog och äldre granskog med lång trädkontinuitet. På ullticka kan ibland ulltickeporing (VU) påträffas - det är en sällsynt ticka som nyligen delats upp i de tre olika arterna ulltickeporing </w:t>
-      </w:r>
-      <w:r>
-        <w:rPr>
-          <w:i/>
-        </w:rPr>
-        <w:t xml:space="preserve">Skeletocutis brevispora </w:t>
-      </w:r>
-      <w:r>
-        <w:t>(VU)</w:t>
-      </w:r>
-      <w:r>
-        <w:rPr>
-          <w:i/>
-        </w:rPr>
-        <w:t>, Skeletocutis delicata</w:t>
-      </w:r>
-      <w:r>
-        <w:t xml:space="preserve"> (VU)</w:t>
-      </w:r>
-      <w:r>
-        <w:rPr>
-          <w:i/>
-        </w:rPr>
-        <w:t xml:space="preserve"> och Skeletocutis exilis</w:t>
-      </w:r>
-      <w:r>
-        <w:t xml:space="preserve"> (NT). Ullticka är typisk art för </w:t>
+        <w:t>Spindelblomster (§8)</w:t>
+      </w:r>
+      <w:r>
+        <w:t xml:space="preserve"> växer i äldre mossrik granskog eller barrblandskog, men även i fjällbjörkskog. Arten indikerar långvarig trädkontinuitet och hög luftfuktighet och är mycket känslig för uttorkning och markskador. Spindelblomster har i många trakter minskat starkt under senare tid på grund av slutavverkningar och skogsmarksdikning. Spindelblomster är typisk art för </w:t>
       </w:r>
       <w:r>
         <w:rPr>
@@ -302,16 +389,16 @@
         <w:t xml:space="preserve">9010 Taiga, 9050 Näringsrik granskog </w:t>
       </w:r>
       <w:r>
-        <w:t xml:space="preserve">och </w:t>
+        <w:t>och</w:t>
       </w:r>
       <w:r>
         <w:rPr>
           <w:i/>
         </w:rPr>
-        <w:t>9030 Landhöjningsskog</w:t>
-      </w:r>
-      <w:r>
-        <w:t xml:space="preserve"> (SLU Artdatabanken, 2026; Nitare &amp; Skogsstyrelsen, 2019; Miettinen &amp; Niemelä, 2018).</w:t>
+        <w:t xml:space="preserve"> 9040 Fjällbjörkskog</w:t>
+      </w:r>
+      <w:r>
+        <w:t xml:space="preserve"> (Nitare &amp; Skogsstyrelsen, 2019; SLU Artdatabanken, 2025).</w:t>
       </w:r>
     </w:p>
     <w:p>
@@ -319,10 +406,211 @@
         <w:rPr>
           <w:b/>
         </w:rPr>
-        <w:t>Finbräken</w:t>
-      </w:r>
-      <w:r>
-        <w:t xml:space="preserve"> växer på kalkrika marker i frisk eller fuktig mulljord. Den kräver konstant hög luftfuktighet och är mycket känslig för skogsbruksåtgärder. Arten är placerad högst upp i Skogsstyrelsens värdepyramid för bedömning av skog med höga naturvärden och utgör en karaktärsart för de mest skyddsvärda kalkgranskogarna med långvarig ekologisk kontinuitet och högt skyddsvärde. Finbräken är typisk art för </w:t>
+        <w:t>Stuplav</w:t>
+      </w:r>
+      <w:r>
+        <w:t xml:space="preserve"> är en mycket bra signalart i hela sitt utbredningsområde och förekommer nästan enbart i skogsmiljöer med höga naturvärden. Den indikerar långvarig förekomst av gamla lövträd och miljöer med konstant hög luftfuktighet. I skogar med suboceaniskt klimat finns det en mycket sällsynt parasit, njurlavsknapp </w:t>
+      </w:r>
+      <w:r>
+        <w:rPr>
+          <w:i/>
+        </w:rPr>
+        <w:t>Pletocarpon nephromeum</w:t>
+      </w:r>
+      <w:r>
+        <w:t xml:space="preserve"> (EN), som växer på stuplav. Ytterligare tre sällsynta lavparasiter, </w:t>
+      </w:r>
+      <w:r>
+        <w:rPr>
+          <w:i/>
+        </w:rPr>
+        <w:t>Protounguicularia nephromatis</w:t>
+      </w:r>
+      <w:r>
+        <w:t xml:space="preserve"> (VU), </w:t>
+      </w:r>
+      <w:r>
+        <w:rPr>
+          <w:i/>
+        </w:rPr>
+        <w:t>Refractohilum galligenum</w:t>
+      </w:r>
+      <w:r>
+        <w:t xml:space="preserve"> (NT) och </w:t>
+      </w:r>
+      <w:r>
+        <w:rPr>
+          <w:i/>
+        </w:rPr>
+        <w:t>Roselliniella nephromatis</w:t>
+      </w:r>
+      <w:r>
+        <w:t xml:space="preserve"> (DD), kan också påträffas på stuplav. Stuplav är typisk art för </w:t>
+      </w:r>
+      <w:r>
+        <w:rPr>
+          <w:i/>
+        </w:rPr>
+        <w:t>9010 Taiga</w:t>
+      </w:r>
+      <w:r>
+        <w:t xml:space="preserve"> (SLU Artdatabanken, 2026; Nitare &amp; Skogsstyrelsen, 2019).</w:t>
+      </w:r>
+    </w:p>
+    <w:p>
+      <w:r>
+        <w:rPr>
+          <w:b/>
+        </w:rPr>
+        <w:t>Svart trolldruva</w:t>
+      </w:r>
+      <w:r>
+        <w:t xml:space="preserve"> är en kalkgynnad växt som förekommer på näringsrik frisk mulljord i såväl bördiga kalkbarrskogar som sydliga kalklövskogar och lundar. Arten är en bra signalart för skyddsvärda biotoper i såväl löv- som barrskogar och tål inte slutavverkning och markberedning. Trolldruva är värdväxt för ett antal sällsynta fjärilsarter som ställer höga krav på sina livsmiljöer, däribland trolldruvemätare (EN), skuggmalmätare (VU) och trolldruvelobmätare (VU). Svart trolldruva är typisk art för </w:t>
+      </w:r>
+      <w:r>
+        <w:rPr>
+          <w:i/>
+        </w:rPr>
+        <w:t>9050 Näringsrik granskog,</w:t>
+      </w:r>
+      <w:r>
+        <w:t xml:space="preserve"> </w:t>
+      </w:r>
+      <w:r>
+        <w:rPr>
+          <w:i/>
+        </w:rPr>
+        <w:t xml:space="preserve">9020 Nordlig ädellövskog, 9160 Näringsrik ekskog, 9180 Ädellövskog i branter </w:t>
+      </w:r>
+      <w:r>
+        <w:t>och</w:t>
+      </w:r>
+      <w:r>
+        <w:rPr>
+          <w:i/>
+        </w:rPr>
+        <w:t xml:space="preserve"> 1610 Åsöar i Östersjön</w:t>
+      </w:r>
+      <w:r>
+        <w:t xml:space="preserve"> (SLU Artdatabanken, 2024; Nitare &amp; Skogsstyrelsen, 2019).</w:t>
+      </w:r>
+    </w:p>
+    <w:p>
+      <w:r>
+        <w:rPr>
+          <w:b/>
+        </w:rPr>
+        <w:t xml:space="preserve">Ögonpyrola </w:t>
+      </w:r>
+      <w:r>
+        <w:t xml:space="preserve">är normalt en bra signalart som visar på områden med höga naturvärden och stabila förhållanden, särskilt inom näringsfattiga trakter. Växten är mycket känslig för markskador och försvinner snabbt efter slutavverkning. Den hotas också av skogsgödsling och markavvattning. Ögonpyrola är typisk art för </w:t>
+      </w:r>
+      <w:r>
+        <w:rPr>
+          <w:i/>
+        </w:rPr>
+        <w:t>9010 Taiga</w:t>
+      </w:r>
+      <w:r>
+        <w:t xml:space="preserve"> och</w:t>
+      </w:r>
+      <w:r>
+        <w:rPr>
+          <w:i/>
+        </w:rPr>
+        <w:t xml:space="preserve"> 9070 Trädklädd betesmark</w:t>
+      </w:r>
+      <w:r>
+        <w:t xml:space="preserve"> (Nitare &amp; Skogsstyrelsen, 2019; SLU Artdatabanken, 2024).</w:t>
+      </w:r>
+    </w:p>
+    <w:p>
+      <w:r>
+        <w:rPr>
+          <w:b/>
+        </w:rPr>
+        <w:t>Blåsippa (§9)</w:t>
+      </w:r>
+      <w:r>
+        <w:t xml:space="preserve"> är typisk art för </w:t>
+      </w:r>
+      <w:r>
+        <w:rPr>
+          <w:i/>
+        </w:rPr>
+        <w:t>9050 Näringsrik granskog, 9020 Nordlig ädellövskog</w:t>
+      </w:r>
+      <w:r>
+        <w:t xml:space="preserve"> och </w:t>
+      </w:r>
+      <w:r>
+        <w:rPr>
+          <w:i/>
+        </w:rPr>
+        <w:t>8240 Karsthällmarker</w:t>
+      </w:r>
+      <w:r>
+        <w:t xml:space="preserve"> (SLU Artdatabanken, 2025).</w:t>
+      </w:r>
+    </w:p>
+    <w:p>
+      <w:r>
+        <w:rPr>
+          <w:b/>
+        </w:rPr>
+        <w:t>Brudborste</w:t>
+      </w:r>
+      <w:r>
+        <w:t xml:space="preserve"> är typisk art för </w:t>
+      </w:r>
+      <w:r>
+        <w:rPr>
+          <w:i/>
+        </w:rPr>
+        <w:t xml:space="preserve">9050 Näringsrik granskog, 9040 Fjällbjörkskog, 6530 Lövängar, 6430 Högörtängar </w:t>
+      </w:r>
+      <w:r>
+        <w:t xml:space="preserve">och </w:t>
+      </w:r>
+      <w:r>
+        <w:rPr>
+          <w:i/>
+        </w:rPr>
+        <w:t>6510 Slåtterängar i låglandet</w:t>
+      </w:r>
+      <w:r>
+        <w:t xml:space="preserve"> (SLU Artdatabanken, 2025).</w:t>
+      </w:r>
+    </w:p>
+    <w:p>
+      <w:r>
+        <w:rPr>
+          <w:b/>
+        </w:rPr>
+        <w:t xml:space="preserve">Ekbräken </w:t>
+      </w:r>
+      <w:r>
+        <w:t xml:space="preserve">är typisk art för </w:t>
+      </w:r>
+      <w:r>
+        <w:rPr>
+          <w:i/>
+        </w:rPr>
+        <w:t>9050 Näringsrik granskog</w:t>
+      </w:r>
+      <w:r>
+        <w:t xml:space="preserve"> (SLU Artdatabanken, 2025).</w:t>
+      </w:r>
+    </w:p>
+    <w:p>
+      <w:r>
+        <w:rPr>
+          <w:b/>
+        </w:rPr>
+        <w:t>Kransmossa</w:t>
+      </w:r>
+      <w:r>
+        <w:t xml:space="preserve"> är typisk art för </w:t>
       </w:r>
       <w:r>
         <w:rPr>
@@ -337,10 +625,10 @@
         <w:rPr>
           <w:i/>
         </w:rPr>
-        <w:t xml:space="preserve">9040 Fjällbjörkskog </w:t>
-      </w:r>
-      <w:r>
-        <w:t>(SLU Artdatabanken, 2024; Nitare &amp; Skogsstyrelsen, 2019).</w:t>
+        <w:t xml:space="preserve">6170 Alpina kalkgräsmarker </w:t>
+      </w:r>
+      <w:r>
+        <w:t>(SLU Artdatabanken, 2025).</w:t>
       </w:r>
     </w:p>
     <w:p>
@@ -348,7 +636,7 @@
         <w:rPr>
           <w:b/>
         </w:rPr>
-        <w:t>Kransrams</w:t>
+        <w:t>Kärrfibbla</w:t>
       </w:r>
       <w:r>
         <w:t xml:space="preserve"> är typisk art för </w:t>
@@ -357,7 +645,16 @@
         <w:rPr>
           <w:i/>
         </w:rPr>
-        <w:t xml:space="preserve">9020 Nordlig ädellövskog </w:t>
+        <w:t xml:space="preserve">9050 Näringsrik granskog, 9080 Lövsumpskog </w:t>
+      </w:r>
+      <w:r>
+        <w:t>och</w:t>
+      </w:r>
+      <w:r>
+        <w:rPr>
+          <w:i/>
+        </w:rPr>
+        <w:t xml:space="preserve"> 9040 Fjällbjörkskog </w:t>
       </w:r>
       <w:r>
         <w:t>(SLU Artdatabanken, 2025).</w:t>
@@ -368,37 +665,37 @@
         <w:rPr>
           <w:b/>
         </w:rPr>
-        <w:t>Luddlav</w:t>
-      </w:r>
-      <w:r>
-        <w:t xml:space="preserve"> signalerar lång skoglig kontinuitet med ett stabilt lokal- och mikroklimat med hög och jämn fuktighet. Luddlav är typisk art för </w:t>
+        <w:t>Nordisk stormhatt</w:t>
+      </w:r>
+      <w:r>
+        <w:t xml:space="preserve"> är typisk art för </w:t>
       </w:r>
       <w:r>
         <w:rPr>
           <w:i/>
         </w:rPr>
-        <w:t>9010 Taiga,</w:t>
-      </w:r>
-      <w:r>
-        <w:t xml:space="preserve"> </w:t>
+        <w:t xml:space="preserve">9050 Näringsrik granskog, 9040 Fjällbjörkskog </w:t>
+      </w:r>
+      <w:r>
+        <w:t xml:space="preserve">och </w:t>
       </w:r>
       <w:r>
         <w:rPr>
           <w:i/>
         </w:rPr>
-        <w:t xml:space="preserve">9020 Nordlig ädellövskog, 9070 Trädklädd betesmark, 9110 Näringsfattig bokskog, 9180 Ädellövskog i branter </w:t>
-      </w:r>
-      <w:r>
-        <w:t>och</w:t>
+        <w:t>6430 Högörtängar</w:t>
+      </w:r>
+      <w:r>
+        <w:t>. Stormhattsrotvecklare (NT) samt stormhattshumla, som är rödlistad som nära hotad (NT) på den europeiska rödlistan, är knuten till nordisk stormhatt</w:t>
       </w:r>
       <w:r>
         <w:rPr>
           <w:i/>
         </w:rPr>
-        <w:t xml:space="preserve"> 9190 Näringsfattig ekskog </w:t>
-      </w:r>
-      <w:r>
-        <w:t>(Nitare &amp; Skogsstyrelsen, 2019; SLU Artdatabanken, 2025).</w:t>
+        <w:t xml:space="preserve"> </w:t>
+      </w:r>
+      <w:r>
+        <w:t>(SLU Artdatabanken, 2026; IUCN, 2025).</w:t>
       </w:r>
     </w:p>
     <w:p>
@@ -406,257 +703,7 @@
         <w:rPr>
           <w:b/>
         </w:rPr>
-        <w:t>Spindelblomster (§8)</w:t>
-      </w:r>
-      <w:r>
-        <w:t xml:space="preserve"> växer i äldre mossrik granskog eller barrblandskog, men även i fjällbjörkskog. Arten indikerar långvarig trädkontinuitet och hög luftfuktighet och är mycket känslig för uttorkning och markskador. Spindelblomster har i många trakter minskat starkt under senare tid på grund av slutavverkningar och skogsmarksdikning. Spindelblomster är typisk art för </w:t>
-      </w:r>
-      <w:r>
-        <w:rPr>
-          <w:i/>
-        </w:rPr>
-        <w:t xml:space="preserve">9010 Taiga, 9050 Näringsrik granskog </w:t>
-      </w:r>
-      <w:r>
-        <w:t>och</w:t>
-      </w:r>
-      <w:r>
-        <w:rPr>
-          <w:i/>
-        </w:rPr>
-        <w:t xml:space="preserve"> 9040 Fjällbjörkskog</w:t>
-      </w:r>
-      <w:r>
-        <w:t xml:space="preserve"> (Nitare &amp; Skogsstyrelsen, 2019; SLU Artdatabanken, 2025).</w:t>
-      </w:r>
-    </w:p>
-    <w:p>
-      <w:r>
-        <w:rPr>
-          <w:b/>
-        </w:rPr>
-        <w:t>Stuplav</w:t>
-      </w:r>
-      <w:r>
-        <w:t xml:space="preserve"> är en mycket bra signalart i hela sitt utbredningsområde och förekommer nästan enbart i skogsmiljöer med höga naturvärden. Den indikerar långvarig förekomst av gamla lövträd och miljöer med konstant hög luftfuktighet. I skogar med suboceaniskt klimat finns det en mycket sällsynt parasit, njurlavsknapp </w:t>
-      </w:r>
-      <w:r>
-        <w:rPr>
-          <w:i/>
-        </w:rPr>
-        <w:t>Pletocarpon nephromeum</w:t>
-      </w:r>
-      <w:r>
-        <w:t xml:space="preserve"> (EN), som växer på stuplav. Ytterligare tre sällsynta lavparasiter, </w:t>
-      </w:r>
-      <w:r>
-        <w:rPr>
-          <w:i/>
-        </w:rPr>
-        <w:t>Protounguicularia nephromatis</w:t>
-      </w:r>
-      <w:r>
-        <w:t xml:space="preserve"> (VU), </w:t>
-      </w:r>
-      <w:r>
-        <w:rPr>
-          <w:i/>
-        </w:rPr>
-        <w:t>Refractohilum galligenum</w:t>
-      </w:r>
-      <w:r>
-        <w:t xml:space="preserve"> (NT) och </w:t>
-      </w:r>
-      <w:r>
-        <w:rPr>
-          <w:i/>
-        </w:rPr>
-        <w:t>Roselliniella nephromatis</w:t>
-      </w:r>
-      <w:r>
-        <w:t xml:space="preserve"> (DD), kan också påträffas på stuplav. Stuplav är typisk art för </w:t>
-      </w:r>
-      <w:r>
-        <w:rPr>
-          <w:i/>
-        </w:rPr>
-        <w:t>9010 Taiga</w:t>
-      </w:r>
-      <w:r>
-        <w:t xml:space="preserve"> (SLU Artdatabanken, 2026; Nitare &amp; Skogsstyrelsen, 2019).</w:t>
-      </w:r>
-    </w:p>
-    <w:p>
-      <w:r>
-        <w:rPr>
-          <w:b/>
-        </w:rPr>
-        <w:t>Svart trolldruva</w:t>
-      </w:r>
-      <w:r>
-        <w:t xml:space="preserve"> är en kalkgynnad växt som förekommer på näringsrik frisk mulljord i såväl bördiga kalkbarrskogar som sydliga kalklövskogar och lundar. Arten är en bra signalart för skyddsvärda biotoper i såväl löv- som barrskogar och tål inte slutavverkning och markberedning. Trolldruva är värdväxt för ett antal sällsynta fjärilsarter som ställer höga krav på sina livsmiljöer, däribland trolldruvemätare (EN), skuggmalmätare (VU) och trolldruvelobmätare (VU). Svart trolldruva är typisk art för </w:t>
-      </w:r>
-      <w:r>
-        <w:rPr>
-          <w:i/>
-        </w:rPr>
-        <w:t>9050 Näringsrik granskog,</w:t>
-      </w:r>
-      <w:r>
-        <w:t xml:space="preserve"> </w:t>
-      </w:r>
-      <w:r>
-        <w:rPr>
-          <w:i/>
-        </w:rPr>
-        <w:t xml:space="preserve">9020 Nordlig ädellövskog, 9160 Näringsrik ekskog, 9180 Ädellövskog i branter </w:t>
-      </w:r>
-      <w:r>
-        <w:t>och</w:t>
-      </w:r>
-      <w:r>
-        <w:rPr>
-          <w:i/>
-        </w:rPr>
-        <w:t xml:space="preserve"> 1610 Åsöar i Östersjön</w:t>
-      </w:r>
-      <w:r>
-        <w:t xml:space="preserve"> (SLU Artdatabanken, 2024; Nitare &amp; Skogsstyrelsen, 2019).</w:t>
-      </w:r>
-    </w:p>
-    <w:p>
-      <w:r>
-        <w:rPr>
-          <w:b/>
-        </w:rPr>
-        <w:t xml:space="preserve">Ögonpyrola </w:t>
-      </w:r>
-      <w:r>
-        <w:t xml:space="preserve">är normalt en bra signalart som visar på områden med höga naturvärden och stabila förhållanden, särskilt inom näringsfattiga trakter. Växten är mycket känslig för markskador och försvinner snabbt efter slutavverkning. Den hotas också av skogsgödsling och markavvattning. Ögonpyrola är typisk art för </w:t>
-      </w:r>
-      <w:r>
-        <w:rPr>
-          <w:i/>
-        </w:rPr>
-        <w:t>9010 Taiga</w:t>
-      </w:r>
-      <w:r>
-        <w:t xml:space="preserve"> och</w:t>
-      </w:r>
-      <w:r>
-        <w:rPr>
-          <w:i/>
-        </w:rPr>
-        <w:t xml:space="preserve"> 9070 Trädklädd betesmark</w:t>
-      </w:r>
-      <w:r>
-        <w:t xml:space="preserve"> (Nitare &amp; Skogsstyrelsen, 2019; SLU Artdatabanken, 2024).</w:t>
-      </w:r>
-    </w:p>
-    <w:p>
-      <w:r>
-        <w:rPr>
-          <w:b/>
-        </w:rPr>
-        <w:t>Bergfink (§4)</w:t>
-      </w:r>
-      <w:r>
-        <w:t xml:space="preserve"> häckar i barr- och blandskog samt i fjällbjörkskog. Den förekommer i Norrland, västra Dalarna och norra Värmland samt sparsamt till sällsynt vidare söderut till mellersta Värmland, norra Västmanland och södra Gästrikland. Bergfink är typisk art för </w:t>
-      </w:r>
-      <w:r>
-        <w:rPr>
-          <w:i/>
-        </w:rPr>
-        <w:t>9040 Fjällbjörkskog</w:t>
-      </w:r>
-      <w:r>
-        <w:t xml:space="preserve"> (SLU Artdatabanken, 2025).</w:t>
-      </w:r>
-    </w:p>
-    <w:p>
-      <w:r>
-        <w:rPr>
-          <w:b/>
-        </w:rPr>
-        <w:t>Blåsippa (§9)</w:t>
-      </w:r>
-      <w:r>
-        <w:t xml:space="preserve"> är typisk art för </w:t>
-      </w:r>
-      <w:r>
-        <w:rPr>
-          <w:i/>
-        </w:rPr>
-        <w:t>9050 Näringsrik granskog, 9020 Nordlig ädellövskog</w:t>
-      </w:r>
-      <w:r>
-        <w:t xml:space="preserve"> och </w:t>
-      </w:r>
-      <w:r>
-        <w:rPr>
-          <w:i/>
-        </w:rPr>
-        <w:t>8240 Karsthällmarker</w:t>
-      </w:r>
-      <w:r>
-        <w:t xml:space="preserve"> (SLU Artdatabanken, 2025).</w:t>
-      </w:r>
-    </w:p>
-    <w:p>
-      <w:r>
-        <w:rPr>
-          <w:b/>
-        </w:rPr>
-        <w:t>Brudborste</w:t>
-      </w:r>
-      <w:r>
-        <w:t xml:space="preserve"> är typisk art för </w:t>
-      </w:r>
-      <w:r>
-        <w:rPr>
-          <w:i/>
-        </w:rPr>
-        <w:t xml:space="preserve">9050 Näringsrik granskog, 9040 Fjällbjörkskog, 6530 Lövängar, 6430 Högörtängar </w:t>
-      </w:r>
-      <w:r>
-        <w:t xml:space="preserve">och </w:t>
-      </w:r>
-      <w:r>
-        <w:rPr>
-          <w:i/>
-        </w:rPr>
-        <w:t>6510 Slåtterängar i låglandet</w:t>
-      </w:r>
-      <w:r>
-        <w:t xml:space="preserve"> (SLU Artdatabanken, 2025).</w:t>
-      </w:r>
-    </w:p>
-    <w:p>
-      <w:r>
-        <w:rPr>
-          <w:b/>
-        </w:rPr>
-        <w:t xml:space="preserve">Ekbräken </w:t>
-      </w:r>
-      <w:r>
-        <w:t xml:space="preserve">är typisk art för </w:t>
-      </w:r>
-      <w:r>
-        <w:rPr>
-          <w:i/>
-        </w:rPr>
-        <w:t>9050 Näringsrik granskog</w:t>
-      </w:r>
-      <w:r>
-        <w:t xml:space="preserve"> (SLU Artdatabanken, 2025).</w:t>
-      </w:r>
-    </w:p>
-    <w:p>
-      <w:r>
-        <w:rPr>
-          <w:b/>
-        </w:rPr>
-        <w:t>Kransmossa</w:t>
+        <w:t>Ormbär</w:t>
       </w:r>
       <w:r>
         <w:t xml:space="preserve"> är typisk art för </w:t>
@@ -668,132 +715,7 @@
         <w:t xml:space="preserve">9050 Näringsrik granskog </w:t>
       </w:r>
       <w:r>
-        <w:t xml:space="preserve">och </w:t>
-      </w:r>
-      <w:r>
-        <w:rPr>
-          <w:i/>
-        </w:rPr>
-        <w:t xml:space="preserve">6170 Alpina kalkgräsmarker </w:t>
-      </w:r>
-      <w:r>
         <w:t>(SLU Artdatabanken, 2025).</w:t>
-      </w:r>
-    </w:p>
-    <w:p>
-      <w:r>
-        <w:rPr>
-          <w:b/>
-        </w:rPr>
-        <w:t>Kärrfibbla</w:t>
-      </w:r>
-      <w:r>
-        <w:t xml:space="preserve"> är typisk art för </w:t>
-      </w:r>
-      <w:r>
-        <w:rPr>
-          <w:i/>
-        </w:rPr>
-        <w:t xml:space="preserve">9050 Näringsrik granskog, 9080 Lövsumpskog </w:t>
-      </w:r>
-      <w:r>
-        <w:t>och</w:t>
-      </w:r>
-      <w:r>
-        <w:rPr>
-          <w:i/>
-        </w:rPr>
-        <w:t xml:space="preserve"> 9040 Fjällbjörkskog </w:t>
-      </w:r>
-      <w:r>
-        <w:t>(SLU Artdatabanken, 2025).</w:t>
-      </w:r>
-    </w:p>
-    <w:p>
-      <w:r>
-        <w:rPr>
-          <w:b/>
-        </w:rPr>
-        <w:t>Nordisk stormhatt</w:t>
-      </w:r>
-      <w:r>
-        <w:t xml:space="preserve"> är typisk art för </w:t>
-      </w:r>
-      <w:r>
-        <w:rPr>
-          <w:i/>
-        </w:rPr>
-        <w:t xml:space="preserve">9050 Näringsrik granskog, 9040 Fjällbjörkskog </w:t>
-      </w:r>
-      <w:r>
-        <w:t xml:space="preserve">och </w:t>
-      </w:r>
-      <w:r>
-        <w:rPr>
-          <w:i/>
-        </w:rPr>
-        <w:t>6430 Högörtängar</w:t>
-      </w:r>
-      <w:r>
-        <w:t>. Stormhattsrotvecklare (NT) samt stormhattshumla, som är rödlistad som nära hotad (NT) på den europeiska rödlistan, är knuten till nordisk stormhatt</w:t>
-      </w:r>
-      <w:r>
-        <w:rPr>
-          <w:i/>
-        </w:rPr>
-        <w:t xml:space="preserve"> </w:t>
-      </w:r>
-      <w:r>
-        <w:t>(SLU Artdatabanken, 2026; IUCN, 2025).</w:t>
-      </w:r>
-    </w:p>
-    <w:p>
-      <w:r>
-        <w:rPr>
-          <w:b/>
-        </w:rPr>
-        <w:t>Ormbär</w:t>
-      </w:r>
-      <w:r>
-        <w:t xml:space="preserve"> är typisk art för </w:t>
-      </w:r>
-      <w:r>
-        <w:rPr>
-          <w:i/>
-        </w:rPr>
-        <w:t xml:space="preserve">9050 Näringsrik granskog </w:t>
-      </w:r>
-      <w:r>
-        <w:t>(SLU Artdatabanken, 2025).</w:t>
-      </w:r>
-    </w:p>
-    <w:p>
-      <w:r>
-        <w:rPr>
-          <w:b/>
-        </w:rPr>
-        <w:t>Spillkråka (§4)</w:t>
-      </w:r>
-      <w:r>
-        <w:t xml:space="preserve"> omfattas av bilaga 1 i EU:s fågeldirektiv och är typisk art för </w:t>
-      </w:r>
-      <w:r>
-        <w:rPr>
-          <w:i/>
-        </w:rPr>
-        <w:t xml:space="preserve">9010 Taiga </w:t>
-      </w:r>
-      <w:r>
-        <w:t>och</w:t>
-      </w:r>
-      <w:r>
-        <w:rPr>
-          <w:i/>
-        </w:rPr>
-        <w:t xml:space="preserve"> 9740 Skogsbevuxen myr</w:t>
-      </w:r>
-      <w:r>
-        <w:t>. Den behöver grova träd, främst tall, asp och bok som boträd. Skogsbruk med korta omloppstider och täta, homogena ungskogar utgör det största hotet. Spillkråka är en nyckelart i skogliga miljöer vars övergivna bohål utnyttjas av flera andra hålhäckande fågelarter och fladdermöss, däribland pärluggla (EN, §4), knipa (§4), salskrake (§4) och skogsduva (§4). Hökuggla (VU, §4) och slaguggla (§4) häckar ofta i högstubbar som brutits av i höjd med ett gammalt spillkråkebo (SLU Artdatabanken, 2026; Skogsstyrelsen, 2016).</w:t>
       </w:r>
     </w:p>
     <w:p>
@@ -833,7 +755,7 @@
     </w:p>
     <w:p>
       <w:r>
-        <w:t>Följande typiska arter har sina livsmiljöer och växtplatser i den avverkningsanmälda skogen: garnlav (VU, T), harticka (NT, T), lunglav (NT, T), tretåig hackspett (NT, T, §4), ullticka (NT, T), finbräken (S, T), kransrams (S, T), luddlav (S, T), spindelblomster (S, T, §8), stuplav (S, T), svart trolldruva (S, T), ögonpyrola (S, T), bergfink (T, §4), blåsippa (T, §9), brudborste (T), ekbräken (T), kransmossa (T), kärrfibbla (T), nordisk stormhatt (T), ormbär (T) och spillkråka (T, §4).</w:t>
+        <w:t>Följande typiska arter har sina livsmiljöer och växtplatser i den avverkningsanmälda skogen: garnlav (VU, T), lunglav (NT, T), tretåig hackspett (NT, T, §4), ullticka (NT, T), finbräken (S, T), kransrams (S, T), luddlav (S, T), spindelblomster (S, T, §8), stuplav (S, T), svart trolldruva (S, T), ögonpyrola (S, T), blåsippa (T, §9), brudborste (T), ekbräken (T), kransmossa (T), kärrfibbla (T), nordisk stormhatt (T) och ormbär (T).</w:t>
       </w:r>
     </w:p>
     <w:p>
@@ -1323,78 +1245,6 @@
       </w:r>
       <w:r>
         <w:t>Acta Ornithologica 40(1): 53–60.</w:t>
-      </w:r>
-    </w:p>
-    <w:p>
-      <w:pPr>
-        <w:pStyle w:val="Heading1"/>
-      </w:pPr>
-      <w:r>
-        <w:t>Spillkråka – ekologi samt krav på livsmiljön</w:t>
-      </w:r>
-    </w:p>
-    <w:p>
-      <w:r>
-        <w:t xml:space="preserve">Spillkråka (§4) ingår i bilaga 1 EU:s fågeldirektiv och är typisk art för </w:t>
-      </w:r>
-      <w:r>
-        <w:rPr>
-          <w:i/>
-        </w:rPr>
-        <w:t xml:space="preserve">9010 Taiga </w:t>
-      </w:r>
-      <w:r>
-        <w:t>och</w:t>
-      </w:r>
-      <w:r>
-        <w:rPr>
-          <w:i/>
-        </w:rPr>
-        <w:t xml:space="preserve"> 9740 Skogsbevuxen myr</w:t>
-      </w:r>
-      <w:r>
-        <w:t>. Den lever i både barr- och blandskog liksom i ren lövskog. De tätaste populationerna tenderar att finnas i äldre, variationsrik blandskog med gott om död ved och gamla träd. Varje par utnyttjar 400–1000 hektar skog beroende på skogens kvalitet. Skogsbruk med korta omloppstider och täta, homogena ungskogar utgör det största hotet (SLU Artdatabanken, 2026).</w:t>
-      </w:r>
-    </w:p>
-    <w:p>
-      <w:r>
-        <w:t>Spillkråka är en nyckelart i skogliga miljöer vars övergivna bohål utnyttjas av flera andra hålhäckande fågelarter och fladdermöss, däribland pärluggla (EN, §4), knipa (§4), salskrake (§4) och skogsduva (§4). Hökuggla (VU, §4) och slaguggla (§4) häckar ofta i högstubbar som brutits av i höjd med ett gammalt spillkråkebo (Skogsstyrelsen, 2016).</w:t>
-      </w:r>
-    </w:p>
-    <w:p>
-      <w:pPr>
-        <w:pStyle w:val="Heading2"/>
-      </w:pPr>
-      <w:r>
-        <w:t>Referenser – spillkråka</w:t>
-      </w:r>
-    </w:p>
-    <w:p>
-      <w:r>
-        <w:t xml:space="preserve">Skogsstyrelsen, 2016. </w:t>
-      </w:r>
-      <w:r>
-        <w:rPr>
-          <w:i/>
-        </w:rPr>
-        <w:t xml:space="preserve">Vägledning för hänsyn till spillkråka. </w:t>
-      </w:r>
-      <w:r>
-        <w:t>Vägledningar och kunskapsstöd artskydd – Skogsstyrelsen.</w:t>
-      </w:r>
-    </w:p>
-    <w:p>
-      <w:r>
-        <w:t xml:space="preserve">SLU Artdatabanken, 2026. </w:t>
-      </w:r>
-      <w:r>
-        <w:rPr>
-          <w:i/>
-        </w:rPr>
-        <w:t xml:space="preserve">Artfaktablad. Naturvård – artfakta. </w:t>
-      </w:r>
-      <w:r>
-        <w:t>SLU Artdatabanken, Uppsala.</w:t>
       </w:r>
     </w:p>
     <w:p>
@@ -1773,7 +1623,7 @@
     <w:r>
       <w:tab/>
       <w:tab/>
-      <w:t>2026-09-29</w:t>
+      <w:t>2026-09-30</w:t>
       <w:br/>
       <w:br/>
     </w:r>

--- a/tillsyn/A 27881-2026 tillsynsbegäran.docx
+++ b/tillsyn/A 27881-2026 tillsynsbegäran.docx
@@ -1623,7 +1623,7 @@
     <w:r>
       <w:tab/>
       <w:tab/>
-      <w:t>2026-09-30</w:t>
+      <w:t>2026-10-01</w:t>
       <w:br/>
       <w:br/>
     </w:r>

--- a/tillsyn/A 27881-2026 tillsynsbegäran.docx
+++ b/tillsyn/A 27881-2026 tillsynsbegäran.docx
@@ -1623,7 +1623,7 @@
     <w:r>
       <w:tab/>
       <w:tab/>
-      <w:t>2026-10-01</w:t>
+      <w:t>2026-10-02</w:t>
       <w:br/>
       <w:br/>
     </w:r>

--- a/tillsyn/A 27881-2026 tillsynsbegäran.docx
+++ b/tillsyn/A 27881-2026 tillsynsbegäran.docx
@@ -1623,7 +1623,7 @@
     <w:r>
       <w:tab/>
       <w:tab/>
-      <w:t>2026-10-02</w:t>
+      <w:t>2026-10-03</w:t>
       <w:br/>
       <w:br/>
     </w:r>

--- a/tillsyn/A 27881-2026 tillsynsbegäran.docx
+++ b/tillsyn/A 27881-2026 tillsynsbegäran.docx
@@ -22,7 +22,7 @@
       <w:r>
         <w:drawing>
           <wp:inline xmlns:a="http://schemas.openxmlformats.org/drawingml/2006/main" xmlns:pic="http://schemas.openxmlformats.org/drawingml/2006/picture">
-            <wp:extent cx="5271152" cy="5724000"/>
+            <wp:extent cx="5160112" cy="5724000"/>
             <wp:docPr id="1" name="Picture 1"/>
             <wp:cNvGraphicFramePr>
               <a:graphicFrameLocks noChangeAspect="1"/>
@@ -43,7 +43,7 @@
                   <pic:spPr>
                     <a:xfrm>
                       <a:off x="0" y="0"/>
-                      <a:ext cx="5271152" cy="5724000"/>
+                      <a:ext cx="5160112" cy="5724000"/>
                     </a:xfrm>
                     <a:prstGeom prst="rect"/>
                   </pic:spPr>
@@ -65,7 +65,7 @@
     </w:p>
     <w:p>
       <w:r>
-        <w:t>I avverkningsanmälan finns fynd av 22 naturvårdsarter, varav 6 är rödlistade, 7 är fridlysta, 18 är typiska (T) och 8 är signalarter (S): garnlav (VU, T), lunglav (NT, T), rödvingetrast (NT, §4), talltita (NT, §4), tretåig hackspett (NT, T, §4), ullticka (NT, T), finbräken (S, T), kransrams (S, T), luddlav (S, T), spindelblomster (S, T, §8), stuplav (S, T), svart trolldruva (S, T), tvåblad (S, §8), ögonpyrola (S, T), blåsippa (T, §9), brudborste (T), ekbräken (T), kransmossa (T), kärrfibbla (T), nordisk stormhatt (T), ormbär (T) och fläcknycklar (§8). Se Figur 1.</w:t>
+        <w:t>I avverkningsanmälan finns fynd av 26 naturvårdsarter, varav 8 är rödlistade, 10 är fridlysta, 21 är typiska (T) och 8 är signalarter (S): garnlav (VU, T), björktrast (NT, §4), harticka (NT, T), lunglav (NT, T), rödvingetrast (NT, §4), talltita (NT, §4), tretåig hackspett (NT, T, §4), ullticka (NT, T), finbräken (S, T), kransrams (S, T), luddlav (S, T), spindelblomster (S, T, §8), stuplav (S, T), svart trolldruva (S, T), tvåblad (S, §8), ögonpyrola (S, T), bergfink (T, §4), blåsippa (T, §9), brudborste (T), ekbräken (T), kransmossa (T), kärrfibbla (T), nordisk stormhatt (T), ormbär (T), spillkråka (T, §4) och fläcknycklar (§8). Se Figur 1.</w:t>
       </w:r>
     </w:p>
     <w:p>
@@ -138,6 +138,35 @@
         <w:rPr>
           <w:b/>
         </w:rPr>
+        <w:t>Harticka (NT)</w:t>
+      </w:r>
+      <w:r>
+        <w:t xml:space="preserve"> är normalt en mycket bra signalart för granskogar med höga naturvärden. Även när svampen påträffas i mer påverkade skogar är det nästan alltid fråga om skogsmiljöer i sena successionsstadier med höga naturvärden. Skogsskötselåtgärder på eller i omedelbar närhet av växtplatserna kan innebära ett hot mot arten. Harticka är typisk art för </w:t>
+      </w:r>
+      <w:r>
+        <w:rPr>
+          <w:i/>
+        </w:rPr>
+        <w:t xml:space="preserve">9010 Taiga, 9050 Näringsrik granskog </w:t>
+      </w:r>
+      <w:r>
+        <w:t xml:space="preserve">och </w:t>
+      </w:r>
+      <w:r>
+        <w:rPr>
+          <w:i/>
+        </w:rPr>
+        <w:t>9030 Landhöjningsskog</w:t>
+      </w:r>
+      <w:r>
+        <w:t xml:space="preserve"> (SLU Artdatabanken, 2024; Nitare &amp; Skogsstyrelsen, 2019).</w:t>
+      </w:r>
+    </w:p>
+    <w:p>
+      <w:r>
+        <w:rPr>
+          <w:b/>
+        </w:rPr>
         <w:t>Lunglav (NT)</w:t>
       </w:r>
       <w:r>
@@ -529,6 +558,26 @@
         <w:rPr>
           <w:b/>
         </w:rPr>
+        <w:t>Bergfink (§4)</w:t>
+      </w:r>
+      <w:r>
+        <w:t xml:space="preserve"> häckar i barr- och blandskog samt i fjällbjörkskog. Den förekommer i Norrland, västra Dalarna och norra Värmland samt sparsamt till sällsynt vidare söderut till mellersta Värmland, norra Västmanland och södra Gästrikland. Bergfink är typisk art för </w:t>
+      </w:r>
+      <w:r>
+        <w:rPr>
+          <w:i/>
+        </w:rPr>
+        <w:t>9040 Fjällbjörkskog</w:t>
+      </w:r>
+      <w:r>
+        <w:t xml:space="preserve"> (SLU Artdatabanken, 2025).</w:t>
+      </w:r>
+    </w:p>
+    <w:p>
+      <w:r>
+        <w:rPr>
+          <w:b/>
+        </w:rPr>
         <w:t>Blåsippa (§9)</w:t>
       </w:r>
       <w:r>
@@ -716,6 +765,35 @@
       </w:r>
       <w:r>
         <w:t>(SLU Artdatabanken, 2025).</w:t>
+      </w:r>
+    </w:p>
+    <w:p>
+      <w:r>
+        <w:rPr>
+          <w:b/>
+        </w:rPr>
+        <w:t>Spillkråka (§4)</w:t>
+      </w:r>
+      <w:r>
+        <w:t xml:space="preserve"> omfattas av bilaga 1 i EU:s fågeldirektiv och är typisk art för </w:t>
+      </w:r>
+      <w:r>
+        <w:rPr>
+          <w:i/>
+        </w:rPr>
+        <w:t xml:space="preserve">9010 Taiga </w:t>
+      </w:r>
+      <w:r>
+        <w:t>och</w:t>
+      </w:r>
+      <w:r>
+        <w:rPr>
+          <w:i/>
+        </w:rPr>
+        <w:t xml:space="preserve"> 9740 Skogsbevuxen myr</w:t>
+      </w:r>
+      <w:r>
+        <w:t>. Den behöver grova träd, främst tall, asp och bok som boträd. Skogsbruk med korta omloppstider och täta, homogena ungskogar utgör det största hotet. Spillkråka är en nyckelart i skogliga miljöer vars övergivna bohål utnyttjas av flera andra hålhäckande fågelarter och fladdermöss, däribland pärluggla (EN, §4), knipa (§4), salskrake (§4) och skogsduva (§4). Hökuggla (VU, §4) och slaguggla (§4) häckar ofta i högstubbar som brutits av i höjd med ett gammalt spillkråkebo (SLU Artdatabanken, 2026; Skogsstyrelsen, 2016).</w:t>
       </w:r>
     </w:p>
     <w:p>
@@ -755,7 +833,7 @@
     </w:p>
     <w:p>
       <w:r>
-        <w:t>Följande typiska arter har sina livsmiljöer och växtplatser i den avverkningsanmälda skogen: garnlav (VU, T), lunglav (NT, T), tretåig hackspett (NT, T, §4), ullticka (NT, T), finbräken (S, T), kransrams (S, T), luddlav (S, T), spindelblomster (S, T, §8), stuplav (S, T), svart trolldruva (S, T), ögonpyrola (S, T), blåsippa (T, §9), brudborste (T), ekbräken (T), kransmossa (T), kärrfibbla (T), nordisk stormhatt (T) och ormbär (T).</w:t>
+        <w:t>Följande typiska arter har sina livsmiljöer och växtplatser i den avverkningsanmälda skogen: garnlav (VU, T), harticka (NT, T), lunglav (NT, T), tretåig hackspett (NT, T, §4), ullticka (NT, T), finbräken (S, T), kransrams (S, T), luddlav (S, T), spindelblomster (S, T, §8), stuplav (S, T), svart trolldruva (S, T), ögonpyrola (S, T), bergfink (T, §4), blåsippa (T, §9), brudborste (T), ekbräken (T), kransmossa (T), kärrfibbla (T), nordisk stormhatt (T), ormbär (T) och spillkråka (T, §4).</w:t>
       </w:r>
     </w:p>
     <w:p>
@@ -1245,6 +1323,78 @@
       </w:r>
       <w:r>
         <w:t>Acta Ornithologica 40(1): 53–60.</w:t>
+      </w:r>
+    </w:p>
+    <w:p>
+      <w:pPr>
+        <w:pStyle w:val="Heading1"/>
+      </w:pPr>
+      <w:r>
+        <w:t>Spillkråka – ekologi samt krav på livsmiljön</w:t>
+      </w:r>
+    </w:p>
+    <w:p>
+      <w:r>
+        <w:t xml:space="preserve">Spillkråka (§4) ingår i bilaga 1 EU:s fågeldirektiv och är typisk art för </w:t>
+      </w:r>
+      <w:r>
+        <w:rPr>
+          <w:i/>
+        </w:rPr>
+        <w:t xml:space="preserve">9010 Taiga </w:t>
+      </w:r>
+      <w:r>
+        <w:t>och</w:t>
+      </w:r>
+      <w:r>
+        <w:rPr>
+          <w:i/>
+        </w:rPr>
+        <w:t xml:space="preserve"> 9740 Skogsbevuxen myr</w:t>
+      </w:r>
+      <w:r>
+        <w:t>. Den lever i både barr- och blandskog liksom i ren lövskog. De tätaste populationerna tenderar att finnas i äldre, variationsrik blandskog med gott om död ved och gamla träd. Varje par utnyttjar 400–1000 hektar skog beroende på skogens kvalitet. Skogsbruk med korta omloppstider och täta, homogena ungskogar utgör det största hotet (SLU Artdatabanken, 2026).</w:t>
+      </w:r>
+    </w:p>
+    <w:p>
+      <w:r>
+        <w:t>Spillkråka är en nyckelart i skogliga miljöer vars övergivna bohål utnyttjas av flera andra hålhäckande fågelarter och fladdermöss, däribland pärluggla (EN, §4), knipa (§4), salskrake (§4) och skogsduva (§4). Hökuggla (VU, §4) och slaguggla (§4) häckar ofta i högstubbar som brutits av i höjd med ett gammalt spillkråkebo (Skogsstyrelsen, 2016).</w:t>
+      </w:r>
+    </w:p>
+    <w:p>
+      <w:pPr>
+        <w:pStyle w:val="Heading2"/>
+      </w:pPr>
+      <w:r>
+        <w:t>Referenser – spillkråka</w:t>
+      </w:r>
+    </w:p>
+    <w:p>
+      <w:r>
+        <w:t xml:space="preserve">Skogsstyrelsen, 2016. </w:t>
+      </w:r>
+      <w:r>
+        <w:rPr>
+          <w:i/>
+        </w:rPr>
+        <w:t xml:space="preserve">Vägledning för hänsyn till spillkråka. </w:t>
+      </w:r>
+      <w:r>
+        <w:t>Vägledningar och kunskapsstöd artskydd – Skogsstyrelsen.</w:t>
+      </w:r>
+    </w:p>
+    <w:p>
+      <w:r>
+        <w:t xml:space="preserve">SLU Artdatabanken, 2026. </w:t>
+      </w:r>
+      <w:r>
+        <w:rPr>
+          <w:i/>
+        </w:rPr>
+        <w:t xml:space="preserve">Artfaktablad. Naturvård – artfakta. </w:t>
+      </w:r>
+      <w:r>
+        <w:t>SLU Artdatabanken, Uppsala.</w:t>
       </w:r>
     </w:p>
     <w:p>
@@ -1623,7 +1773,7 @@
     <w:r>
       <w:tab/>
       <w:tab/>
-      <w:t>2026-10-03</w:t>
+      <w:t>2026-10-04</w:t>
       <w:br/>
       <w:br/>
     </w:r>

--- a/tillsyn/A 27881-2026 tillsynsbegäran.docx
+++ b/tillsyn/A 27881-2026 tillsynsbegäran.docx
@@ -1773,7 +1773,7 @@
     <w:r>
       <w:tab/>
       <w:tab/>
-      <w:t>2026-10-04</w:t>
+      <w:t>2026-10-05</w:t>
       <w:br/>
       <w:br/>
     </w:r>

--- a/tillsyn/A 27881-2026 tillsynsbegäran.docx
+++ b/tillsyn/A 27881-2026 tillsynsbegäran.docx
@@ -1773,7 +1773,7 @@
     <w:r>
       <w:tab/>
       <w:tab/>
-      <w:t>2026-10-05</w:t>
+      <w:t>2026-10-06</w:t>
       <w:br/>
       <w:br/>
     </w:r>

--- a/tillsyn/A 27881-2026 tillsynsbegäran.docx
+++ b/tillsyn/A 27881-2026 tillsynsbegäran.docx
@@ -1773,7 +1773,7 @@
     <w:r>
       <w:tab/>
       <w:tab/>
-      <w:t>2026-10-06</w:t>
+      <w:t>2026-10-07</w:t>
       <w:br/>
       <w:br/>
     </w:r>

--- a/tillsyn/A 27881-2026 tillsynsbegäran.docx
+++ b/tillsyn/A 27881-2026 tillsynsbegäran.docx
@@ -1773,7 +1773,7 @@
     <w:r>
       <w:tab/>
       <w:tab/>
-      <w:t>2026-10-07</w:t>
+      <w:t>2026-10-08</w:t>
       <w:br/>
       <w:br/>
     </w:r>

--- a/tillsyn/A 27881-2026 tillsynsbegäran.docx
+++ b/tillsyn/A 27881-2026 tillsynsbegäran.docx
@@ -1773,7 +1773,7 @@
     <w:r>
       <w:tab/>
       <w:tab/>
-      <w:t>2026-10-08</w:t>
+      <w:t>2026-10-09</w:t>
       <w:br/>
       <w:br/>
     </w:r>

--- a/tillsyn/A 27881-2026 tillsynsbegäran.docx
+++ b/tillsyn/A 27881-2026 tillsynsbegäran.docx
@@ -1773,7 +1773,7 @@
     <w:r>
       <w:tab/>
       <w:tab/>
-      <w:t>2026-10-09</w:t>
+      <w:t>2026-10-10</w:t>
       <w:br/>
       <w:br/>
     </w:r>

--- a/tillsyn/A 27881-2026 tillsynsbegäran.docx
+++ b/tillsyn/A 27881-2026 tillsynsbegäran.docx
@@ -22,7 +22,7 @@
       <w:r>
         <w:drawing>
           <wp:inline xmlns:a="http://schemas.openxmlformats.org/drawingml/2006/main" xmlns:pic="http://schemas.openxmlformats.org/drawingml/2006/picture">
-            <wp:extent cx="5160112" cy="5724000"/>
+            <wp:extent cx="5271152" cy="5724000"/>
             <wp:docPr id="1" name="Picture 1"/>
             <wp:cNvGraphicFramePr>
               <a:graphicFrameLocks noChangeAspect="1"/>
@@ -43,7 +43,7 @@
                   <pic:spPr>
                     <a:xfrm>
                       <a:off x="0" y="0"/>
-                      <a:ext cx="5160112" cy="5724000"/>
+                      <a:ext cx="5271152" cy="5724000"/>
                     </a:xfrm>
                     <a:prstGeom prst="rect"/>
                   </pic:spPr>
@@ -65,7 +65,7 @@
     </w:p>
     <w:p>
       <w:r>
-        <w:t>I avverkningsanmälan finns fynd av 26 naturvårdsarter, varav 8 är rödlistade, 10 är fridlysta, 21 är typiska (T) och 8 är signalarter (S): garnlav (VU, T), björktrast (NT, §4), harticka (NT, T), lunglav (NT, T), rödvingetrast (NT, §4), talltita (NT, §4), tretåig hackspett (NT, T, §4), ullticka (NT, T), finbräken (S, T), kransrams (S, T), luddlav (S, T), spindelblomster (S, T, §8), stuplav (S, T), svart trolldruva (S, T), tvåblad (S, §8), ögonpyrola (S, T), bergfink (T, §4), blåsippa (T, §9), brudborste (T), ekbräken (T), kransmossa (T), kärrfibbla (T), nordisk stormhatt (T), ormbär (T), spillkråka (T, §4) och fläcknycklar (§8). Se Figur 1.</w:t>
+        <w:t>I avverkningsanmälan finns fynd av 22 naturvårdsarter, varav 6 är rödlistade, 7 är fridlysta, 18 är typiska (T) och 8 är signalarter (S): garnlav (VU, T), lunglav (NT, T), rödvingetrast (NT, §4), talltita (NT, §4), tretåig hackspett (NT, T, §4), ullticka (NT, T), finbräken (S, T), kransrams (S, T), luddlav (S, T), spindelblomster (S, T, §8), stuplav (S, T), svart trolldruva (S, T), tvåblad (S, §8), ögonpyrola (S, T), blåsippa (T, §9), brudborste (T), ekbräken (T), kransmossa (T), kärrfibbla (T), nordisk stormhatt (T), ormbär (T) och fläcknycklar (§8). Se Figur 1.</w:t>
       </w:r>
     </w:p>
     <w:p>
@@ -138,10 +138,133 @@
         <w:rPr>
           <w:b/>
         </w:rPr>
-        <w:t>Harticka (NT)</w:t>
-      </w:r>
-      <w:r>
-        <w:t xml:space="preserve"> är normalt en mycket bra signalart för granskogar med höga naturvärden. Även när svampen påträffas i mer påverkade skogar är det nästan alltid fråga om skogsmiljöer i sena successionsstadier med höga naturvärden. Skogsskötselåtgärder på eller i omedelbar närhet av växtplatserna kan innebära ett hot mot arten. Harticka är typisk art för </w:t>
+        <w:t>Lunglav (NT)</w:t>
+      </w:r>
+      <w:r>
+        <w:t xml:space="preserve"> är en av vårt lands främsta signalarter som överallt indikerar gamla lövträd, skogsbestånd med höga naturvärden och ekosystem med långskoglig kontinuitet. Lokalt kan förekomsten vara mycket riklig men den hittas nästan enbart i gamla och ej slutavverkade skogar. Artens samtliga förekomster bör uppmärksammas från naturvårdssynpunkt, då många lokaler även hyser andra ovanliga och rödlistade arter. Rikliga förekomster bör skyddas med biotopskydd, frivilliga avsättningar eller reservat. På lunglav kan de sällsynta lavparasiterna lunglavshårprick (CR), </w:t>
+      </w:r>
+      <w:r>
+        <w:rPr>
+          <w:i/>
+        </w:rPr>
+        <w:t>Abrothallus diederichii</w:t>
+      </w:r>
+      <w:r>
+        <w:t xml:space="preserve"> (VU), </w:t>
+      </w:r>
+      <w:r>
+        <w:rPr>
+          <w:i/>
+        </w:rPr>
+        <w:t>Abrothallus lobariae</w:t>
+      </w:r>
+      <w:r>
+        <w:t xml:space="preserve"> (VU), </w:t>
+      </w:r>
+      <w:r>
+        <w:rPr>
+          <w:i/>
+        </w:rPr>
+        <w:t>Calycina lobariae</w:t>
+      </w:r>
+      <w:r>
+        <w:t xml:space="preserve"> (VU), lunglavsknapp (VU) och skrovelmössing (VU) påträffas. Lunglav är typisk art för </w:t>
+      </w:r>
+      <w:r>
+        <w:rPr>
+          <w:i/>
+        </w:rPr>
+        <w:t>9010 Taiga, 9020 Nordlig ädellövskog, 9110 Näringsfattig bokskog, 9130 Näringsrik bokskog, 9160 Näringsrik ekskog, 9180 Ädellövskog i branter, 9190 Näringsfattig ekskog, 9070 Trädklädd betesmark, 9040 Fjällbjörkskog</w:t>
+      </w:r>
+      <w:r>
+        <w:t xml:space="preserve"> och</w:t>
+      </w:r>
+      <w:r>
+        <w:rPr>
+          <w:i/>
+        </w:rPr>
+        <w:t xml:space="preserve"> 6530 Lövängar</w:t>
+      </w:r>
+      <w:r>
+        <w:t xml:space="preserve"> (SLU Artdatabanken, 2026; Nitare &amp; Skogsstyrelsen, 2019).</w:t>
+      </w:r>
+    </w:p>
+    <w:p>
+      <w:r>
+        <w:rPr>
+          <w:b/>
+        </w:rPr>
+        <w:t>Talltita (NT, §4)</w:t>
+      </w:r>
+      <w:r>
+        <w:t>, rödlistad som nära hotad och prioriterad art i Skogsvårdslagen, har häckningsrevir i anmälan. Arten har minskat kraftigt de senaste 30 åren och minskningstakten innevarande 10-årsperiod beräknas till 20 (10–30) %. Talltitan är synnerligen trogen sitt cirka 15 hektar stora revir och är beroende av flerskiktade olikåldriga skogar för att kunna föda upp sina ungar. Talltitan försvinner om dess livsmiljö kalavverkas (Eggers &amp; Low, 2014; Ekman, 1979; Griesser et al, 2007; Klein, 2020; Siffczyk et al, 2003; SLU Artdatabanken, 2021).</w:t>
+      </w:r>
+    </w:p>
+    <w:p>
+      <w:r>
+        <w:rPr>
+          <w:b/>
+        </w:rPr>
+        <w:t>Tretåig hackspett (NT, §4)</w:t>
+      </w:r>
+      <w:r>
+        <w:t xml:space="preserve"> är rödlistad som nära hotad och ingår i bilaga 1 i EU:s fågeldirektiv. Tretåig hackspett är för sin överlevnad beroende av kontinuerlig tillförsel av äldre döende och död ved, som sker genom naturliga självgallringsprocesser i äldre grannaturskogar och barrblandade naturskogar. Om en skog genom skogsbruk gallras eller glesas ur så upphör och uteblir i stort sett den naturliga självgallringsprocessen för mycket lång tid framöver vilket omöjliggör upprätthållandet av den kontinuerliga ekologiska funktionen i ett område. Det finns studier som visar att naturskogens självgallringsprocess som den tretåiga hackspetten är beroende av, inte kan ersättas med efterlämnad hänsyn i skogsbruket (Imbeau &amp; Desrochers, 2002). Storleken på häckningsreviret varierar med skogstypen, förekomsten av död ved och graden av fragmentering, men är i allmänhet i storleksordningen 25–100 hektar. Vintertid krävs ofta betydligt större områden och det finns studier som antyder att arten behöver minst 100 hektar äldre skog. I områden med låg bonitet kan det behövas över 200 hektar lämpligt habitat för att ett par ska kunna reproducera sig. Områden med dokumenterad permanent förekomst i naturskogsmiljöer har vanligen så stora naturvärden att skogsbruk är olämpligt. Tretåig hackspett är typisk art för </w:t>
+      </w:r>
+      <w:r>
+        <w:rPr>
+          <w:i/>
+        </w:rPr>
+        <w:t xml:space="preserve">9010 Taiga, 9740 Skogsbevuxen myr, 9030 Landhöjningsskog </w:t>
+      </w:r>
+      <w:r>
+        <w:t xml:space="preserve">och </w:t>
+      </w:r>
+      <w:r>
+        <w:rPr>
+          <w:i/>
+        </w:rPr>
+        <w:t>9040 Fjällbjörkskog</w:t>
+      </w:r>
+      <w:r>
+        <w:t xml:space="preserve"> (Skogsstyrelsen, 2016; SLU Artdatabanken, 2024).</w:t>
+      </w:r>
+    </w:p>
+    <w:p>
+      <w:r>
+        <w:rPr>
+          <w:b/>
+        </w:rPr>
+        <w:t>Ullticka (NT)</w:t>
+      </w:r>
+      <w:r>
+        <w:t xml:space="preserve"> är knuten till restbestånd av barrnaturskog och förekommer med ett tydligt optimum i orörda eller måttligt påverkade gamla granskogar där det föreligger viss kontinuitet av grov död ved. Ullticka är en bra signalart inom hela sitt utbredningsområde och i södra Sverige är den sällsynt och en god signalart för skyddsvärda granskogsmiljöer. Den hotas av avverkning och fragmentering av naturskog och äldre granskog med lång trädkontinuitet. På ullticka kan ibland ulltickeporing (VU) påträffas - det är en sällsynt ticka som nyligen delats upp i de tre olika arterna ulltickeporing </w:t>
+      </w:r>
+      <w:r>
+        <w:rPr>
+          <w:i/>
+        </w:rPr>
+        <w:t xml:space="preserve">Skeletocutis brevispora </w:t>
+      </w:r>
+      <w:r>
+        <w:t>(VU)</w:t>
+      </w:r>
+      <w:r>
+        <w:rPr>
+          <w:i/>
+        </w:rPr>
+        <w:t>, Skeletocutis delicata</w:t>
+      </w:r>
+      <w:r>
+        <w:t xml:space="preserve"> (VU)</w:t>
+      </w:r>
+      <w:r>
+        <w:rPr>
+          <w:i/>
+        </w:rPr>
+        <w:t xml:space="preserve"> och Skeletocutis exilis</w:t>
+      </w:r>
+      <w:r>
+        <w:t xml:space="preserve"> (NT). Ullticka är typisk art för </w:t>
       </w:r>
       <w:r>
         <w:rPr>
@@ -159,7 +282,7 @@
         <w:t>9030 Landhöjningsskog</w:t>
       </w:r>
       <w:r>
-        <w:t xml:space="preserve"> (SLU Artdatabanken, 2024; Nitare &amp; Skogsstyrelsen, 2019).</w:t>
+        <w:t xml:space="preserve"> (SLU Artdatabanken, 2026; Nitare &amp; Skogsstyrelsen, 2019; Miettinen &amp; Niemelä, 2018).</w:t>
       </w:r>
     </w:p>
     <w:p>
@@ -167,55 +290,86 @@
         <w:rPr>
           <w:b/>
         </w:rPr>
-        <w:t>Lunglav (NT)</w:t>
-      </w:r>
-      <w:r>
-        <w:t xml:space="preserve"> är en av vårt lands främsta signalarter som överallt indikerar gamla lövträd, skogsbestånd med höga naturvärden och ekosystem med långskoglig kontinuitet. Lokalt kan förekomsten vara mycket riklig men den hittas nästan enbart i gamla och ej slutavverkade skogar. Artens samtliga förekomster bör uppmärksammas från naturvårdssynpunkt, då många lokaler även hyser andra ovanliga och rödlistade arter. Rikliga förekomster bör skyddas med biotopskydd, frivilliga avsättningar eller reservat. På lunglav kan de sällsynta lavparasiterna lunglavshårprick (CR), </w:t>
+        <w:t>Finbräken</w:t>
+      </w:r>
+      <w:r>
+        <w:t xml:space="preserve"> växer på kalkrika marker i frisk eller fuktig mulljord. Den kräver konstant hög luftfuktighet och är mycket känslig för skogsbruksåtgärder. Arten är placerad högst upp i Skogsstyrelsens värdepyramid för bedömning av skog med höga naturvärden och utgör en karaktärsart för de mest skyddsvärda kalkgranskogarna med långvarig ekologisk kontinuitet och högt skyddsvärde. Finbräken är typisk art för </w:t>
       </w:r>
       <w:r>
         <w:rPr>
           <w:i/>
         </w:rPr>
-        <w:t>Abrothallus diederichii</w:t>
-      </w:r>
-      <w:r>
-        <w:t xml:space="preserve"> (VU), </w:t>
+        <w:t xml:space="preserve">9050 Näringsrik granskog </w:t>
+      </w:r>
+      <w:r>
+        <w:t xml:space="preserve">och </w:t>
       </w:r>
       <w:r>
         <w:rPr>
           <w:i/>
         </w:rPr>
-        <w:t>Abrothallus lobariae</w:t>
-      </w:r>
-      <w:r>
-        <w:t xml:space="preserve"> (VU), </w:t>
+        <w:t xml:space="preserve">9040 Fjällbjörkskog </w:t>
+      </w:r>
+      <w:r>
+        <w:t>(SLU Artdatabanken, 2024; Nitare &amp; Skogsstyrelsen, 2019).</w:t>
+      </w:r>
+    </w:p>
+    <w:p>
+      <w:r>
+        <w:rPr>
+          <w:b/>
+        </w:rPr>
+        <w:t>Kransrams</w:t>
+      </w:r>
+      <w:r>
+        <w:t xml:space="preserve"> är typisk art för </w:t>
       </w:r>
       <w:r>
         <w:rPr>
           <w:i/>
         </w:rPr>
-        <w:t>Calycina lobariae</w:t>
-      </w:r>
-      <w:r>
-        <w:t xml:space="preserve"> (VU), lunglavsknapp (VU) och skrovelmössing (VU) påträffas. Lunglav är typisk art för </w:t>
+        <w:t xml:space="preserve">9020 Nordlig ädellövskog </w:t>
+      </w:r>
+      <w:r>
+        <w:t>(SLU Artdatabanken, 2025).</w:t>
+      </w:r>
+    </w:p>
+    <w:p>
+      <w:r>
+        <w:rPr>
+          <w:b/>
+        </w:rPr>
+        <w:t>Luddlav</w:t>
+      </w:r>
+      <w:r>
+        <w:t xml:space="preserve"> signalerar lång skoglig kontinuitet med ett stabilt lokal- och mikroklimat med hög och jämn fuktighet. Luddlav är typisk art för </w:t>
       </w:r>
       <w:r>
         <w:rPr>
           <w:i/>
         </w:rPr>
-        <w:t>9010 Taiga, 9020 Nordlig ädellövskog, 9110 Näringsfattig bokskog, 9130 Näringsrik bokskog, 9160 Näringsrik ekskog, 9180 Ädellövskog i branter, 9190 Näringsfattig ekskog, 9070 Trädklädd betesmark, 9040 Fjällbjörkskog</w:t>
-      </w:r>
-      <w:r>
-        <w:t xml:space="preserve"> och</w:t>
+        <w:t>9010 Taiga,</w:t>
+      </w:r>
+      <w:r>
+        <w:t xml:space="preserve"> </w:t>
       </w:r>
       <w:r>
         <w:rPr>
           <w:i/>
         </w:rPr>
-        <w:t xml:space="preserve"> 6530 Lövängar</w:t>
-      </w:r>
-      <w:r>
-        <w:t xml:space="preserve"> (SLU Artdatabanken, 2026; Nitare &amp; Skogsstyrelsen, 2019).</w:t>
+        <w:t xml:space="preserve">9020 Nordlig ädellövskog, 9070 Trädklädd betesmark, 9110 Näringsfattig bokskog, 9180 Ädellövskog i branter </w:t>
+      </w:r>
+      <w:r>
+        <w:t>och</w:t>
+      </w:r>
+      <w:r>
+        <w:rPr>
+          <w:i/>
+        </w:rPr>
+        <w:t xml:space="preserve"> 9190 Näringsfattig ekskog </w:t>
+      </w:r>
+      <w:r>
+        <w:t>(Nitare &amp; Skogsstyrelsen, 2019; SLU Artdatabanken, 2025).</w:t>
       </w:r>
     </w:p>
     <w:p>
@@ -223,77 +377,10 @@
         <w:rPr>
           <w:b/>
         </w:rPr>
-        <w:t>Talltita (NT, §4)</w:t>
-      </w:r>
-      <w:r>
-        <w:t>, rödlistad som nära hotad och prioriterad art i Skogsvårdslagen, har häckningsrevir i anmälan. Arten har minskat kraftigt de senaste 30 åren och minskningstakten innevarande 10-årsperiod beräknas till 20 (10–30) %. Talltitan är synnerligen trogen sitt cirka 15 hektar stora revir och är beroende av flerskiktade olikåldriga skogar för att kunna föda upp sina ungar. Talltitan försvinner om dess livsmiljö kalavverkas (Eggers &amp; Low, 2014; Ekman, 1979; Griesser et al, 2007; Klein, 2020; Siffczyk et al, 2003; SLU Artdatabanken, 2021).</w:t>
-      </w:r>
-    </w:p>
-    <w:p>
-      <w:r>
-        <w:rPr>
-          <w:b/>
-        </w:rPr>
-        <w:t>Tretåig hackspett (NT, §4)</w:t>
-      </w:r>
-      <w:r>
-        <w:t xml:space="preserve"> är rödlistad som nära hotad och ingår i bilaga 1 i EU:s fågeldirektiv. Tretåig hackspett är för sin överlevnad beroende av kontinuerlig tillförsel av äldre döende och död ved, som sker genom naturliga självgallringsprocesser i äldre grannaturskogar och barrblandade naturskogar. Om en skog genom skogsbruk gallras eller glesas ur så upphör och uteblir i stort sett den naturliga självgallringsprocessen för mycket lång tid framöver vilket omöjliggör upprätthållandet av den kontinuerliga ekologiska funktionen i ett område. Det finns studier som visar att naturskogens självgallringsprocess som den tretåiga hackspetten är beroende av, inte kan ersättas med efterlämnad hänsyn i skogsbruket (Imbeau &amp; Desrochers, 2002). Storleken på häckningsreviret varierar med skogstypen, förekomsten av död ved och graden av fragmentering, men är i allmänhet i storleksordningen 25–100 hektar. Vintertid krävs ofta betydligt större områden och det finns studier som antyder att arten behöver minst 100 hektar äldre skog. I områden med låg bonitet kan det behövas över 200 hektar lämpligt habitat för att ett par ska kunna reproducera sig. Områden med dokumenterad permanent förekomst i naturskogsmiljöer har vanligen så stora naturvärden att skogsbruk är olämpligt. Tretåig hackspett är typisk art för </w:t>
-      </w:r>
-      <w:r>
-        <w:rPr>
-          <w:i/>
-        </w:rPr>
-        <w:t xml:space="preserve">9010 Taiga, 9740 Skogsbevuxen myr, 9030 Landhöjningsskog </w:t>
-      </w:r>
-      <w:r>
-        <w:t xml:space="preserve">och </w:t>
-      </w:r>
-      <w:r>
-        <w:rPr>
-          <w:i/>
-        </w:rPr>
-        <w:t>9040 Fjällbjörkskog</w:t>
-      </w:r>
-      <w:r>
-        <w:t xml:space="preserve"> (Skogsstyrelsen, 2016; SLU Artdatabanken, 2024).</w:t>
-      </w:r>
-    </w:p>
-    <w:p>
-      <w:r>
-        <w:rPr>
-          <w:b/>
-        </w:rPr>
-        <w:t>Ullticka (NT)</w:t>
-      </w:r>
-      <w:r>
-        <w:t xml:space="preserve"> är knuten till restbestånd av barrnaturskog och förekommer med ett tydligt optimum i orörda eller måttligt påverkade gamla granskogar där det föreligger viss kontinuitet av grov död ved. Ullticka är en bra signalart inom hela sitt utbredningsområde och i södra Sverige är den sällsynt och en god signalart för skyddsvärda granskogsmiljöer. Den hotas av avverkning och fragmentering av naturskog och äldre granskog med lång trädkontinuitet. På ullticka kan ibland ulltickeporing (VU) påträffas - det är en sällsynt ticka som nyligen delats upp i de tre olika arterna ulltickeporing </w:t>
-      </w:r>
-      <w:r>
-        <w:rPr>
-          <w:i/>
-        </w:rPr>
-        <w:t xml:space="preserve">Skeletocutis brevispora </w:t>
-      </w:r>
-      <w:r>
-        <w:t>(VU)</w:t>
-      </w:r>
-      <w:r>
-        <w:rPr>
-          <w:i/>
-        </w:rPr>
-        <w:t>, Skeletocutis delicata</w:t>
-      </w:r>
-      <w:r>
-        <w:t xml:space="preserve"> (VU)</w:t>
-      </w:r>
-      <w:r>
-        <w:rPr>
-          <w:i/>
-        </w:rPr>
-        <w:t xml:space="preserve"> och Skeletocutis exilis</w:t>
-      </w:r>
-      <w:r>
-        <w:t xml:space="preserve"> (NT). Ullticka är typisk art för </w:t>
+        <w:t>Spindelblomster (§8)</w:t>
+      </w:r>
+      <w:r>
+        <w:t xml:space="preserve"> växer i äldre mossrik granskog eller barrblandskog, men även i fjällbjörkskog. Arten indikerar långvarig trädkontinuitet och hög luftfuktighet och är mycket känslig för uttorkning och markskador. Spindelblomster har i många trakter minskat starkt under senare tid på grund av slutavverkningar och skogsmarksdikning. Spindelblomster är typisk art för </w:t>
       </w:r>
       <w:r>
         <w:rPr>
@@ -302,16 +389,16 @@
         <w:t xml:space="preserve">9010 Taiga, 9050 Näringsrik granskog </w:t>
       </w:r>
       <w:r>
-        <w:t xml:space="preserve">och </w:t>
+        <w:t>och</w:t>
       </w:r>
       <w:r>
         <w:rPr>
           <w:i/>
         </w:rPr>
-        <w:t>9030 Landhöjningsskog</w:t>
-      </w:r>
-      <w:r>
-        <w:t xml:space="preserve"> (SLU Artdatabanken, 2026; Nitare &amp; Skogsstyrelsen, 2019; Miettinen &amp; Niemelä, 2018).</w:t>
+        <w:t xml:space="preserve"> 9040 Fjällbjörkskog</w:t>
+      </w:r>
+      <w:r>
+        <w:t xml:space="preserve"> (Nitare &amp; Skogsstyrelsen, 2019; SLU Artdatabanken, 2025).</w:t>
       </w:r>
     </w:p>
     <w:p>
@@ -319,10 +406,211 @@
         <w:rPr>
           <w:b/>
         </w:rPr>
-        <w:t>Finbräken</w:t>
-      </w:r>
-      <w:r>
-        <w:t xml:space="preserve"> växer på kalkrika marker i frisk eller fuktig mulljord. Den kräver konstant hög luftfuktighet och är mycket känslig för skogsbruksåtgärder. Arten är placerad högst upp i Skogsstyrelsens värdepyramid för bedömning av skog med höga naturvärden och utgör en karaktärsart för de mest skyddsvärda kalkgranskogarna med långvarig ekologisk kontinuitet och högt skyddsvärde. Finbräken är typisk art för </w:t>
+        <w:t>Stuplav</w:t>
+      </w:r>
+      <w:r>
+        <w:t xml:space="preserve"> är en mycket bra signalart i hela sitt utbredningsområde och förekommer nästan enbart i skogsmiljöer med höga naturvärden. Den indikerar långvarig förekomst av gamla lövträd och miljöer med konstant hög luftfuktighet. I skogar med suboceaniskt klimat finns det en mycket sällsynt parasit, njurlavsknapp </w:t>
+      </w:r>
+      <w:r>
+        <w:rPr>
+          <w:i/>
+        </w:rPr>
+        <w:t>Pletocarpon nephromeum</w:t>
+      </w:r>
+      <w:r>
+        <w:t xml:space="preserve"> (EN), som växer på stuplav. Ytterligare tre sällsynta lavparasiter, </w:t>
+      </w:r>
+      <w:r>
+        <w:rPr>
+          <w:i/>
+        </w:rPr>
+        <w:t>Protounguicularia nephromatis</w:t>
+      </w:r>
+      <w:r>
+        <w:t xml:space="preserve"> (VU), </w:t>
+      </w:r>
+      <w:r>
+        <w:rPr>
+          <w:i/>
+        </w:rPr>
+        <w:t>Refractohilum galligenum</w:t>
+      </w:r>
+      <w:r>
+        <w:t xml:space="preserve"> (NT) och </w:t>
+      </w:r>
+      <w:r>
+        <w:rPr>
+          <w:i/>
+        </w:rPr>
+        <w:t>Roselliniella nephromatis</w:t>
+      </w:r>
+      <w:r>
+        <w:t xml:space="preserve"> (DD), kan också påträffas på stuplav. Stuplav är typisk art för </w:t>
+      </w:r>
+      <w:r>
+        <w:rPr>
+          <w:i/>
+        </w:rPr>
+        <w:t>9010 Taiga</w:t>
+      </w:r>
+      <w:r>
+        <w:t xml:space="preserve"> (SLU Artdatabanken, 2026; Nitare &amp; Skogsstyrelsen, 2019).</w:t>
+      </w:r>
+    </w:p>
+    <w:p>
+      <w:r>
+        <w:rPr>
+          <w:b/>
+        </w:rPr>
+        <w:t>Svart trolldruva</w:t>
+      </w:r>
+      <w:r>
+        <w:t xml:space="preserve"> är en kalkgynnad växt som förekommer på näringsrik frisk mulljord i såväl bördiga kalkbarrskogar som sydliga kalklövskogar och lundar. Arten är en bra signalart för skyddsvärda biotoper i såväl löv- som barrskogar och tål inte slutavverkning och markberedning. Trolldruva är värdväxt för ett antal sällsynta fjärilsarter som ställer höga krav på sina livsmiljöer, däribland trolldruvemätare (EN), skuggmalmätare (VU) och trolldruvelobmätare (VU). Svart trolldruva är typisk art för </w:t>
+      </w:r>
+      <w:r>
+        <w:rPr>
+          <w:i/>
+        </w:rPr>
+        <w:t>9050 Näringsrik granskog,</w:t>
+      </w:r>
+      <w:r>
+        <w:t xml:space="preserve"> </w:t>
+      </w:r>
+      <w:r>
+        <w:rPr>
+          <w:i/>
+        </w:rPr>
+        <w:t xml:space="preserve">9020 Nordlig ädellövskog, 9160 Näringsrik ekskog, 9180 Ädellövskog i branter </w:t>
+      </w:r>
+      <w:r>
+        <w:t>och</w:t>
+      </w:r>
+      <w:r>
+        <w:rPr>
+          <w:i/>
+        </w:rPr>
+        <w:t xml:space="preserve"> 1610 Åsöar i Östersjön</w:t>
+      </w:r>
+      <w:r>
+        <w:t xml:space="preserve"> (SLU Artdatabanken, 2024; Nitare &amp; Skogsstyrelsen, 2019).</w:t>
+      </w:r>
+    </w:p>
+    <w:p>
+      <w:r>
+        <w:rPr>
+          <w:b/>
+        </w:rPr>
+        <w:t xml:space="preserve">Ögonpyrola </w:t>
+      </w:r>
+      <w:r>
+        <w:t xml:space="preserve">är normalt en bra signalart som visar på områden med höga naturvärden och stabila förhållanden, särskilt inom näringsfattiga trakter. Växten är mycket känslig för markskador och försvinner snabbt efter slutavverkning. Den hotas också av skogsgödsling och markavvattning. Ögonpyrola är typisk art för </w:t>
+      </w:r>
+      <w:r>
+        <w:rPr>
+          <w:i/>
+        </w:rPr>
+        <w:t>9010 Taiga</w:t>
+      </w:r>
+      <w:r>
+        <w:t xml:space="preserve"> och</w:t>
+      </w:r>
+      <w:r>
+        <w:rPr>
+          <w:i/>
+        </w:rPr>
+        <w:t xml:space="preserve"> 9070 Trädklädd betesmark</w:t>
+      </w:r>
+      <w:r>
+        <w:t xml:space="preserve"> (Nitare &amp; Skogsstyrelsen, 2019; SLU Artdatabanken, 2024).</w:t>
+      </w:r>
+    </w:p>
+    <w:p>
+      <w:r>
+        <w:rPr>
+          <w:b/>
+        </w:rPr>
+        <w:t>Blåsippa (§9)</w:t>
+      </w:r>
+      <w:r>
+        <w:t xml:space="preserve"> är typisk art för </w:t>
+      </w:r>
+      <w:r>
+        <w:rPr>
+          <w:i/>
+        </w:rPr>
+        <w:t>9050 Näringsrik granskog, 9020 Nordlig ädellövskog</w:t>
+      </w:r>
+      <w:r>
+        <w:t xml:space="preserve"> och </w:t>
+      </w:r>
+      <w:r>
+        <w:rPr>
+          <w:i/>
+        </w:rPr>
+        <w:t>8240 Karsthällmarker</w:t>
+      </w:r>
+      <w:r>
+        <w:t xml:space="preserve"> (SLU Artdatabanken, 2025).</w:t>
+      </w:r>
+    </w:p>
+    <w:p>
+      <w:r>
+        <w:rPr>
+          <w:b/>
+        </w:rPr>
+        <w:t>Brudborste</w:t>
+      </w:r>
+      <w:r>
+        <w:t xml:space="preserve"> är typisk art för </w:t>
+      </w:r>
+      <w:r>
+        <w:rPr>
+          <w:i/>
+        </w:rPr>
+        <w:t xml:space="preserve">9050 Näringsrik granskog, 9040 Fjällbjörkskog, 6530 Lövängar, 6430 Högörtängar </w:t>
+      </w:r>
+      <w:r>
+        <w:t xml:space="preserve">och </w:t>
+      </w:r>
+      <w:r>
+        <w:rPr>
+          <w:i/>
+        </w:rPr>
+        <w:t>6510 Slåtterängar i låglandet</w:t>
+      </w:r>
+      <w:r>
+        <w:t xml:space="preserve"> (SLU Artdatabanken, 2025).</w:t>
+      </w:r>
+    </w:p>
+    <w:p>
+      <w:r>
+        <w:rPr>
+          <w:b/>
+        </w:rPr>
+        <w:t xml:space="preserve">Ekbräken </w:t>
+      </w:r>
+      <w:r>
+        <w:t xml:space="preserve">är typisk art för </w:t>
+      </w:r>
+      <w:r>
+        <w:rPr>
+          <w:i/>
+        </w:rPr>
+        <w:t>9050 Näringsrik granskog</w:t>
+      </w:r>
+      <w:r>
+        <w:t xml:space="preserve"> (SLU Artdatabanken, 2025).</w:t>
+      </w:r>
+    </w:p>
+    <w:p>
+      <w:r>
+        <w:rPr>
+          <w:b/>
+        </w:rPr>
+        <w:t>Kransmossa</w:t>
+      </w:r>
+      <w:r>
+        <w:t xml:space="preserve"> är typisk art för </w:t>
       </w:r>
       <w:r>
         <w:rPr>
@@ -337,10 +625,10 @@
         <w:rPr>
           <w:i/>
         </w:rPr>
-        <w:t xml:space="preserve">9040 Fjällbjörkskog </w:t>
-      </w:r>
-      <w:r>
-        <w:t>(SLU Artdatabanken, 2024; Nitare &amp; Skogsstyrelsen, 2019).</w:t>
+        <w:t xml:space="preserve">6170 Alpina kalkgräsmarker </w:t>
+      </w:r>
+      <w:r>
+        <w:t>(SLU Artdatabanken, 2025).</w:t>
       </w:r>
     </w:p>
     <w:p>
@@ -348,7 +636,7 @@
         <w:rPr>
           <w:b/>
         </w:rPr>
-        <w:t>Kransrams</w:t>
+        <w:t>Kärrfibbla</w:t>
       </w:r>
       <w:r>
         <w:t xml:space="preserve"> är typisk art för </w:t>
@@ -357,7 +645,16 @@
         <w:rPr>
           <w:i/>
         </w:rPr>
-        <w:t xml:space="preserve">9020 Nordlig ädellövskog </w:t>
+        <w:t xml:space="preserve">9050 Näringsrik granskog, 9080 Lövsumpskog </w:t>
+      </w:r>
+      <w:r>
+        <w:t>och</w:t>
+      </w:r>
+      <w:r>
+        <w:rPr>
+          <w:i/>
+        </w:rPr>
+        <w:t xml:space="preserve"> 9040 Fjällbjörkskog </w:t>
       </w:r>
       <w:r>
         <w:t>(SLU Artdatabanken, 2025).</w:t>
@@ -368,37 +665,37 @@
         <w:rPr>
           <w:b/>
         </w:rPr>
-        <w:t>Luddlav</w:t>
-      </w:r>
-      <w:r>
-        <w:t xml:space="preserve"> signalerar lång skoglig kontinuitet med ett stabilt lokal- och mikroklimat med hög och jämn fuktighet. Luddlav är typisk art för </w:t>
+        <w:t>Nordisk stormhatt</w:t>
+      </w:r>
+      <w:r>
+        <w:t xml:space="preserve"> är typisk art för </w:t>
       </w:r>
       <w:r>
         <w:rPr>
           <w:i/>
         </w:rPr>
-        <w:t>9010 Taiga,</w:t>
-      </w:r>
-      <w:r>
-        <w:t xml:space="preserve"> </w:t>
+        <w:t xml:space="preserve">9050 Näringsrik granskog, 9040 Fjällbjörkskog </w:t>
+      </w:r>
+      <w:r>
+        <w:t xml:space="preserve">och </w:t>
       </w:r>
       <w:r>
         <w:rPr>
           <w:i/>
         </w:rPr>
-        <w:t xml:space="preserve">9020 Nordlig ädellövskog, 9070 Trädklädd betesmark, 9110 Näringsfattig bokskog, 9180 Ädellövskog i branter </w:t>
-      </w:r>
-      <w:r>
-        <w:t>och</w:t>
+        <w:t>6430 Högörtängar</w:t>
+      </w:r>
+      <w:r>
+        <w:t>. Stormhattsrotvecklare (NT) samt stormhattshumla, som är rödlistad som nära hotad (NT) på den europeiska rödlistan, är knuten till nordisk stormhatt</w:t>
       </w:r>
       <w:r>
         <w:rPr>
           <w:i/>
         </w:rPr>
-        <w:t xml:space="preserve"> 9190 Näringsfattig ekskog </w:t>
-      </w:r>
-      <w:r>
-        <w:t>(Nitare &amp; Skogsstyrelsen, 2019; SLU Artdatabanken, 2025).</w:t>
+        <w:t xml:space="preserve"> </w:t>
+      </w:r>
+      <w:r>
+        <w:t>(SLU Artdatabanken, 2026; IUCN, 2025).</w:t>
       </w:r>
     </w:p>
     <w:p>
@@ -406,257 +703,7 @@
         <w:rPr>
           <w:b/>
         </w:rPr>
-        <w:t>Spindelblomster (§8)</w:t>
-      </w:r>
-      <w:r>
-        <w:t xml:space="preserve"> växer i äldre mossrik granskog eller barrblandskog, men även i fjällbjörkskog. Arten indikerar långvarig trädkontinuitet och hög luftfuktighet och är mycket känslig för uttorkning och markskador. Spindelblomster har i många trakter minskat starkt under senare tid på grund av slutavverkningar och skogsmarksdikning. Spindelblomster är typisk art för </w:t>
-      </w:r>
-      <w:r>
-        <w:rPr>
-          <w:i/>
-        </w:rPr>
-        <w:t xml:space="preserve">9010 Taiga, 9050 Näringsrik granskog </w:t>
-      </w:r>
-      <w:r>
-        <w:t>och</w:t>
-      </w:r>
-      <w:r>
-        <w:rPr>
-          <w:i/>
-        </w:rPr>
-        <w:t xml:space="preserve"> 9040 Fjällbjörkskog</w:t>
-      </w:r>
-      <w:r>
-        <w:t xml:space="preserve"> (Nitare &amp; Skogsstyrelsen, 2019; SLU Artdatabanken, 2025).</w:t>
-      </w:r>
-    </w:p>
-    <w:p>
-      <w:r>
-        <w:rPr>
-          <w:b/>
-        </w:rPr>
-        <w:t>Stuplav</w:t>
-      </w:r>
-      <w:r>
-        <w:t xml:space="preserve"> är en mycket bra signalart i hela sitt utbredningsområde och förekommer nästan enbart i skogsmiljöer med höga naturvärden. Den indikerar långvarig förekomst av gamla lövträd och miljöer med konstant hög luftfuktighet. I skogar med suboceaniskt klimat finns det en mycket sällsynt parasit, njurlavsknapp </w:t>
-      </w:r>
-      <w:r>
-        <w:rPr>
-          <w:i/>
-        </w:rPr>
-        <w:t>Pletocarpon nephromeum</w:t>
-      </w:r>
-      <w:r>
-        <w:t xml:space="preserve"> (EN), som växer på stuplav. Ytterligare tre sällsynta lavparasiter, </w:t>
-      </w:r>
-      <w:r>
-        <w:rPr>
-          <w:i/>
-        </w:rPr>
-        <w:t>Protounguicularia nephromatis</w:t>
-      </w:r>
-      <w:r>
-        <w:t xml:space="preserve"> (VU), </w:t>
-      </w:r>
-      <w:r>
-        <w:rPr>
-          <w:i/>
-        </w:rPr>
-        <w:t>Refractohilum galligenum</w:t>
-      </w:r>
-      <w:r>
-        <w:t xml:space="preserve"> (NT) och </w:t>
-      </w:r>
-      <w:r>
-        <w:rPr>
-          <w:i/>
-        </w:rPr>
-        <w:t>Roselliniella nephromatis</w:t>
-      </w:r>
-      <w:r>
-        <w:t xml:space="preserve"> (DD), kan också påträffas på stuplav. Stuplav är typisk art för </w:t>
-      </w:r>
-      <w:r>
-        <w:rPr>
-          <w:i/>
-        </w:rPr>
-        <w:t>9010 Taiga</w:t>
-      </w:r>
-      <w:r>
-        <w:t xml:space="preserve"> (SLU Artdatabanken, 2026; Nitare &amp; Skogsstyrelsen, 2019).</w:t>
-      </w:r>
-    </w:p>
-    <w:p>
-      <w:r>
-        <w:rPr>
-          <w:b/>
-        </w:rPr>
-        <w:t>Svart trolldruva</w:t>
-      </w:r>
-      <w:r>
-        <w:t xml:space="preserve"> är en kalkgynnad växt som förekommer på näringsrik frisk mulljord i såväl bördiga kalkbarrskogar som sydliga kalklövskogar och lundar. Arten är en bra signalart för skyddsvärda biotoper i såväl löv- som barrskogar och tål inte slutavverkning och markberedning. Trolldruva är värdväxt för ett antal sällsynta fjärilsarter som ställer höga krav på sina livsmiljöer, däribland trolldruvemätare (EN), skuggmalmätare (VU) och trolldruvelobmätare (VU). Svart trolldruva är typisk art för </w:t>
-      </w:r>
-      <w:r>
-        <w:rPr>
-          <w:i/>
-        </w:rPr>
-        <w:t>9050 Näringsrik granskog,</w:t>
-      </w:r>
-      <w:r>
-        <w:t xml:space="preserve"> </w:t>
-      </w:r>
-      <w:r>
-        <w:rPr>
-          <w:i/>
-        </w:rPr>
-        <w:t xml:space="preserve">9020 Nordlig ädellövskog, 9160 Näringsrik ekskog, 9180 Ädellövskog i branter </w:t>
-      </w:r>
-      <w:r>
-        <w:t>och</w:t>
-      </w:r>
-      <w:r>
-        <w:rPr>
-          <w:i/>
-        </w:rPr>
-        <w:t xml:space="preserve"> 1610 Åsöar i Östersjön</w:t>
-      </w:r>
-      <w:r>
-        <w:t xml:space="preserve"> (SLU Artdatabanken, 2024; Nitare &amp; Skogsstyrelsen, 2019).</w:t>
-      </w:r>
-    </w:p>
-    <w:p>
-      <w:r>
-        <w:rPr>
-          <w:b/>
-        </w:rPr>
-        <w:t xml:space="preserve">Ögonpyrola </w:t>
-      </w:r>
-      <w:r>
-        <w:t xml:space="preserve">är normalt en bra signalart som visar på områden med höga naturvärden och stabila förhållanden, särskilt inom näringsfattiga trakter. Växten är mycket känslig för markskador och försvinner snabbt efter slutavverkning. Den hotas också av skogsgödsling och markavvattning. Ögonpyrola är typisk art för </w:t>
-      </w:r>
-      <w:r>
-        <w:rPr>
-          <w:i/>
-        </w:rPr>
-        <w:t>9010 Taiga</w:t>
-      </w:r>
-      <w:r>
-        <w:t xml:space="preserve"> och</w:t>
-      </w:r>
-      <w:r>
-        <w:rPr>
-          <w:i/>
-        </w:rPr>
-        <w:t xml:space="preserve"> 9070 Trädklädd betesmark</w:t>
-      </w:r>
-      <w:r>
-        <w:t xml:space="preserve"> (Nitare &amp; Skogsstyrelsen, 2019; SLU Artdatabanken, 2024).</w:t>
-      </w:r>
-    </w:p>
-    <w:p>
-      <w:r>
-        <w:rPr>
-          <w:b/>
-        </w:rPr>
-        <w:t>Bergfink (§4)</w:t>
-      </w:r>
-      <w:r>
-        <w:t xml:space="preserve"> häckar i barr- och blandskog samt i fjällbjörkskog. Den förekommer i Norrland, västra Dalarna och norra Värmland samt sparsamt till sällsynt vidare söderut till mellersta Värmland, norra Västmanland och södra Gästrikland. Bergfink är typisk art för </w:t>
-      </w:r>
-      <w:r>
-        <w:rPr>
-          <w:i/>
-        </w:rPr>
-        <w:t>9040 Fjällbjörkskog</w:t>
-      </w:r>
-      <w:r>
-        <w:t xml:space="preserve"> (SLU Artdatabanken, 2025).</w:t>
-      </w:r>
-    </w:p>
-    <w:p>
-      <w:r>
-        <w:rPr>
-          <w:b/>
-        </w:rPr>
-        <w:t>Blåsippa (§9)</w:t>
-      </w:r>
-      <w:r>
-        <w:t xml:space="preserve"> är typisk art för </w:t>
-      </w:r>
-      <w:r>
-        <w:rPr>
-          <w:i/>
-        </w:rPr>
-        <w:t>9050 Näringsrik granskog, 9020 Nordlig ädellövskog</w:t>
-      </w:r>
-      <w:r>
-        <w:t xml:space="preserve"> och </w:t>
-      </w:r>
-      <w:r>
-        <w:rPr>
-          <w:i/>
-        </w:rPr>
-        <w:t>8240 Karsthällmarker</w:t>
-      </w:r>
-      <w:r>
-        <w:t xml:space="preserve"> (SLU Artdatabanken, 2025).</w:t>
-      </w:r>
-    </w:p>
-    <w:p>
-      <w:r>
-        <w:rPr>
-          <w:b/>
-        </w:rPr>
-        <w:t>Brudborste</w:t>
-      </w:r>
-      <w:r>
-        <w:t xml:space="preserve"> är typisk art för </w:t>
-      </w:r>
-      <w:r>
-        <w:rPr>
-          <w:i/>
-        </w:rPr>
-        <w:t xml:space="preserve">9050 Näringsrik granskog, 9040 Fjällbjörkskog, 6530 Lövängar, 6430 Högörtängar </w:t>
-      </w:r>
-      <w:r>
-        <w:t xml:space="preserve">och </w:t>
-      </w:r>
-      <w:r>
-        <w:rPr>
-          <w:i/>
-        </w:rPr>
-        <w:t>6510 Slåtterängar i låglandet</w:t>
-      </w:r>
-      <w:r>
-        <w:t xml:space="preserve"> (SLU Artdatabanken, 2025).</w:t>
-      </w:r>
-    </w:p>
-    <w:p>
-      <w:r>
-        <w:rPr>
-          <w:b/>
-        </w:rPr>
-        <w:t xml:space="preserve">Ekbräken </w:t>
-      </w:r>
-      <w:r>
-        <w:t xml:space="preserve">är typisk art för </w:t>
-      </w:r>
-      <w:r>
-        <w:rPr>
-          <w:i/>
-        </w:rPr>
-        <w:t>9050 Näringsrik granskog</w:t>
-      </w:r>
-      <w:r>
-        <w:t xml:space="preserve"> (SLU Artdatabanken, 2025).</w:t>
-      </w:r>
-    </w:p>
-    <w:p>
-      <w:r>
-        <w:rPr>
-          <w:b/>
-        </w:rPr>
-        <w:t>Kransmossa</w:t>
+        <w:t>Ormbär</w:t>
       </w:r>
       <w:r>
         <w:t xml:space="preserve"> är typisk art för </w:t>
@@ -668,132 +715,7 @@
         <w:t xml:space="preserve">9050 Näringsrik granskog </w:t>
       </w:r>
       <w:r>
-        <w:t xml:space="preserve">och </w:t>
-      </w:r>
-      <w:r>
-        <w:rPr>
-          <w:i/>
-        </w:rPr>
-        <w:t xml:space="preserve">6170 Alpina kalkgräsmarker </w:t>
-      </w:r>
-      <w:r>
         <w:t>(SLU Artdatabanken, 2025).</w:t>
-      </w:r>
-    </w:p>
-    <w:p>
-      <w:r>
-        <w:rPr>
-          <w:b/>
-        </w:rPr>
-        <w:t>Kärrfibbla</w:t>
-      </w:r>
-      <w:r>
-        <w:t xml:space="preserve"> är typisk art för </w:t>
-      </w:r>
-      <w:r>
-        <w:rPr>
-          <w:i/>
-        </w:rPr>
-        <w:t xml:space="preserve">9050 Näringsrik granskog, 9080 Lövsumpskog </w:t>
-      </w:r>
-      <w:r>
-        <w:t>och</w:t>
-      </w:r>
-      <w:r>
-        <w:rPr>
-          <w:i/>
-        </w:rPr>
-        <w:t xml:space="preserve"> 9040 Fjällbjörkskog </w:t>
-      </w:r>
-      <w:r>
-        <w:t>(SLU Artdatabanken, 2025).</w:t>
-      </w:r>
-    </w:p>
-    <w:p>
-      <w:r>
-        <w:rPr>
-          <w:b/>
-        </w:rPr>
-        <w:t>Nordisk stormhatt</w:t>
-      </w:r>
-      <w:r>
-        <w:t xml:space="preserve"> är typisk art för </w:t>
-      </w:r>
-      <w:r>
-        <w:rPr>
-          <w:i/>
-        </w:rPr>
-        <w:t xml:space="preserve">9050 Näringsrik granskog, 9040 Fjällbjörkskog </w:t>
-      </w:r>
-      <w:r>
-        <w:t xml:space="preserve">och </w:t>
-      </w:r>
-      <w:r>
-        <w:rPr>
-          <w:i/>
-        </w:rPr>
-        <w:t>6430 Högörtängar</w:t>
-      </w:r>
-      <w:r>
-        <w:t>. Stormhattsrotvecklare (NT) samt stormhattshumla, som är rödlistad som nära hotad (NT) på den europeiska rödlistan, är knuten till nordisk stormhatt</w:t>
-      </w:r>
-      <w:r>
-        <w:rPr>
-          <w:i/>
-        </w:rPr>
-        <w:t xml:space="preserve"> </w:t>
-      </w:r>
-      <w:r>
-        <w:t>(SLU Artdatabanken, 2026; IUCN, 2025).</w:t>
-      </w:r>
-    </w:p>
-    <w:p>
-      <w:r>
-        <w:rPr>
-          <w:b/>
-        </w:rPr>
-        <w:t>Ormbär</w:t>
-      </w:r>
-      <w:r>
-        <w:t xml:space="preserve"> är typisk art för </w:t>
-      </w:r>
-      <w:r>
-        <w:rPr>
-          <w:i/>
-        </w:rPr>
-        <w:t xml:space="preserve">9050 Näringsrik granskog </w:t>
-      </w:r>
-      <w:r>
-        <w:t>(SLU Artdatabanken, 2025).</w:t>
-      </w:r>
-    </w:p>
-    <w:p>
-      <w:r>
-        <w:rPr>
-          <w:b/>
-        </w:rPr>
-        <w:t>Spillkråka (§4)</w:t>
-      </w:r>
-      <w:r>
-        <w:t xml:space="preserve"> omfattas av bilaga 1 i EU:s fågeldirektiv och är typisk art för </w:t>
-      </w:r>
-      <w:r>
-        <w:rPr>
-          <w:i/>
-        </w:rPr>
-        <w:t xml:space="preserve">9010 Taiga </w:t>
-      </w:r>
-      <w:r>
-        <w:t>och</w:t>
-      </w:r>
-      <w:r>
-        <w:rPr>
-          <w:i/>
-        </w:rPr>
-        <w:t xml:space="preserve"> 9740 Skogsbevuxen myr</w:t>
-      </w:r>
-      <w:r>
-        <w:t>. Den behöver grova träd, främst tall, asp och bok som boträd. Skogsbruk med korta omloppstider och täta, homogena ungskogar utgör det största hotet. Spillkråka är en nyckelart i skogliga miljöer vars övergivna bohål utnyttjas av flera andra hålhäckande fågelarter och fladdermöss, däribland pärluggla (EN, §4), knipa (§4), salskrake (§4) och skogsduva (§4). Hökuggla (VU, §4) och slaguggla (§4) häckar ofta i högstubbar som brutits av i höjd med ett gammalt spillkråkebo (SLU Artdatabanken, 2026; Skogsstyrelsen, 2016).</w:t>
       </w:r>
     </w:p>
     <w:p>
@@ -833,7 +755,7 @@
     </w:p>
     <w:p>
       <w:r>
-        <w:t>Följande typiska arter har sina livsmiljöer och växtplatser i den avverkningsanmälda skogen: garnlav (VU, T), harticka (NT, T), lunglav (NT, T), tretåig hackspett (NT, T, §4), ullticka (NT, T), finbräken (S, T), kransrams (S, T), luddlav (S, T), spindelblomster (S, T, §8), stuplav (S, T), svart trolldruva (S, T), ögonpyrola (S, T), bergfink (T, §4), blåsippa (T, §9), brudborste (T), ekbräken (T), kransmossa (T), kärrfibbla (T), nordisk stormhatt (T), ormbär (T) och spillkråka (T, §4).</w:t>
+        <w:t>Följande typiska arter har sina livsmiljöer och växtplatser i den avverkningsanmälda skogen: garnlav (VU, T), lunglav (NT, T), tretåig hackspett (NT, T, §4), ullticka (NT, T), finbräken (S, T), kransrams (S, T), luddlav (S, T), spindelblomster (S, T, §8), stuplav (S, T), svart trolldruva (S, T), ögonpyrola (S, T), blåsippa (T, §9), brudborste (T), ekbräken (T), kransmossa (T), kärrfibbla (T), nordisk stormhatt (T) och ormbär (T).</w:t>
       </w:r>
     </w:p>
     <w:p>
@@ -1323,78 +1245,6 @@
       </w:r>
       <w:r>
         <w:t>Acta Ornithologica 40(1): 53–60.</w:t>
-      </w:r>
-    </w:p>
-    <w:p>
-      <w:pPr>
-        <w:pStyle w:val="Heading1"/>
-      </w:pPr>
-      <w:r>
-        <w:t>Spillkråka – ekologi samt krav på livsmiljön</w:t>
-      </w:r>
-    </w:p>
-    <w:p>
-      <w:r>
-        <w:t xml:space="preserve">Spillkråka (§4) ingår i bilaga 1 EU:s fågeldirektiv och är typisk art för </w:t>
-      </w:r>
-      <w:r>
-        <w:rPr>
-          <w:i/>
-        </w:rPr>
-        <w:t xml:space="preserve">9010 Taiga </w:t>
-      </w:r>
-      <w:r>
-        <w:t>och</w:t>
-      </w:r>
-      <w:r>
-        <w:rPr>
-          <w:i/>
-        </w:rPr>
-        <w:t xml:space="preserve"> 9740 Skogsbevuxen myr</w:t>
-      </w:r>
-      <w:r>
-        <w:t>. Den lever i både barr- och blandskog liksom i ren lövskog. De tätaste populationerna tenderar att finnas i äldre, variationsrik blandskog med gott om död ved och gamla träd. Varje par utnyttjar 400–1000 hektar skog beroende på skogens kvalitet. Skogsbruk med korta omloppstider och täta, homogena ungskogar utgör det största hotet (SLU Artdatabanken, 2026).</w:t>
-      </w:r>
-    </w:p>
-    <w:p>
-      <w:r>
-        <w:t>Spillkråka är en nyckelart i skogliga miljöer vars övergivna bohål utnyttjas av flera andra hålhäckande fågelarter och fladdermöss, däribland pärluggla (EN, §4), knipa (§4), salskrake (§4) och skogsduva (§4). Hökuggla (VU, §4) och slaguggla (§4) häckar ofta i högstubbar som brutits av i höjd med ett gammalt spillkråkebo (Skogsstyrelsen, 2016).</w:t>
-      </w:r>
-    </w:p>
-    <w:p>
-      <w:pPr>
-        <w:pStyle w:val="Heading2"/>
-      </w:pPr>
-      <w:r>
-        <w:t>Referenser – spillkråka</w:t>
-      </w:r>
-    </w:p>
-    <w:p>
-      <w:r>
-        <w:t xml:space="preserve">Skogsstyrelsen, 2016. </w:t>
-      </w:r>
-      <w:r>
-        <w:rPr>
-          <w:i/>
-        </w:rPr>
-        <w:t xml:space="preserve">Vägledning för hänsyn till spillkråka. </w:t>
-      </w:r>
-      <w:r>
-        <w:t>Vägledningar och kunskapsstöd artskydd – Skogsstyrelsen.</w:t>
-      </w:r>
-    </w:p>
-    <w:p>
-      <w:r>
-        <w:t xml:space="preserve">SLU Artdatabanken, 2026. </w:t>
-      </w:r>
-      <w:r>
-        <w:rPr>
-          <w:i/>
-        </w:rPr>
-        <w:t xml:space="preserve">Artfaktablad. Naturvård – artfakta. </w:t>
-      </w:r>
-      <w:r>
-        <w:t>SLU Artdatabanken, Uppsala.</w:t>
       </w:r>
     </w:p>
     <w:p>
@@ -1773,7 +1623,7 @@
     <w:r>
       <w:tab/>
       <w:tab/>
-      <w:t>2026-10-10</w:t>
+      <w:t>2026-10-11</w:t>
       <w:br/>
       <w:br/>
     </w:r>

--- a/tillsyn/A 27881-2026 tillsynsbegäran.docx
+++ b/tillsyn/A 27881-2026 tillsynsbegäran.docx
@@ -22,7 +22,7 @@
       <w:r>
         <w:drawing>
           <wp:inline xmlns:a="http://schemas.openxmlformats.org/drawingml/2006/main" xmlns:pic="http://schemas.openxmlformats.org/drawingml/2006/picture">
-            <wp:extent cx="5271152" cy="5724000"/>
+            <wp:extent cx="5160112" cy="5724000"/>
             <wp:docPr id="1" name="Picture 1"/>
             <wp:cNvGraphicFramePr>
               <a:graphicFrameLocks noChangeAspect="1"/>
@@ -43,7 +43,7 @@
                   <pic:spPr>
                     <a:xfrm>
                       <a:off x="0" y="0"/>
-                      <a:ext cx="5271152" cy="5724000"/>
+                      <a:ext cx="5160112" cy="5724000"/>
                     </a:xfrm>
                     <a:prstGeom prst="rect"/>
                   </pic:spPr>
@@ -65,7 +65,7 @@
     </w:p>
     <w:p>
       <w:r>
-        <w:t>I avverkningsanmälan finns fynd av 22 naturvårdsarter, varav 6 är rödlistade, 7 är fridlysta, 18 är typiska (T) och 8 är signalarter (S): garnlav (VU, T), lunglav (NT, T), rödvingetrast (NT, §4), talltita (NT, §4), tretåig hackspett (NT, T, §4), ullticka (NT, T), finbräken (S, T), kransrams (S, T), luddlav (S, T), spindelblomster (S, T, §8), stuplav (S, T), svart trolldruva (S, T), tvåblad (S, §8), ögonpyrola (S, T), blåsippa (T, §9), brudborste (T), ekbräken (T), kransmossa (T), kärrfibbla (T), nordisk stormhatt (T), ormbär (T) och fläcknycklar (§8). Se Figur 1.</w:t>
+        <w:t>I avverkningsanmälan finns fynd av 26 naturvårdsarter, varav 8 är rödlistade, 10 är fridlysta, 21 är typiska (T) och 8 är signalarter (S): garnlav (VU, T), björktrast (NT, §4), harticka (NT, T), lunglav (NT, T), rödvingetrast (NT, §4), talltita (NT, §4), tretåig hackspett (NT, T, §4), ullticka (NT, T), finbräken (S, T), kransrams (S, T), luddlav (S, T), spindelblomster (S, T, §8), stuplav (S, T), svart trolldruva (S, T), tvåblad (S, §8), ögonpyrola (S, T), bergfink (T, §4), blåsippa (T, §9), brudborste (T), ekbräken (T), kransmossa (T), kärrfibbla (T), nordisk stormhatt (T), ormbär (T), spillkråka (T, §4) och fläcknycklar (§8). Se Figur 1.</w:t>
       </w:r>
     </w:p>
     <w:p>
@@ -138,6 +138,35 @@
         <w:rPr>
           <w:b/>
         </w:rPr>
+        <w:t>Harticka (NT)</w:t>
+      </w:r>
+      <w:r>
+        <w:t xml:space="preserve"> är normalt en mycket bra signalart för granskogar med höga naturvärden. Även när svampen påträffas i mer påverkade skogar är det nästan alltid fråga om skogsmiljöer i sena successionsstadier med höga naturvärden. Skogsskötselåtgärder på eller i omedelbar närhet av växtplatserna kan innebära ett hot mot arten. Harticka är typisk art för </w:t>
+      </w:r>
+      <w:r>
+        <w:rPr>
+          <w:i/>
+        </w:rPr>
+        <w:t xml:space="preserve">9010 Taiga, 9050 Näringsrik granskog </w:t>
+      </w:r>
+      <w:r>
+        <w:t xml:space="preserve">och </w:t>
+      </w:r>
+      <w:r>
+        <w:rPr>
+          <w:i/>
+        </w:rPr>
+        <w:t>9030 Landhöjningsskog</w:t>
+      </w:r>
+      <w:r>
+        <w:t xml:space="preserve"> (SLU Artdatabanken, 2024; Nitare &amp; Skogsstyrelsen, 2019).</w:t>
+      </w:r>
+    </w:p>
+    <w:p>
+      <w:r>
+        <w:rPr>
+          <w:b/>
+        </w:rPr>
         <w:t>Lunglav (NT)</w:t>
       </w:r>
       <w:r>
@@ -529,6 +558,26 @@
         <w:rPr>
           <w:b/>
         </w:rPr>
+        <w:t>Bergfink (§4)</w:t>
+      </w:r>
+      <w:r>
+        <w:t xml:space="preserve"> häckar i barr- och blandskog samt i fjällbjörkskog. Den förekommer i Norrland, västra Dalarna och norra Värmland samt sparsamt till sällsynt vidare söderut till mellersta Värmland, norra Västmanland och södra Gästrikland. Bergfink är typisk art för </w:t>
+      </w:r>
+      <w:r>
+        <w:rPr>
+          <w:i/>
+        </w:rPr>
+        <w:t>9040 Fjällbjörkskog</w:t>
+      </w:r>
+      <w:r>
+        <w:t xml:space="preserve"> (SLU Artdatabanken, 2025).</w:t>
+      </w:r>
+    </w:p>
+    <w:p>
+      <w:r>
+        <w:rPr>
+          <w:b/>
+        </w:rPr>
         <w:t>Blåsippa (§9)</w:t>
       </w:r>
       <w:r>
@@ -716,6 +765,35 @@
       </w:r>
       <w:r>
         <w:t>(SLU Artdatabanken, 2025).</w:t>
+      </w:r>
+    </w:p>
+    <w:p>
+      <w:r>
+        <w:rPr>
+          <w:b/>
+        </w:rPr>
+        <w:t>Spillkråka (§4)</w:t>
+      </w:r>
+      <w:r>
+        <w:t xml:space="preserve"> omfattas av bilaga 1 i EU:s fågeldirektiv och är typisk art för </w:t>
+      </w:r>
+      <w:r>
+        <w:rPr>
+          <w:i/>
+        </w:rPr>
+        <w:t xml:space="preserve">9010 Taiga </w:t>
+      </w:r>
+      <w:r>
+        <w:t>och</w:t>
+      </w:r>
+      <w:r>
+        <w:rPr>
+          <w:i/>
+        </w:rPr>
+        <w:t xml:space="preserve"> 9740 Skogsbevuxen myr</w:t>
+      </w:r>
+      <w:r>
+        <w:t>. Den behöver grova träd, främst tall, asp och bok som boträd. Skogsbruk med korta omloppstider och täta, homogena ungskogar utgör det största hotet. Spillkråka är en nyckelart i skogliga miljöer vars övergivna bohål utnyttjas av flera andra hålhäckande fågelarter och fladdermöss, däribland pärluggla (EN, §4), knipa (§4), salskrake (§4) och skogsduva (§4). Hökuggla (VU, §4) och slaguggla (§4) häckar ofta i högstubbar som brutits av i höjd med ett gammalt spillkråkebo (SLU Artdatabanken, 2026; Skogsstyrelsen, 2016).</w:t>
       </w:r>
     </w:p>
     <w:p>
@@ -755,7 +833,7 @@
     </w:p>
     <w:p>
       <w:r>
-        <w:t>Följande typiska arter har sina livsmiljöer och växtplatser i den avverkningsanmälda skogen: garnlav (VU, T), lunglav (NT, T), tretåig hackspett (NT, T, §4), ullticka (NT, T), finbräken (S, T), kransrams (S, T), luddlav (S, T), spindelblomster (S, T, §8), stuplav (S, T), svart trolldruva (S, T), ögonpyrola (S, T), blåsippa (T, §9), brudborste (T), ekbräken (T), kransmossa (T), kärrfibbla (T), nordisk stormhatt (T) och ormbär (T).</w:t>
+        <w:t>Följande typiska arter har sina livsmiljöer och växtplatser i den avverkningsanmälda skogen: garnlav (VU, T), harticka (NT, T), lunglav (NT, T), tretåig hackspett (NT, T, §4), ullticka (NT, T), finbräken (S, T), kransrams (S, T), luddlav (S, T), spindelblomster (S, T, §8), stuplav (S, T), svart trolldruva (S, T), ögonpyrola (S, T), bergfink (T, §4), blåsippa (T, §9), brudborste (T), ekbräken (T), kransmossa (T), kärrfibbla (T), nordisk stormhatt (T), ormbär (T) och spillkråka (T, §4).</w:t>
       </w:r>
     </w:p>
     <w:p>
@@ -1245,6 +1323,78 @@
       </w:r>
       <w:r>
         <w:t>Acta Ornithologica 40(1): 53–60.</w:t>
+      </w:r>
+    </w:p>
+    <w:p>
+      <w:pPr>
+        <w:pStyle w:val="Heading1"/>
+      </w:pPr>
+      <w:r>
+        <w:t>Spillkråka – ekologi samt krav på livsmiljön</w:t>
+      </w:r>
+    </w:p>
+    <w:p>
+      <w:r>
+        <w:t xml:space="preserve">Spillkråka (§4) ingår i bilaga 1 EU:s fågeldirektiv och är typisk art för </w:t>
+      </w:r>
+      <w:r>
+        <w:rPr>
+          <w:i/>
+        </w:rPr>
+        <w:t xml:space="preserve">9010 Taiga </w:t>
+      </w:r>
+      <w:r>
+        <w:t>och</w:t>
+      </w:r>
+      <w:r>
+        <w:rPr>
+          <w:i/>
+        </w:rPr>
+        <w:t xml:space="preserve"> 9740 Skogsbevuxen myr</w:t>
+      </w:r>
+      <w:r>
+        <w:t>. Den lever i både barr- och blandskog liksom i ren lövskog. De tätaste populationerna tenderar att finnas i äldre, variationsrik blandskog med gott om död ved och gamla träd. Varje par utnyttjar 400–1000 hektar skog beroende på skogens kvalitet. Skogsbruk med korta omloppstider och täta, homogena ungskogar utgör det största hotet (SLU Artdatabanken, 2026).</w:t>
+      </w:r>
+    </w:p>
+    <w:p>
+      <w:r>
+        <w:t>Spillkråka är en nyckelart i skogliga miljöer vars övergivna bohål utnyttjas av flera andra hålhäckande fågelarter och fladdermöss, däribland pärluggla (EN, §4), knipa (§4), salskrake (§4) och skogsduva (§4). Hökuggla (VU, §4) och slaguggla (§4) häckar ofta i högstubbar som brutits av i höjd med ett gammalt spillkråkebo (Skogsstyrelsen, 2016).</w:t>
+      </w:r>
+    </w:p>
+    <w:p>
+      <w:pPr>
+        <w:pStyle w:val="Heading2"/>
+      </w:pPr>
+      <w:r>
+        <w:t>Referenser – spillkråka</w:t>
+      </w:r>
+    </w:p>
+    <w:p>
+      <w:r>
+        <w:t xml:space="preserve">Skogsstyrelsen, 2016. </w:t>
+      </w:r>
+      <w:r>
+        <w:rPr>
+          <w:i/>
+        </w:rPr>
+        <w:t xml:space="preserve">Vägledning för hänsyn till spillkråka. </w:t>
+      </w:r>
+      <w:r>
+        <w:t>Vägledningar och kunskapsstöd artskydd – Skogsstyrelsen.</w:t>
+      </w:r>
+    </w:p>
+    <w:p>
+      <w:r>
+        <w:t xml:space="preserve">SLU Artdatabanken, 2026. </w:t>
+      </w:r>
+      <w:r>
+        <w:rPr>
+          <w:i/>
+        </w:rPr>
+        <w:t xml:space="preserve">Artfaktablad. Naturvård – artfakta. </w:t>
+      </w:r>
+      <w:r>
+        <w:t>SLU Artdatabanken, Uppsala.</w:t>
       </w:r>
     </w:p>
     <w:p>
@@ -1623,7 +1773,7 @@
     <w:r>
       <w:tab/>
       <w:tab/>
-      <w:t>2026-10-11</w:t>
+      <w:t>2026-10-12</w:t>
       <w:br/>
       <w:br/>
     </w:r>

--- a/tillsyn/A 27881-2026 tillsynsbegäran.docx
+++ b/tillsyn/A 27881-2026 tillsynsbegäran.docx
@@ -22,7 +22,7 @@
       <w:r>
         <w:drawing>
           <wp:inline xmlns:a="http://schemas.openxmlformats.org/drawingml/2006/main" xmlns:pic="http://schemas.openxmlformats.org/drawingml/2006/picture">
-            <wp:extent cx="5160112" cy="5724000"/>
+            <wp:extent cx="5271152" cy="5724000"/>
             <wp:docPr id="1" name="Picture 1"/>
             <wp:cNvGraphicFramePr>
               <a:graphicFrameLocks noChangeAspect="1"/>
@@ -43,7 +43,7 @@
                   <pic:spPr>
                     <a:xfrm>
                       <a:off x="0" y="0"/>
-                      <a:ext cx="5160112" cy="5724000"/>
+                      <a:ext cx="5271152" cy="5724000"/>
                     </a:xfrm>
                     <a:prstGeom prst="rect"/>
                   </pic:spPr>
@@ -65,7 +65,7 @@
     </w:p>
     <w:p>
       <w:r>
-        <w:t>I avverkningsanmälan finns fynd av 26 naturvårdsarter, varav 8 är rödlistade, 10 är fridlysta, 21 är typiska (T) och 8 är signalarter (S): garnlav (VU, T), björktrast (NT, §4), harticka (NT, T), lunglav (NT, T), rödvingetrast (NT, §4), talltita (NT, §4), tretåig hackspett (NT, T, §4), ullticka (NT, T), finbräken (S, T), kransrams (S, T), luddlav (S, T), spindelblomster (S, T, §8), stuplav (S, T), svart trolldruva (S, T), tvåblad (S, §8), ögonpyrola (S, T), bergfink (T, §4), blåsippa (T, §9), brudborste (T), ekbräken (T), kransmossa (T), kärrfibbla (T), nordisk stormhatt (T), ormbär (T), spillkråka (T, §4) och fläcknycklar (§8). Se Figur 1.</w:t>
+        <w:t>I avverkningsanmälan finns fynd av 22 naturvårdsarter, varav 6 är rödlistade, 7 är fridlysta, 18 är typiska (T) och 8 är signalarter (S): garnlav (VU, T), lunglav (NT, T), rödvingetrast (NT, §4), talltita (NT, §4), tretåig hackspett (NT, T, §4), ullticka (NT, T), finbräken (S, T), kransrams (S, T), luddlav (S, T), spindelblomster (S, T, §8), stuplav (S, T), svart trolldruva (S, T), tvåblad (S, §8), ögonpyrola (S, T), blåsippa (T, §9), brudborste (T), ekbräken (T), kransmossa (T), kärrfibbla (T), nordisk stormhatt (T), ormbär (T) och fläcknycklar (§8). Se Figur 1.</w:t>
       </w:r>
     </w:p>
     <w:p>
@@ -138,10 +138,133 @@
         <w:rPr>
           <w:b/>
         </w:rPr>
-        <w:t>Harticka (NT)</w:t>
-      </w:r>
-      <w:r>
-        <w:t xml:space="preserve"> är normalt en mycket bra signalart för granskogar med höga naturvärden. Även när svampen påträffas i mer påverkade skogar är det nästan alltid fråga om skogsmiljöer i sena successionsstadier med höga naturvärden. Skogsskötselåtgärder på eller i omedelbar närhet av växtplatserna kan innebära ett hot mot arten. Harticka är typisk art för </w:t>
+        <w:t>Lunglav (NT)</w:t>
+      </w:r>
+      <w:r>
+        <w:t xml:space="preserve"> är en av vårt lands främsta signalarter som överallt indikerar gamla lövträd, skogsbestånd med höga naturvärden och ekosystem med långskoglig kontinuitet. Lokalt kan förekomsten vara mycket riklig men den hittas nästan enbart i gamla och ej slutavverkade skogar. Artens samtliga förekomster bör uppmärksammas från naturvårdssynpunkt, då många lokaler även hyser andra ovanliga och rödlistade arter. Rikliga förekomster bör skyddas med biotopskydd, frivilliga avsättningar eller reservat. På lunglav kan de sällsynta lavparasiterna lunglavshårprick (CR), </w:t>
+      </w:r>
+      <w:r>
+        <w:rPr>
+          <w:i/>
+        </w:rPr>
+        <w:t>Abrothallus diederichii</w:t>
+      </w:r>
+      <w:r>
+        <w:t xml:space="preserve"> (VU), </w:t>
+      </w:r>
+      <w:r>
+        <w:rPr>
+          <w:i/>
+        </w:rPr>
+        <w:t>Abrothallus lobariae</w:t>
+      </w:r>
+      <w:r>
+        <w:t xml:space="preserve"> (VU), </w:t>
+      </w:r>
+      <w:r>
+        <w:rPr>
+          <w:i/>
+        </w:rPr>
+        <w:t>Calycina lobariae</w:t>
+      </w:r>
+      <w:r>
+        <w:t xml:space="preserve"> (VU), lunglavsknapp (VU) och skrovelmössing (VU) påträffas. Lunglav är typisk art för </w:t>
+      </w:r>
+      <w:r>
+        <w:rPr>
+          <w:i/>
+        </w:rPr>
+        <w:t>9010 Taiga, 9020 Nordlig ädellövskog, 9110 Näringsfattig bokskog, 9130 Näringsrik bokskog, 9160 Näringsrik ekskog, 9180 Ädellövskog i branter, 9190 Näringsfattig ekskog, 9070 Trädklädd betesmark, 9040 Fjällbjörkskog</w:t>
+      </w:r>
+      <w:r>
+        <w:t xml:space="preserve"> och</w:t>
+      </w:r>
+      <w:r>
+        <w:rPr>
+          <w:i/>
+        </w:rPr>
+        <w:t xml:space="preserve"> 6530 Lövängar</w:t>
+      </w:r>
+      <w:r>
+        <w:t xml:space="preserve"> (SLU Artdatabanken, 2026; Nitare &amp; Skogsstyrelsen, 2019).</w:t>
+      </w:r>
+    </w:p>
+    <w:p>
+      <w:r>
+        <w:rPr>
+          <w:b/>
+        </w:rPr>
+        <w:t>Talltita (NT, §4)</w:t>
+      </w:r>
+      <w:r>
+        <w:t>, rödlistad som nära hotad och prioriterad art i Skogsvårdslagen, har häckningsrevir i anmälan. Arten har minskat kraftigt de senaste 30 åren och minskningstakten innevarande 10-årsperiod beräknas till 20 (10–30) %. Talltitan är synnerligen trogen sitt cirka 15 hektar stora revir och är beroende av flerskiktade olikåldriga skogar för att kunna föda upp sina ungar. Talltitan försvinner om dess livsmiljö kalavverkas (Eggers &amp; Low, 2014; Ekman, 1979; Griesser et al, 2007; Klein, 2020; Siffczyk et al, 2003; SLU Artdatabanken, 2021).</w:t>
+      </w:r>
+    </w:p>
+    <w:p>
+      <w:r>
+        <w:rPr>
+          <w:b/>
+        </w:rPr>
+        <w:t>Tretåig hackspett (NT, §4)</w:t>
+      </w:r>
+      <w:r>
+        <w:t xml:space="preserve"> är rödlistad som nära hotad och ingår i bilaga 1 i EU:s fågeldirektiv. Tretåig hackspett är för sin överlevnad beroende av kontinuerlig tillförsel av äldre döende och död ved, som sker genom naturliga självgallringsprocesser i äldre grannaturskogar och barrblandade naturskogar. Om en skog genom skogsbruk gallras eller glesas ur så upphör och uteblir i stort sett den naturliga självgallringsprocessen för mycket lång tid framöver vilket omöjliggör upprätthållandet av den kontinuerliga ekologiska funktionen i ett område. Det finns studier som visar att naturskogens självgallringsprocess som den tretåiga hackspetten är beroende av, inte kan ersättas med efterlämnad hänsyn i skogsbruket (Imbeau &amp; Desrochers, 2002). Storleken på häckningsreviret varierar med skogstypen, förekomsten av död ved och graden av fragmentering, men är i allmänhet i storleksordningen 25–100 hektar. Vintertid krävs ofta betydligt större områden och det finns studier som antyder att arten behöver minst 100 hektar äldre skog. I områden med låg bonitet kan det behövas över 200 hektar lämpligt habitat för att ett par ska kunna reproducera sig. Områden med dokumenterad permanent förekomst i naturskogsmiljöer har vanligen så stora naturvärden att skogsbruk är olämpligt. Tretåig hackspett är typisk art för </w:t>
+      </w:r>
+      <w:r>
+        <w:rPr>
+          <w:i/>
+        </w:rPr>
+        <w:t xml:space="preserve">9010 Taiga, 9740 Skogsbevuxen myr, 9030 Landhöjningsskog </w:t>
+      </w:r>
+      <w:r>
+        <w:t xml:space="preserve">och </w:t>
+      </w:r>
+      <w:r>
+        <w:rPr>
+          <w:i/>
+        </w:rPr>
+        <w:t>9040 Fjällbjörkskog</w:t>
+      </w:r>
+      <w:r>
+        <w:t xml:space="preserve"> (Skogsstyrelsen, 2016; SLU Artdatabanken, 2024).</w:t>
+      </w:r>
+    </w:p>
+    <w:p>
+      <w:r>
+        <w:rPr>
+          <w:b/>
+        </w:rPr>
+        <w:t>Ullticka (NT)</w:t>
+      </w:r>
+      <w:r>
+        <w:t xml:space="preserve"> är knuten till restbestånd av barrnaturskog och förekommer med ett tydligt optimum i orörda eller måttligt påverkade gamla granskogar där det föreligger viss kontinuitet av grov död ved. Ullticka är en bra signalart inom hela sitt utbredningsområde och i södra Sverige är den sällsynt och en god signalart för skyddsvärda granskogsmiljöer. Den hotas av avverkning och fragmentering av naturskog och äldre granskog med lång trädkontinuitet. På ullticka kan ibland ulltickeporing (VU) påträffas - det är en sällsynt ticka som nyligen delats upp i de tre olika arterna ulltickeporing </w:t>
+      </w:r>
+      <w:r>
+        <w:rPr>
+          <w:i/>
+        </w:rPr>
+        <w:t xml:space="preserve">Skeletocutis brevispora </w:t>
+      </w:r>
+      <w:r>
+        <w:t>(VU)</w:t>
+      </w:r>
+      <w:r>
+        <w:rPr>
+          <w:i/>
+        </w:rPr>
+        <w:t>, Skeletocutis delicata</w:t>
+      </w:r>
+      <w:r>
+        <w:t xml:space="preserve"> (VU)</w:t>
+      </w:r>
+      <w:r>
+        <w:rPr>
+          <w:i/>
+        </w:rPr>
+        <w:t xml:space="preserve"> och Skeletocutis exilis</w:t>
+      </w:r>
+      <w:r>
+        <w:t xml:space="preserve"> (NT). Ullticka är typisk art för </w:t>
       </w:r>
       <w:r>
         <w:rPr>
@@ -159,7 +282,7 @@
         <w:t>9030 Landhöjningsskog</w:t>
       </w:r>
       <w:r>
-        <w:t xml:space="preserve"> (SLU Artdatabanken, 2024; Nitare &amp; Skogsstyrelsen, 2019).</w:t>
+        <w:t xml:space="preserve"> (SLU Artdatabanken, 2026; Nitare &amp; Skogsstyrelsen, 2019; Miettinen &amp; Niemelä, 2018).</w:t>
       </w:r>
     </w:p>
     <w:p>
@@ -167,55 +290,86 @@
         <w:rPr>
           <w:b/>
         </w:rPr>
-        <w:t>Lunglav (NT)</w:t>
-      </w:r>
-      <w:r>
-        <w:t xml:space="preserve"> är en av vårt lands främsta signalarter som överallt indikerar gamla lövträd, skogsbestånd med höga naturvärden och ekosystem med långskoglig kontinuitet. Lokalt kan förekomsten vara mycket riklig men den hittas nästan enbart i gamla och ej slutavverkade skogar. Artens samtliga förekomster bör uppmärksammas från naturvårdssynpunkt, då många lokaler även hyser andra ovanliga och rödlistade arter. Rikliga förekomster bör skyddas med biotopskydd, frivilliga avsättningar eller reservat. På lunglav kan de sällsynta lavparasiterna lunglavshårprick (CR), </w:t>
+        <w:t>Finbräken</w:t>
+      </w:r>
+      <w:r>
+        <w:t xml:space="preserve"> växer på kalkrika marker i frisk eller fuktig mulljord. Den kräver konstant hög luftfuktighet och är mycket känslig för skogsbruksåtgärder. Arten är placerad högst upp i Skogsstyrelsens värdepyramid för bedömning av skog med höga naturvärden och utgör en karaktärsart för de mest skyddsvärda kalkgranskogarna med långvarig ekologisk kontinuitet och högt skyddsvärde. Finbräken är typisk art för </w:t>
       </w:r>
       <w:r>
         <w:rPr>
           <w:i/>
         </w:rPr>
-        <w:t>Abrothallus diederichii</w:t>
-      </w:r>
-      <w:r>
-        <w:t xml:space="preserve"> (VU), </w:t>
+        <w:t xml:space="preserve">9050 Näringsrik granskog </w:t>
+      </w:r>
+      <w:r>
+        <w:t xml:space="preserve">och </w:t>
       </w:r>
       <w:r>
         <w:rPr>
           <w:i/>
         </w:rPr>
-        <w:t>Abrothallus lobariae</w:t>
-      </w:r>
-      <w:r>
-        <w:t xml:space="preserve"> (VU), </w:t>
+        <w:t xml:space="preserve">9040 Fjällbjörkskog </w:t>
+      </w:r>
+      <w:r>
+        <w:t>(SLU Artdatabanken, 2024; Nitare &amp; Skogsstyrelsen, 2019).</w:t>
+      </w:r>
+    </w:p>
+    <w:p>
+      <w:r>
+        <w:rPr>
+          <w:b/>
+        </w:rPr>
+        <w:t>Kransrams</w:t>
+      </w:r>
+      <w:r>
+        <w:t xml:space="preserve"> är typisk art för </w:t>
       </w:r>
       <w:r>
         <w:rPr>
           <w:i/>
         </w:rPr>
-        <w:t>Calycina lobariae</w:t>
-      </w:r>
-      <w:r>
-        <w:t xml:space="preserve"> (VU), lunglavsknapp (VU) och skrovelmössing (VU) påträffas. Lunglav är typisk art för </w:t>
+        <w:t xml:space="preserve">9020 Nordlig ädellövskog </w:t>
+      </w:r>
+      <w:r>
+        <w:t>(SLU Artdatabanken, 2025).</w:t>
+      </w:r>
+    </w:p>
+    <w:p>
+      <w:r>
+        <w:rPr>
+          <w:b/>
+        </w:rPr>
+        <w:t>Luddlav</w:t>
+      </w:r>
+      <w:r>
+        <w:t xml:space="preserve"> signalerar lång skoglig kontinuitet med ett stabilt lokal- och mikroklimat med hög och jämn fuktighet. Luddlav är typisk art för </w:t>
       </w:r>
       <w:r>
         <w:rPr>
           <w:i/>
         </w:rPr>
-        <w:t>9010 Taiga, 9020 Nordlig ädellövskog, 9110 Näringsfattig bokskog, 9130 Näringsrik bokskog, 9160 Näringsrik ekskog, 9180 Ädellövskog i branter, 9190 Näringsfattig ekskog, 9070 Trädklädd betesmark, 9040 Fjällbjörkskog</w:t>
-      </w:r>
-      <w:r>
-        <w:t xml:space="preserve"> och</w:t>
+        <w:t>9010 Taiga,</w:t>
+      </w:r>
+      <w:r>
+        <w:t xml:space="preserve"> </w:t>
       </w:r>
       <w:r>
         <w:rPr>
           <w:i/>
         </w:rPr>
-        <w:t xml:space="preserve"> 6530 Lövängar</w:t>
-      </w:r>
-      <w:r>
-        <w:t xml:space="preserve"> (SLU Artdatabanken, 2026; Nitare &amp; Skogsstyrelsen, 2019).</w:t>
+        <w:t xml:space="preserve">9020 Nordlig ädellövskog, 9070 Trädklädd betesmark, 9110 Näringsfattig bokskog, 9180 Ädellövskog i branter </w:t>
+      </w:r>
+      <w:r>
+        <w:t>och</w:t>
+      </w:r>
+      <w:r>
+        <w:rPr>
+          <w:i/>
+        </w:rPr>
+        <w:t xml:space="preserve"> 9190 Näringsfattig ekskog </w:t>
+      </w:r>
+      <w:r>
+        <w:t>(Nitare &amp; Skogsstyrelsen, 2019; SLU Artdatabanken, 2025).</w:t>
       </w:r>
     </w:p>
     <w:p>
@@ -223,77 +377,10 @@
         <w:rPr>
           <w:b/>
         </w:rPr>
-        <w:t>Talltita (NT, §4)</w:t>
-      </w:r>
-      <w:r>
-        <w:t>, rödlistad som nära hotad och prioriterad art i Skogsvårdslagen, har häckningsrevir i anmälan. Arten har minskat kraftigt de senaste 30 åren och minskningstakten innevarande 10-årsperiod beräknas till 20 (10–30) %. Talltitan är synnerligen trogen sitt cirka 15 hektar stora revir och är beroende av flerskiktade olikåldriga skogar för att kunna föda upp sina ungar. Talltitan försvinner om dess livsmiljö kalavverkas (Eggers &amp; Low, 2014; Ekman, 1979; Griesser et al, 2007; Klein, 2020; Siffczyk et al, 2003; SLU Artdatabanken, 2021).</w:t>
-      </w:r>
-    </w:p>
-    <w:p>
-      <w:r>
-        <w:rPr>
-          <w:b/>
-        </w:rPr>
-        <w:t>Tretåig hackspett (NT, §4)</w:t>
-      </w:r>
-      <w:r>
-        <w:t xml:space="preserve"> är rödlistad som nära hotad och ingår i bilaga 1 i EU:s fågeldirektiv. Tretåig hackspett är för sin överlevnad beroende av kontinuerlig tillförsel av äldre döende och död ved, som sker genom naturliga självgallringsprocesser i äldre grannaturskogar och barrblandade naturskogar. Om en skog genom skogsbruk gallras eller glesas ur så upphör och uteblir i stort sett den naturliga självgallringsprocessen för mycket lång tid framöver vilket omöjliggör upprätthållandet av den kontinuerliga ekologiska funktionen i ett område. Det finns studier som visar att naturskogens självgallringsprocess som den tretåiga hackspetten är beroende av, inte kan ersättas med efterlämnad hänsyn i skogsbruket (Imbeau &amp; Desrochers, 2002). Storleken på häckningsreviret varierar med skogstypen, förekomsten av död ved och graden av fragmentering, men är i allmänhet i storleksordningen 25–100 hektar. Vintertid krävs ofta betydligt större områden och det finns studier som antyder att arten behöver minst 100 hektar äldre skog. I områden med låg bonitet kan det behövas över 200 hektar lämpligt habitat för att ett par ska kunna reproducera sig. Områden med dokumenterad permanent förekomst i naturskogsmiljöer har vanligen så stora naturvärden att skogsbruk är olämpligt. Tretåig hackspett är typisk art för </w:t>
-      </w:r>
-      <w:r>
-        <w:rPr>
-          <w:i/>
-        </w:rPr>
-        <w:t xml:space="preserve">9010 Taiga, 9740 Skogsbevuxen myr, 9030 Landhöjningsskog </w:t>
-      </w:r>
-      <w:r>
-        <w:t xml:space="preserve">och </w:t>
-      </w:r>
-      <w:r>
-        <w:rPr>
-          <w:i/>
-        </w:rPr>
-        <w:t>9040 Fjällbjörkskog</w:t>
-      </w:r>
-      <w:r>
-        <w:t xml:space="preserve"> (Skogsstyrelsen, 2016; SLU Artdatabanken, 2024).</w:t>
-      </w:r>
-    </w:p>
-    <w:p>
-      <w:r>
-        <w:rPr>
-          <w:b/>
-        </w:rPr>
-        <w:t>Ullticka (NT)</w:t>
-      </w:r>
-      <w:r>
-        <w:t xml:space="preserve"> är knuten till restbestånd av barrnaturskog och förekommer med ett tydligt optimum i orörda eller måttligt påverkade gamla granskogar där det föreligger viss kontinuitet av grov död ved. Ullticka är en bra signalart inom hela sitt utbredningsområde och i södra Sverige är den sällsynt och en god signalart för skyddsvärda granskogsmiljöer. Den hotas av avverkning och fragmentering av naturskog och äldre granskog med lång trädkontinuitet. På ullticka kan ibland ulltickeporing (VU) påträffas - det är en sällsynt ticka som nyligen delats upp i de tre olika arterna ulltickeporing </w:t>
-      </w:r>
-      <w:r>
-        <w:rPr>
-          <w:i/>
-        </w:rPr>
-        <w:t xml:space="preserve">Skeletocutis brevispora </w:t>
-      </w:r>
-      <w:r>
-        <w:t>(VU)</w:t>
-      </w:r>
-      <w:r>
-        <w:rPr>
-          <w:i/>
-        </w:rPr>
-        <w:t>, Skeletocutis delicata</w:t>
-      </w:r>
-      <w:r>
-        <w:t xml:space="preserve"> (VU)</w:t>
-      </w:r>
-      <w:r>
-        <w:rPr>
-          <w:i/>
-        </w:rPr>
-        <w:t xml:space="preserve"> och Skeletocutis exilis</w:t>
-      </w:r>
-      <w:r>
-        <w:t xml:space="preserve"> (NT). Ullticka är typisk art för </w:t>
+        <w:t>Spindelblomster (§8)</w:t>
+      </w:r>
+      <w:r>
+        <w:t xml:space="preserve"> växer i äldre mossrik granskog eller barrblandskog, men även i fjällbjörkskog. Arten indikerar långvarig trädkontinuitet och hög luftfuktighet och är mycket känslig för uttorkning och markskador. Spindelblomster har i många trakter minskat starkt under senare tid på grund av slutavverkningar och skogsmarksdikning. Spindelblomster är typisk art för </w:t>
       </w:r>
       <w:r>
         <w:rPr>
@@ -302,16 +389,16 @@
         <w:t xml:space="preserve">9010 Taiga, 9050 Näringsrik granskog </w:t>
       </w:r>
       <w:r>
-        <w:t xml:space="preserve">och </w:t>
+        <w:t>och</w:t>
       </w:r>
       <w:r>
         <w:rPr>
           <w:i/>
         </w:rPr>
-        <w:t>9030 Landhöjningsskog</w:t>
-      </w:r>
-      <w:r>
-        <w:t xml:space="preserve"> (SLU Artdatabanken, 2026; Nitare &amp; Skogsstyrelsen, 2019; Miettinen &amp; Niemelä, 2018).</w:t>
+        <w:t xml:space="preserve"> 9040 Fjällbjörkskog</w:t>
+      </w:r>
+      <w:r>
+        <w:t xml:space="preserve"> (Nitare &amp; Skogsstyrelsen, 2019; SLU Artdatabanken, 2025).</w:t>
       </w:r>
     </w:p>
     <w:p>
@@ -319,10 +406,211 @@
         <w:rPr>
           <w:b/>
         </w:rPr>
-        <w:t>Finbräken</w:t>
-      </w:r>
-      <w:r>
-        <w:t xml:space="preserve"> växer på kalkrika marker i frisk eller fuktig mulljord. Den kräver konstant hög luftfuktighet och är mycket känslig för skogsbruksåtgärder. Arten är placerad högst upp i Skogsstyrelsens värdepyramid för bedömning av skog med höga naturvärden och utgör en karaktärsart för de mest skyddsvärda kalkgranskogarna med långvarig ekologisk kontinuitet och högt skyddsvärde. Finbräken är typisk art för </w:t>
+        <w:t>Stuplav</w:t>
+      </w:r>
+      <w:r>
+        <w:t xml:space="preserve"> är en mycket bra signalart i hela sitt utbredningsområde och förekommer nästan enbart i skogsmiljöer med höga naturvärden. Den indikerar långvarig förekomst av gamla lövträd och miljöer med konstant hög luftfuktighet. I skogar med suboceaniskt klimat finns det en mycket sällsynt parasit, njurlavsknapp </w:t>
+      </w:r>
+      <w:r>
+        <w:rPr>
+          <w:i/>
+        </w:rPr>
+        <w:t>Pletocarpon nephromeum</w:t>
+      </w:r>
+      <w:r>
+        <w:t xml:space="preserve"> (EN), som växer på stuplav. Ytterligare tre sällsynta lavparasiter, </w:t>
+      </w:r>
+      <w:r>
+        <w:rPr>
+          <w:i/>
+        </w:rPr>
+        <w:t>Protounguicularia nephromatis</w:t>
+      </w:r>
+      <w:r>
+        <w:t xml:space="preserve"> (VU), </w:t>
+      </w:r>
+      <w:r>
+        <w:rPr>
+          <w:i/>
+        </w:rPr>
+        <w:t>Refractohilum galligenum</w:t>
+      </w:r>
+      <w:r>
+        <w:t xml:space="preserve"> (NT) och </w:t>
+      </w:r>
+      <w:r>
+        <w:rPr>
+          <w:i/>
+        </w:rPr>
+        <w:t>Roselliniella nephromatis</w:t>
+      </w:r>
+      <w:r>
+        <w:t xml:space="preserve"> (DD), kan också påträffas på stuplav. Stuplav är typisk art för </w:t>
+      </w:r>
+      <w:r>
+        <w:rPr>
+          <w:i/>
+        </w:rPr>
+        <w:t>9010 Taiga</w:t>
+      </w:r>
+      <w:r>
+        <w:t xml:space="preserve"> (SLU Artdatabanken, 2026; Nitare &amp; Skogsstyrelsen, 2019).</w:t>
+      </w:r>
+    </w:p>
+    <w:p>
+      <w:r>
+        <w:rPr>
+          <w:b/>
+        </w:rPr>
+        <w:t>Svart trolldruva</w:t>
+      </w:r>
+      <w:r>
+        <w:t xml:space="preserve"> är en kalkgynnad växt som förekommer på näringsrik frisk mulljord i såväl bördiga kalkbarrskogar som sydliga kalklövskogar och lundar. Arten är en bra signalart för skyddsvärda biotoper i såväl löv- som barrskogar och tål inte slutavverkning och markberedning. Trolldruva är värdväxt för ett antal sällsynta fjärilsarter som ställer höga krav på sina livsmiljöer, däribland trolldruvemätare (EN), skuggmalmätare (VU) och trolldruvelobmätare (VU). Svart trolldruva är typisk art för </w:t>
+      </w:r>
+      <w:r>
+        <w:rPr>
+          <w:i/>
+        </w:rPr>
+        <w:t>9050 Näringsrik granskog,</w:t>
+      </w:r>
+      <w:r>
+        <w:t xml:space="preserve"> </w:t>
+      </w:r>
+      <w:r>
+        <w:rPr>
+          <w:i/>
+        </w:rPr>
+        <w:t xml:space="preserve">9020 Nordlig ädellövskog, 9160 Näringsrik ekskog, 9180 Ädellövskog i branter </w:t>
+      </w:r>
+      <w:r>
+        <w:t>och</w:t>
+      </w:r>
+      <w:r>
+        <w:rPr>
+          <w:i/>
+        </w:rPr>
+        <w:t xml:space="preserve"> 1610 Åsöar i Östersjön</w:t>
+      </w:r>
+      <w:r>
+        <w:t xml:space="preserve"> (SLU Artdatabanken, 2024; Nitare &amp; Skogsstyrelsen, 2019).</w:t>
+      </w:r>
+    </w:p>
+    <w:p>
+      <w:r>
+        <w:rPr>
+          <w:b/>
+        </w:rPr>
+        <w:t xml:space="preserve">Ögonpyrola </w:t>
+      </w:r>
+      <w:r>
+        <w:t xml:space="preserve">är normalt en bra signalart som visar på områden med höga naturvärden och stabila förhållanden, särskilt inom näringsfattiga trakter. Växten är mycket känslig för markskador och försvinner snabbt efter slutavverkning. Den hotas också av skogsgödsling och markavvattning. Ögonpyrola är typisk art för </w:t>
+      </w:r>
+      <w:r>
+        <w:rPr>
+          <w:i/>
+        </w:rPr>
+        <w:t>9010 Taiga</w:t>
+      </w:r>
+      <w:r>
+        <w:t xml:space="preserve"> och</w:t>
+      </w:r>
+      <w:r>
+        <w:rPr>
+          <w:i/>
+        </w:rPr>
+        <w:t xml:space="preserve"> 9070 Trädklädd betesmark</w:t>
+      </w:r>
+      <w:r>
+        <w:t xml:space="preserve"> (Nitare &amp; Skogsstyrelsen, 2019; SLU Artdatabanken, 2024).</w:t>
+      </w:r>
+    </w:p>
+    <w:p>
+      <w:r>
+        <w:rPr>
+          <w:b/>
+        </w:rPr>
+        <w:t>Blåsippa (§9)</w:t>
+      </w:r>
+      <w:r>
+        <w:t xml:space="preserve"> är typisk art för </w:t>
+      </w:r>
+      <w:r>
+        <w:rPr>
+          <w:i/>
+        </w:rPr>
+        <w:t>9050 Näringsrik granskog, 9020 Nordlig ädellövskog</w:t>
+      </w:r>
+      <w:r>
+        <w:t xml:space="preserve"> och </w:t>
+      </w:r>
+      <w:r>
+        <w:rPr>
+          <w:i/>
+        </w:rPr>
+        <w:t>8240 Karsthällmarker</w:t>
+      </w:r>
+      <w:r>
+        <w:t xml:space="preserve"> (SLU Artdatabanken, 2025).</w:t>
+      </w:r>
+    </w:p>
+    <w:p>
+      <w:r>
+        <w:rPr>
+          <w:b/>
+        </w:rPr>
+        <w:t>Brudborste</w:t>
+      </w:r>
+      <w:r>
+        <w:t xml:space="preserve"> är typisk art för </w:t>
+      </w:r>
+      <w:r>
+        <w:rPr>
+          <w:i/>
+        </w:rPr>
+        <w:t xml:space="preserve">9050 Näringsrik granskog, 9040 Fjällbjörkskog, 6530 Lövängar, 6430 Högörtängar </w:t>
+      </w:r>
+      <w:r>
+        <w:t xml:space="preserve">och </w:t>
+      </w:r>
+      <w:r>
+        <w:rPr>
+          <w:i/>
+        </w:rPr>
+        <w:t>6510 Slåtterängar i låglandet</w:t>
+      </w:r>
+      <w:r>
+        <w:t xml:space="preserve"> (SLU Artdatabanken, 2025).</w:t>
+      </w:r>
+    </w:p>
+    <w:p>
+      <w:r>
+        <w:rPr>
+          <w:b/>
+        </w:rPr>
+        <w:t xml:space="preserve">Ekbräken </w:t>
+      </w:r>
+      <w:r>
+        <w:t xml:space="preserve">är typisk art för </w:t>
+      </w:r>
+      <w:r>
+        <w:rPr>
+          <w:i/>
+        </w:rPr>
+        <w:t>9050 Näringsrik granskog</w:t>
+      </w:r>
+      <w:r>
+        <w:t xml:space="preserve"> (SLU Artdatabanken, 2025).</w:t>
+      </w:r>
+    </w:p>
+    <w:p>
+      <w:r>
+        <w:rPr>
+          <w:b/>
+        </w:rPr>
+        <w:t>Kransmossa</w:t>
+      </w:r>
+      <w:r>
+        <w:t xml:space="preserve"> är typisk art för </w:t>
       </w:r>
       <w:r>
         <w:rPr>
@@ -337,10 +625,10 @@
         <w:rPr>
           <w:i/>
         </w:rPr>
-        <w:t xml:space="preserve">9040 Fjällbjörkskog </w:t>
-      </w:r>
-      <w:r>
-        <w:t>(SLU Artdatabanken, 2024; Nitare &amp; Skogsstyrelsen, 2019).</w:t>
+        <w:t xml:space="preserve">6170 Alpina kalkgräsmarker </w:t>
+      </w:r>
+      <w:r>
+        <w:t>(SLU Artdatabanken, 2025).</w:t>
       </w:r>
     </w:p>
     <w:p>
@@ -348,7 +636,7 @@
         <w:rPr>
           <w:b/>
         </w:rPr>
-        <w:t>Kransrams</w:t>
+        <w:t>Kärrfibbla</w:t>
       </w:r>
       <w:r>
         <w:t xml:space="preserve"> är typisk art för </w:t>
@@ -357,7 +645,16 @@
         <w:rPr>
           <w:i/>
         </w:rPr>
-        <w:t xml:space="preserve">9020 Nordlig ädellövskog </w:t>
+        <w:t xml:space="preserve">9050 Näringsrik granskog, 9080 Lövsumpskog </w:t>
+      </w:r>
+      <w:r>
+        <w:t>och</w:t>
+      </w:r>
+      <w:r>
+        <w:rPr>
+          <w:i/>
+        </w:rPr>
+        <w:t xml:space="preserve"> 9040 Fjällbjörkskog </w:t>
       </w:r>
       <w:r>
         <w:t>(SLU Artdatabanken, 2025).</w:t>
@@ -368,37 +665,37 @@
         <w:rPr>
           <w:b/>
         </w:rPr>
-        <w:t>Luddlav</w:t>
-      </w:r>
-      <w:r>
-        <w:t xml:space="preserve"> signalerar lång skoglig kontinuitet med ett stabilt lokal- och mikroklimat med hög och jämn fuktighet. Luddlav är typisk art för </w:t>
+        <w:t>Nordisk stormhatt</w:t>
+      </w:r>
+      <w:r>
+        <w:t xml:space="preserve"> är typisk art för </w:t>
       </w:r>
       <w:r>
         <w:rPr>
           <w:i/>
         </w:rPr>
-        <w:t>9010 Taiga,</w:t>
-      </w:r>
-      <w:r>
-        <w:t xml:space="preserve"> </w:t>
+        <w:t xml:space="preserve">9050 Näringsrik granskog, 9040 Fjällbjörkskog </w:t>
+      </w:r>
+      <w:r>
+        <w:t xml:space="preserve">och </w:t>
       </w:r>
       <w:r>
         <w:rPr>
           <w:i/>
         </w:rPr>
-        <w:t xml:space="preserve">9020 Nordlig ädellövskog, 9070 Trädklädd betesmark, 9110 Näringsfattig bokskog, 9180 Ädellövskog i branter </w:t>
-      </w:r>
-      <w:r>
-        <w:t>och</w:t>
+        <w:t>6430 Högörtängar</w:t>
+      </w:r>
+      <w:r>
+        <w:t>. Stormhattsrotvecklare (NT) samt stormhattshumla, som är rödlistad som nära hotad (NT) på den europeiska rödlistan, är knuten till nordisk stormhatt</w:t>
       </w:r>
       <w:r>
         <w:rPr>
           <w:i/>
         </w:rPr>
-        <w:t xml:space="preserve"> 9190 Näringsfattig ekskog </w:t>
-      </w:r>
-      <w:r>
-        <w:t>(Nitare &amp; Skogsstyrelsen, 2019; SLU Artdatabanken, 2025).</w:t>
+        <w:t xml:space="preserve"> </w:t>
+      </w:r>
+      <w:r>
+        <w:t>(SLU Artdatabanken, 2026; IUCN, 2025).</w:t>
       </w:r>
     </w:p>
     <w:p>
@@ -406,257 +703,7 @@
         <w:rPr>
           <w:b/>
         </w:rPr>
-        <w:t>Spindelblomster (§8)</w:t>
-      </w:r>
-      <w:r>
-        <w:t xml:space="preserve"> växer i äldre mossrik granskog eller barrblandskog, men även i fjällbjörkskog. Arten indikerar långvarig trädkontinuitet och hög luftfuktighet och är mycket känslig för uttorkning och markskador. Spindelblomster har i många trakter minskat starkt under senare tid på grund av slutavverkningar och skogsmarksdikning. Spindelblomster är typisk art för </w:t>
-      </w:r>
-      <w:r>
-        <w:rPr>
-          <w:i/>
-        </w:rPr>
-        <w:t xml:space="preserve">9010 Taiga, 9050 Näringsrik granskog </w:t>
-      </w:r>
-      <w:r>
-        <w:t>och</w:t>
-      </w:r>
-      <w:r>
-        <w:rPr>
-          <w:i/>
-        </w:rPr>
-        <w:t xml:space="preserve"> 9040 Fjällbjörkskog</w:t>
-      </w:r>
-      <w:r>
-        <w:t xml:space="preserve"> (Nitare &amp; Skogsstyrelsen, 2019; SLU Artdatabanken, 2025).</w:t>
-      </w:r>
-    </w:p>
-    <w:p>
-      <w:r>
-        <w:rPr>
-          <w:b/>
-        </w:rPr>
-        <w:t>Stuplav</w:t>
-      </w:r>
-      <w:r>
-        <w:t xml:space="preserve"> är en mycket bra signalart i hela sitt utbredningsområde och förekommer nästan enbart i skogsmiljöer med höga naturvärden. Den indikerar långvarig förekomst av gamla lövträd och miljöer med konstant hög luftfuktighet. I skogar med suboceaniskt klimat finns det en mycket sällsynt parasit, njurlavsknapp </w:t>
-      </w:r>
-      <w:r>
-        <w:rPr>
-          <w:i/>
-        </w:rPr>
-        <w:t>Pletocarpon nephromeum</w:t>
-      </w:r>
-      <w:r>
-        <w:t xml:space="preserve"> (EN), som växer på stuplav. Ytterligare tre sällsynta lavparasiter, </w:t>
-      </w:r>
-      <w:r>
-        <w:rPr>
-          <w:i/>
-        </w:rPr>
-        <w:t>Protounguicularia nephromatis</w:t>
-      </w:r>
-      <w:r>
-        <w:t xml:space="preserve"> (VU), </w:t>
-      </w:r>
-      <w:r>
-        <w:rPr>
-          <w:i/>
-        </w:rPr>
-        <w:t>Refractohilum galligenum</w:t>
-      </w:r>
-      <w:r>
-        <w:t xml:space="preserve"> (NT) och </w:t>
-      </w:r>
-      <w:r>
-        <w:rPr>
-          <w:i/>
-        </w:rPr>
-        <w:t>Roselliniella nephromatis</w:t>
-      </w:r>
-      <w:r>
-        <w:t xml:space="preserve"> (DD), kan också påträffas på stuplav. Stuplav är typisk art för </w:t>
-      </w:r>
-      <w:r>
-        <w:rPr>
-          <w:i/>
-        </w:rPr>
-        <w:t>9010 Taiga</w:t>
-      </w:r>
-      <w:r>
-        <w:t xml:space="preserve"> (SLU Artdatabanken, 2026; Nitare &amp; Skogsstyrelsen, 2019).</w:t>
-      </w:r>
-    </w:p>
-    <w:p>
-      <w:r>
-        <w:rPr>
-          <w:b/>
-        </w:rPr>
-        <w:t>Svart trolldruva</w:t>
-      </w:r>
-      <w:r>
-        <w:t xml:space="preserve"> är en kalkgynnad växt som förekommer på näringsrik frisk mulljord i såväl bördiga kalkbarrskogar som sydliga kalklövskogar och lundar. Arten är en bra signalart för skyddsvärda biotoper i såväl löv- som barrskogar och tål inte slutavverkning och markberedning. Trolldruva är värdväxt för ett antal sällsynta fjärilsarter som ställer höga krav på sina livsmiljöer, däribland trolldruvemätare (EN), skuggmalmätare (VU) och trolldruvelobmätare (VU). Svart trolldruva är typisk art för </w:t>
-      </w:r>
-      <w:r>
-        <w:rPr>
-          <w:i/>
-        </w:rPr>
-        <w:t>9050 Näringsrik granskog,</w:t>
-      </w:r>
-      <w:r>
-        <w:t xml:space="preserve"> </w:t>
-      </w:r>
-      <w:r>
-        <w:rPr>
-          <w:i/>
-        </w:rPr>
-        <w:t xml:space="preserve">9020 Nordlig ädellövskog, 9160 Näringsrik ekskog, 9180 Ädellövskog i branter </w:t>
-      </w:r>
-      <w:r>
-        <w:t>och</w:t>
-      </w:r>
-      <w:r>
-        <w:rPr>
-          <w:i/>
-        </w:rPr>
-        <w:t xml:space="preserve"> 1610 Åsöar i Östersjön</w:t>
-      </w:r>
-      <w:r>
-        <w:t xml:space="preserve"> (SLU Artdatabanken, 2024; Nitare &amp; Skogsstyrelsen, 2019).</w:t>
-      </w:r>
-    </w:p>
-    <w:p>
-      <w:r>
-        <w:rPr>
-          <w:b/>
-        </w:rPr>
-        <w:t xml:space="preserve">Ögonpyrola </w:t>
-      </w:r>
-      <w:r>
-        <w:t xml:space="preserve">är normalt en bra signalart som visar på områden med höga naturvärden och stabila förhållanden, särskilt inom näringsfattiga trakter. Växten är mycket känslig för markskador och försvinner snabbt efter slutavverkning. Den hotas också av skogsgödsling och markavvattning. Ögonpyrola är typisk art för </w:t>
-      </w:r>
-      <w:r>
-        <w:rPr>
-          <w:i/>
-        </w:rPr>
-        <w:t>9010 Taiga</w:t>
-      </w:r>
-      <w:r>
-        <w:t xml:space="preserve"> och</w:t>
-      </w:r>
-      <w:r>
-        <w:rPr>
-          <w:i/>
-        </w:rPr>
-        <w:t xml:space="preserve"> 9070 Trädklädd betesmark</w:t>
-      </w:r>
-      <w:r>
-        <w:t xml:space="preserve"> (Nitare &amp; Skogsstyrelsen, 2019; SLU Artdatabanken, 2024).</w:t>
-      </w:r>
-    </w:p>
-    <w:p>
-      <w:r>
-        <w:rPr>
-          <w:b/>
-        </w:rPr>
-        <w:t>Bergfink (§4)</w:t>
-      </w:r>
-      <w:r>
-        <w:t xml:space="preserve"> häckar i barr- och blandskog samt i fjällbjörkskog. Den förekommer i Norrland, västra Dalarna och norra Värmland samt sparsamt till sällsynt vidare söderut till mellersta Värmland, norra Västmanland och södra Gästrikland. Bergfink är typisk art för </w:t>
-      </w:r>
-      <w:r>
-        <w:rPr>
-          <w:i/>
-        </w:rPr>
-        <w:t>9040 Fjällbjörkskog</w:t>
-      </w:r>
-      <w:r>
-        <w:t xml:space="preserve"> (SLU Artdatabanken, 2025).</w:t>
-      </w:r>
-    </w:p>
-    <w:p>
-      <w:r>
-        <w:rPr>
-          <w:b/>
-        </w:rPr>
-        <w:t>Blåsippa (§9)</w:t>
-      </w:r>
-      <w:r>
-        <w:t xml:space="preserve"> är typisk art för </w:t>
-      </w:r>
-      <w:r>
-        <w:rPr>
-          <w:i/>
-        </w:rPr>
-        <w:t>9050 Näringsrik granskog, 9020 Nordlig ädellövskog</w:t>
-      </w:r>
-      <w:r>
-        <w:t xml:space="preserve"> och </w:t>
-      </w:r>
-      <w:r>
-        <w:rPr>
-          <w:i/>
-        </w:rPr>
-        <w:t>8240 Karsthällmarker</w:t>
-      </w:r>
-      <w:r>
-        <w:t xml:space="preserve"> (SLU Artdatabanken, 2025).</w:t>
-      </w:r>
-    </w:p>
-    <w:p>
-      <w:r>
-        <w:rPr>
-          <w:b/>
-        </w:rPr>
-        <w:t>Brudborste</w:t>
-      </w:r>
-      <w:r>
-        <w:t xml:space="preserve"> är typisk art för </w:t>
-      </w:r>
-      <w:r>
-        <w:rPr>
-          <w:i/>
-        </w:rPr>
-        <w:t xml:space="preserve">9050 Näringsrik granskog, 9040 Fjällbjörkskog, 6530 Lövängar, 6430 Högörtängar </w:t>
-      </w:r>
-      <w:r>
-        <w:t xml:space="preserve">och </w:t>
-      </w:r>
-      <w:r>
-        <w:rPr>
-          <w:i/>
-        </w:rPr>
-        <w:t>6510 Slåtterängar i låglandet</w:t>
-      </w:r>
-      <w:r>
-        <w:t xml:space="preserve"> (SLU Artdatabanken, 2025).</w:t>
-      </w:r>
-    </w:p>
-    <w:p>
-      <w:r>
-        <w:rPr>
-          <w:b/>
-        </w:rPr>
-        <w:t xml:space="preserve">Ekbräken </w:t>
-      </w:r>
-      <w:r>
-        <w:t xml:space="preserve">är typisk art för </w:t>
-      </w:r>
-      <w:r>
-        <w:rPr>
-          <w:i/>
-        </w:rPr>
-        <w:t>9050 Näringsrik granskog</w:t>
-      </w:r>
-      <w:r>
-        <w:t xml:space="preserve"> (SLU Artdatabanken, 2025).</w:t>
-      </w:r>
-    </w:p>
-    <w:p>
-      <w:r>
-        <w:rPr>
-          <w:b/>
-        </w:rPr>
-        <w:t>Kransmossa</w:t>
+        <w:t>Ormbär</w:t>
       </w:r>
       <w:r>
         <w:t xml:space="preserve"> är typisk art för </w:t>
@@ -668,132 +715,7 @@
         <w:t xml:space="preserve">9050 Näringsrik granskog </w:t>
       </w:r>
       <w:r>
-        <w:t xml:space="preserve">och </w:t>
-      </w:r>
-      <w:r>
-        <w:rPr>
-          <w:i/>
-        </w:rPr>
-        <w:t xml:space="preserve">6170 Alpina kalkgräsmarker </w:t>
-      </w:r>
-      <w:r>
         <w:t>(SLU Artdatabanken, 2025).</w:t>
-      </w:r>
-    </w:p>
-    <w:p>
-      <w:r>
-        <w:rPr>
-          <w:b/>
-        </w:rPr>
-        <w:t>Kärrfibbla</w:t>
-      </w:r>
-      <w:r>
-        <w:t xml:space="preserve"> är typisk art för </w:t>
-      </w:r>
-      <w:r>
-        <w:rPr>
-          <w:i/>
-        </w:rPr>
-        <w:t xml:space="preserve">9050 Näringsrik granskog, 9080 Lövsumpskog </w:t>
-      </w:r>
-      <w:r>
-        <w:t>och</w:t>
-      </w:r>
-      <w:r>
-        <w:rPr>
-          <w:i/>
-        </w:rPr>
-        <w:t xml:space="preserve"> 9040 Fjällbjörkskog </w:t>
-      </w:r>
-      <w:r>
-        <w:t>(SLU Artdatabanken, 2025).</w:t>
-      </w:r>
-    </w:p>
-    <w:p>
-      <w:r>
-        <w:rPr>
-          <w:b/>
-        </w:rPr>
-        <w:t>Nordisk stormhatt</w:t>
-      </w:r>
-      <w:r>
-        <w:t xml:space="preserve"> är typisk art för </w:t>
-      </w:r>
-      <w:r>
-        <w:rPr>
-          <w:i/>
-        </w:rPr>
-        <w:t xml:space="preserve">9050 Näringsrik granskog, 9040 Fjällbjörkskog </w:t>
-      </w:r>
-      <w:r>
-        <w:t xml:space="preserve">och </w:t>
-      </w:r>
-      <w:r>
-        <w:rPr>
-          <w:i/>
-        </w:rPr>
-        <w:t>6430 Högörtängar</w:t>
-      </w:r>
-      <w:r>
-        <w:t>. Stormhattsrotvecklare (NT) samt stormhattshumla, som är rödlistad som nära hotad (NT) på den europeiska rödlistan, är knuten till nordisk stormhatt</w:t>
-      </w:r>
-      <w:r>
-        <w:rPr>
-          <w:i/>
-        </w:rPr>
-        <w:t xml:space="preserve"> </w:t>
-      </w:r>
-      <w:r>
-        <w:t>(SLU Artdatabanken, 2026; IUCN, 2025).</w:t>
-      </w:r>
-    </w:p>
-    <w:p>
-      <w:r>
-        <w:rPr>
-          <w:b/>
-        </w:rPr>
-        <w:t>Ormbär</w:t>
-      </w:r>
-      <w:r>
-        <w:t xml:space="preserve"> är typisk art för </w:t>
-      </w:r>
-      <w:r>
-        <w:rPr>
-          <w:i/>
-        </w:rPr>
-        <w:t xml:space="preserve">9050 Näringsrik granskog </w:t>
-      </w:r>
-      <w:r>
-        <w:t>(SLU Artdatabanken, 2025).</w:t>
-      </w:r>
-    </w:p>
-    <w:p>
-      <w:r>
-        <w:rPr>
-          <w:b/>
-        </w:rPr>
-        <w:t>Spillkråka (§4)</w:t>
-      </w:r>
-      <w:r>
-        <w:t xml:space="preserve"> omfattas av bilaga 1 i EU:s fågeldirektiv och är typisk art för </w:t>
-      </w:r>
-      <w:r>
-        <w:rPr>
-          <w:i/>
-        </w:rPr>
-        <w:t xml:space="preserve">9010 Taiga </w:t>
-      </w:r>
-      <w:r>
-        <w:t>och</w:t>
-      </w:r>
-      <w:r>
-        <w:rPr>
-          <w:i/>
-        </w:rPr>
-        <w:t xml:space="preserve"> 9740 Skogsbevuxen myr</w:t>
-      </w:r>
-      <w:r>
-        <w:t>. Den behöver grova träd, främst tall, asp och bok som boträd. Skogsbruk med korta omloppstider och täta, homogena ungskogar utgör det största hotet. Spillkråka är en nyckelart i skogliga miljöer vars övergivna bohål utnyttjas av flera andra hålhäckande fågelarter och fladdermöss, däribland pärluggla (EN, §4), knipa (§4), salskrake (§4) och skogsduva (§4). Hökuggla (VU, §4) och slaguggla (§4) häckar ofta i högstubbar som brutits av i höjd med ett gammalt spillkråkebo (SLU Artdatabanken, 2026; Skogsstyrelsen, 2016).</w:t>
       </w:r>
     </w:p>
     <w:p>
@@ -833,7 +755,7 @@
     </w:p>
     <w:p>
       <w:r>
-        <w:t>Följande typiska arter har sina livsmiljöer och växtplatser i den avverkningsanmälda skogen: garnlav (VU, T), harticka (NT, T), lunglav (NT, T), tretåig hackspett (NT, T, §4), ullticka (NT, T), finbräken (S, T), kransrams (S, T), luddlav (S, T), spindelblomster (S, T, §8), stuplav (S, T), svart trolldruva (S, T), ögonpyrola (S, T), bergfink (T, §4), blåsippa (T, §9), brudborste (T), ekbräken (T), kransmossa (T), kärrfibbla (T), nordisk stormhatt (T), ormbär (T) och spillkråka (T, §4).</w:t>
+        <w:t>Följande typiska arter har sina livsmiljöer och växtplatser i den avverkningsanmälda skogen: garnlav (VU, T), lunglav (NT, T), tretåig hackspett (NT, T, §4), ullticka (NT, T), finbräken (S, T), kransrams (S, T), luddlav (S, T), spindelblomster (S, T, §8), stuplav (S, T), svart trolldruva (S, T), ögonpyrola (S, T), blåsippa (T, §9), brudborste (T), ekbräken (T), kransmossa (T), kärrfibbla (T), nordisk stormhatt (T) och ormbär (T).</w:t>
       </w:r>
     </w:p>
     <w:p>
@@ -1323,78 +1245,6 @@
       </w:r>
       <w:r>
         <w:t>Acta Ornithologica 40(1): 53–60.</w:t>
-      </w:r>
-    </w:p>
-    <w:p>
-      <w:pPr>
-        <w:pStyle w:val="Heading1"/>
-      </w:pPr>
-      <w:r>
-        <w:t>Spillkråka – ekologi samt krav på livsmiljön</w:t>
-      </w:r>
-    </w:p>
-    <w:p>
-      <w:r>
-        <w:t xml:space="preserve">Spillkråka (§4) ingår i bilaga 1 EU:s fågeldirektiv och är typisk art för </w:t>
-      </w:r>
-      <w:r>
-        <w:rPr>
-          <w:i/>
-        </w:rPr>
-        <w:t xml:space="preserve">9010 Taiga </w:t>
-      </w:r>
-      <w:r>
-        <w:t>och</w:t>
-      </w:r>
-      <w:r>
-        <w:rPr>
-          <w:i/>
-        </w:rPr>
-        <w:t xml:space="preserve"> 9740 Skogsbevuxen myr</w:t>
-      </w:r>
-      <w:r>
-        <w:t>. Den lever i både barr- och blandskog liksom i ren lövskog. De tätaste populationerna tenderar att finnas i äldre, variationsrik blandskog med gott om död ved och gamla träd. Varje par utnyttjar 400–1000 hektar skog beroende på skogens kvalitet. Skogsbruk med korta omloppstider och täta, homogena ungskogar utgör det största hotet (SLU Artdatabanken, 2026).</w:t>
-      </w:r>
-    </w:p>
-    <w:p>
-      <w:r>
-        <w:t>Spillkråka är en nyckelart i skogliga miljöer vars övergivna bohål utnyttjas av flera andra hålhäckande fågelarter och fladdermöss, däribland pärluggla (EN, §4), knipa (§4), salskrake (§4) och skogsduva (§4). Hökuggla (VU, §4) och slaguggla (§4) häckar ofta i högstubbar som brutits av i höjd med ett gammalt spillkråkebo (Skogsstyrelsen, 2016).</w:t>
-      </w:r>
-    </w:p>
-    <w:p>
-      <w:pPr>
-        <w:pStyle w:val="Heading2"/>
-      </w:pPr>
-      <w:r>
-        <w:t>Referenser – spillkråka</w:t>
-      </w:r>
-    </w:p>
-    <w:p>
-      <w:r>
-        <w:t xml:space="preserve">Skogsstyrelsen, 2016. </w:t>
-      </w:r>
-      <w:r>
-        <w:rPr>
-          <w:i/>
-        </w:rPr>
-        <w:t xml:space="preserve">Vägledning för hänsyn till spillkråka. </w:t>
-      </w:r>
-      <w:r>
-        <w:t>Vägledningar och kunskapsstöd artskydd – Skogsstyrelsen.</w:t>
-      </w:r>
-    </w:p>
-    <w:p>
-      <w:r>
-        <w:t xml:space="preserve">SLU Artdatabanken, 2026. </w:t>
-      </w:r>
-      <w:r>
-        <w:rPr>
-          <w:i/>
-        </w:rPr>
-        <w:t xml:space="preserve">Artfaktablad. Naturvård – artfakta. </w:t>
-      </w:r>
-      <w:r>
-        <w:t>SLU Artdatabanken, Uppsala.</w:t>
       </w:r>
     </w:p>
     <w:p>
@@ -1773,7 +1623,7 @@
     <w:r>
       <w:tab/>
       <w:tab/>
-      <w:t>2026-10-12</w:t>
+      <w:t>2026-10-13</w:t>
       <w:br/>
       <w:br/>
     </w:r>

--- a/tillsyn/A 27881-2026 tillsynsbegäran.docx
+++ b/tillsyn/A 27881-2026 tillsynsbegäran.docx
@@ -22,7 +22,7 @@
       <w:r>
         <w:drawing>
           <wp:inline xmlns:a="http://schemas.openxmlformats.org/drawingml/2006/main" xmlns:pic="http://schemas.openxmlformats.org/drawingml/2006/picture">
-            <wp:extent cx="5271152" cy="5724000"/>
+            <wp:extent cx="5160112" cy="5724000"/>
             <wp:docPr id="1" name="Picture 1"/>
             <wp:cNvGraphicFramePr>
               <a:graphicFrameLocks noChangeAspect="1"/>
@@ -43,7 +43,7 @@
                   <pic:spPr>
                     <a:xfrm>
                       <a:off x="0" y="0"/>
-                      <a:ext cx="5271152" cy="5724000"/>
+                      <a:ext cx="5160112" cy="5724000"/>
                     </a:xfrm>
                     <a:prstGeom prst="rect"/>
                   </pic:spPr>
@@ -65,7 +65,7 @@
     </w:p>
     <w:p>
       <w:r>
-        <w:t>I avverkningsanmälan finns fynd av 22 naturvårdsarter, varav 6 är rödlistade, 7 är fridlysta, 18 är typiska (T) och 8 är signalarter (S): garnlav (VU, T), lunglav (NT, T), rödvingetrast (NT, §4), talltita (NT, §4), tretåig hackspett (NT, T, §4), ullticka (NT, T), finbräken (S, T), kransrams (S, T), luddlav (S, T), spindelblomster (S, T, §8), stuplav (S, T), svart trolldruva (S, T), tvåblad (S, §8), ögonpyrola (S, T), blåsippa (T, §9), brudborste (T), ekbräken (T), kransmossa (T), kärrfibbla (T), nordisk stormhatt (T), ormbär (T) och fläcknycklar (§8). Se Figur 1.</w:t>
+        <w:t>I avverkningsanmälan finns fynd av 26 naturvårdsarter, varav 8 är rödlistade, 10 är fridlysta, 21 är typiska (T) och 8 är signalarter (S): garnlav (VU, T), björktrast (NT, §4), harticka (NT, T), lunglav (NT, T), rödvingetrast (NT, §4), talltita (NT, §4), tretåig hackspett (NT, T, §4), ullticka (NT, T), finbräken (S, T), kransrams (S, T), luddlav (S, T), spindelblomster (S, T, §8), stuplav (S, T), svart trolldruva (S, T), tvåblad (S, §8), ögonpyrola (S, T), bergfink (T, §4), blåsippa (T, §9), brudborste (T), ekbräken (T), kransmossa (T), kärrfibbla (T), nordisk stormhatt (T), ormbär (T), spillkråka (T, §4) och fläcknycklar (§8). Se Figur 1.</w:t>
       </w:r>
     </w:p>
     <w:p>
@@ -138,6 +138,35 @@
         <w:rPr>
           <w:b/>
         </w:rPr>
+        <w:t>Harticka (NT)</w:t>
+      </w:r>
+      <w:r>
+        <w:t xml:space="preserve"> är normalt en mycket bra signalart för granskogar med höga naturvärden. Även när svampen påträffas i mer påverkade skogar är det nästan alltid fråga om skogsmiljöer i sena successionsstadier med höga naturvärden. Skogsskötselåtgärder på eller i omedelbar närhet av växtplatserna kan innebära ett hot mot arten. Harticka är typisk art för </w:t>
+      </w:r>
+      <w:r>
+        <w:rPr>
+          <w:i/>
+        </w:rPr>
+        <w:t xml:space="preserve">9010 Taiga, 9050 Näringsrik granskog </w:t>
+      </w:r>
+      <w:r>
+        <w:t xml:space="preserve">och </w:t>
+      </w:r>
+      <w:r>
+        <w:rPr>
+          <w:i/>
+        </w:rPr>
+        <w:t>9030 Landhöjningsskog</w:t>
+      </w:r>
+      <w:r>
+        <w:t xml:space="preserve"> (SLU Artdatabanken, 2024; Nitare &amp; Skogsstyrelsen, 2019).</w:t>
+      </w:r>
+    </w:p>
+    <w:p>
+      <w:r>
+        <w:rPr>
+          <w:b/>
+        </w:rPr>
         <w:t>Lunglav (NT)</w:t>
       </w:r>
       <w:r>
@@ -529,6 +558,26 @@
         <w:rPr>
           <w:b/>
         </w:rPr>
+        <w:t>Bergfink (§4)</w:t>
+      </w:r>
+      <w:r>
+        <w:t xml:space="preserve"> häckar i barr- och blandskog samt i fjällbjörkskog. Den förekommer i Norrland, västra Dalarna och norra Värmland samt sparsamt till sällsynt vidare söderut till mellersta Värmland, norra Västmanland och södra Gästrikland. Bergfink är typisk art för </w:t>
+      </w:r>
+      <w:r>
+        <w:rPr>
+          <w:i/>
+        </w:rPr>
+        <w:t>9040 Fjällbjörkskog</w:t>
+      </w:r>
+      <w:r>
+        <w:t xml:space="preserve"> (SLU Artdatabanken, 2025).</w:t>
+      </w:r>
+    </w:p>
+    <w:p>
+      <w:r>
+        <w:rPr>
+          <w:b/>
+        </w:rPr>
         <w:t>Blåsippa (§9)</w:t>
       </w:r>
       <w:r>
@@ -716,6 +765,35 @@
       </w:r>
       <w:r>
         <w:t>(SLU Artdatabanken, 2025).</w:t>
+      </w:r>
+    </w:p>
+    <w:p>
+      <w:r>
+        <w:rPr>
+          <w:b/>
+        </w:rPr>
+        <w:t>Spillkråka (§4)</w:t>
+      </w:r>
+      <w:r>
+        <w:t xml:space="preserve"> omfattas av bilaga 1 i EU:s fågeldirektiv och är typisk art för </w:t>
+      </w:r>
+      <w:r>
+        <w:rPr>
+          <w:i/>
+        </w:rPr>
+        <w:t xml:space="preserve">9010 Taiga </w:t>
+      </w:r>
+      <w:r>
+        <w:t>och</w:t>
+      </w:r>
+      <w:r>
+        <w:rPr>
+          <w:i/>
+        </w:rPr>
+        <w:t xml:space="preserve"> 9740 Skogsbevuxen myr</w:t>
+      </w:r>
+      <w:r>
+        <w:t>. Den behöver grova träd, främst tall, asp och bok som boträd. Skogsbruk med korta omloppstider och täta, homogena ungskogar utgör det största hotet. Spillkråka är en nyckelart i skogliga miljöer vars övergivna bohål utnyttjas av flera andra hålhäckande fågelarter och fladdermöss, däribland pärluggla (EN, §4), knipa (§4), salskrake (§4) och skogsduva (§4). Hökuggla (VU, §4) och slaguggla (§4) häckar ofta i högstubbar som brutits av i höjd med ett gammalt spillkråkebo (SLU Artdatabanken, 2026; Skogsstyrelsen, 2016).</w:t>
       </w:r>
     </w:p>
     <w:p>
@@ -755,7 +833,7 @@
     </w:p>
     <w:p>
       <w:r>
-        <w:t>Följande typiska arter har sina livsmiljöer och växtplatser i den avverkningsanmälda skogen: garnlav (VU, T), lunglav (NT, T), tretåig hackspett (NT, T, §4), ullticka (NT, T), finbräken (S, T), kransrams (S, T), luddlav (S, T), spindelblomster (S, T, §8), stuplav (S, T), svart trolldruva (S, T), ögonpyrola (S, T), blåsippa (T, §9), brudborste (T), ekbräken (T), kransmossa (T), kärrfibbla (T), nordisk stormhatt (T) och ormbär (T).</w:t>
+        <w:t>Följande typiska arter har sina livsmiljöer och växtplatser i den avverkningsanmälda skogen: garnlav (VU, T), harticka (NT, T), lunglav (NT, T), tretåig hackspett (NT, T, §4), ullticka (NT, T), finbräken (S, T), kransrams (S, T), luddlav (S, T), spindelblomster (S, T, §8), stuplav (S, T), svart trolldruva (S, T), ögonpyrola (S, T), bergfink (T, §4), blåsippa (T, §9), brudborste (T), ekbräken (T), kransmossa (T), kärrfibbla (T), nordisk stormhatt (T), ormbär (T) och spillkråka (T, §4).</w:t>
       </w:r>
     </w:p>
     <w:p>
@@ -1245,6 +1323,78 @@
       </w:r>
       <w:r>
         <w:t>Acta Ornithologica 40(1): 53–60.</w:t>
+      </w:r>
+    </w:p>
+    <w:p>
+      <w:pPr>
+        <w:pStyle w:val="Heading1"/>
+      </w:pPr>
+      <w:r>
+        <w:t>Spillkråka – ekologi samt krav på livsmiljön</w:t>
+      </w:r>
+    </w:p>
+    <w:p>
+      <w:r>
+        <w:t xml:space="preserve">Spillkråka (§4) ingår i bilaga 1 EU:s fågeldirektiv och är typisk art för </w:t>
+      </w:r>
+      <w:r>
+        <w:rPr>
+          <w:i/>
+        </w:rPr>
+        <w:t xml:space="preserve">9010 Taiga </w:t>
+      </w:r>
+      <w:r>
+        <w:t>och</w:t>
+      </w:r>
+      <w:r>
+        <w:rPr>
+          <w:i/>
+        </w:rPr>
+        <w:t xml:space="preserve"> 9740 Skogsbevuxen myr</w:t>
+      </w:r>
+      <w:r>
+        <w:t>. Den lever i både barr- och blandskog liksom i ren lövskog. De tätaste populationerna tenderar att finnas i äldre, variationsrik blandskog med gott om död ved och gamla träd. Varje par utnyttjar 400–1000 hektar skog beroende på skogens kvalitet. Skogsbruk med korta omloppstider och täta, homogena ungskogar utgör det största hotet (SLU Artdatabanken, 2026).</w:t>
+      </w:r>
+    </w:p>
+    <w:p>
+      <w:r>
+        <w:t>Spillkråka är en nyckelart i skogliga miljöer vars övergivna bohål utnyttjas av flera andra hålhäckande fågelarter och fladdermöss, däribland pärluggla (EN, §4), knipa (§4), salskrake (§4) och skogsduva (§4). Hökuggla (VU, §4) och slaguggla (§4) häckar ofta i högstubbar som brutits av i höjd med ett gammalt spillkråkebo (Skogsstyrelsen, 2016).</w:t>
+      </w:r>
+    </w:p>
+    <w:p>
+      <w:pPr>
+        <w:pStyle w:val="Heading2"/>
+      </w:pPr>
+      <w:r>
+        <w:t>Referenser – spillkråka</w:t>
+      </w:r>
+    </w:p>
+    <w:p>
+      <w:r>
+        <w:t xml:space="preserve">Skogsstyrelsen, 2016. </w:t>
+      </w:r>
+      <w:r>
+        <w:rPr>
+          <w:i/>
+        </w:rPr>
+        <w:t xml:space="preserve">Vägledning för hänsyn till spillkråka. </w:t>
+      </w:r>
+      <w:r>
+        <w:t>Vägledningar och kunskapsstöd artskydd – Skogsstyrelsen.</w:t>
+      </w:r>
+    </w:p>
+    <w:p>
+      <w:r>
+        <w:t xml:space="preserve">SLU Artdatabanken, 2026. </w:t>
+      </w:r>
+      <w:r>
+        <w:rPr>
+          <w:i/>
+        </w:rPr>
+        <w:t xml:space="preserve">Artfaktablad. Naturvård – artfakta. </w:t>
+      </w:r>
+      <w:r>
+        <w:t>SLU Artdatabanken, Uppsala.</w:t>
       </w:r>
     </w:p>
     <w:p>
@@ -1623,7 +1773,7 @@
     <w:r>
       <w:tab/>
       <w:tab/>
-      <w:t>2026-10-13</w:t>
+      <w:t>2026-10-14</w:t>
       <w:br/>
       <w:br/>
     </w:r>

--- a/tillsyn/A 27881-2026 tillsynsbegäran.docx
+++ b/tillsyn/A 27881-2026 tillsynsbegäran.docx
@@ -1773,7 +1773,7 @@
     <w:r>
       <w:tab/>
       <w:tab/>
-      <w:t>2026-10-14</w:t>
+      <w:t>2026-10-15</w:t>
       <w:br/>
       <w:br/>
     </w:r>

--- a/tillsyn/A 27881-2026 tillsynsbegäran.docx
+++ b/tillsyn/A 27881-2026 tillsynsbegäran.docx
@@ -1773,7 +1773,7 @@
     <w:r>
       <w:tab/>
       <w:tab/>
-      <w:t>2026-10-15</w:t>
+      <w:t>2026-10-16</w:t>
       <w:br/>
       <w:br/>
     </w:r>

--- a/tillsyn/A 27881-2026 tillsynsbegäran.docx
+++ b/tillsyn/A 27881-2026 tillsynsbegäran.docx
@@ -1773,7 +1773,7 @@
     <w:r>
       <w:tab/>
       <w:tab/>
-      <w:t>2026-10-16</w:t>
+      <w:t>2026-10-17</w:t>
       <w:br/>
       <w:br/>
     </w:r>

--- a/tillsyn/A 27881-2026 tillsynsbegäran.docx
+++ b/tillsyn/A 27881-2026 tillsynsbegäran.docx
@@ -1773,7 +1773,7 @@
     <w:r>
       <w:tab/>
       <w:tab/>
-      <w:t>2026-10-17</w:t>
+      <w:t>2026-10-18</w:t>
       <w:br/>
       <w:br/>
     </w:r>

--- a/tillsyn/A 27881-2026 tillsynsbegäran.docx
+++ b/tillsyn/A 27881-2026 tillsynsbegäran.docx
@@ -1773,7 +1773,7 @@
     <w:r>
       <w:tab/>
       <w:tab/>
-      <w:t>2026-10-18</w:t>
+      <w:t>2026-10-19</w:t>
       <w:br/>
       <w:br/>
     </w:r>

--- a/tillsyn/A 27881-2026 tillsynsbegäran.docx
+++ b/tillsyn/A 27881-2026 tillsynsbegäran.docx
@@ -1773,7 +1773,7 @@
     <w:r>
       <w:tab/>
       <w:tab/>
-      <w:t>2026-10-19</w:t>
+      <w:t>2026-10-20</w:t>
       <w:br/>
       <w:br/>
     </w:r>

--- a/tillsyn/A 27881-2026 tillsynsbegäran.docx
+++ b/tillsyn/A 27881-2026 tillsynsbegäran.docx
@@ -1773,7 +1773,7 @@
     <w:r>
       <w:tab/>
       <w:tab/>
-      <w:t>2026-10-20</w:t>
+      <w:t>2026-10-21</w:t>
       <w:br/>
       <w:br/>
     </w:r>

--- a/tillsyn/A 27881-2026 tillsynsbegäran.docx
+++ b/tillsyn/A 27881-2026 tillsynsbegäran.docx
@@ -1773,7 +1773,7 @@
     <w:r>
       <w:tab/>
       <w:tab/>
-      <w:t>2026-10-21</w:t>
+      <w:t>2026-10-22</w:t>
       <w:br/>
       <w:br/>
     </w:r>

--- a/tillsyn/A 27881-2026 tillsynsbegäran.docx
+++ b/tillsyn/A 27881-2026 tillsynsbegäran.docx
@@ -1773,7 +1773,7 @@
     <w:r>
       <w:tab/>
       <w:tab/>
-      <w:t>2026-10-22</w:t>
+      <w:t>2026-10-23</w:t>
       <w:br/>
       <w:br/>
     </w:r>

--- a/tillsyn/A 27881-2026 tillsynsbegäran.docx
+++ b/tillsyn/A 27881-2026 tillsynsbegäran.docx
@@ -1773,7 +1773,7 @@
     <w:r>
       <w:tab/>
       <w:tab/>
-      <w:t>2026-10-23</w:t>
+      <w:t>2026-10-24</w:t>
       <w:br/>
       <w:br/>
     </w:r>

--- a/tillsyn/A 27881-2026 tillsynsbegäran.docx
+++ b/tillsyn/A 27881-2026 tillsynsbegäran.docx
@@ -1773,7 +1773,7 @@
     <w:r>
       <w:tab/>
       <w:tab/>
-      <w:t>2026-10-24</w:t>
+      <w:t>2026-10-25</w:t>
       <w:br/>
       <w:br/>
     </w:r>

--- a/tillsyn/A 27881-2026 tillsynsbegäran.docx
+++ b/tillsyn/A 27881-2026 tillsynsbegäran.docx
@@ -1773,7 +1773,7 @@
     <w:r>
       <w:tab/>
       <w:tab/>
-      <w:t>2026-10-25</w:t>
+      <w:t>2026-10-26</w:t>
       <w:br/>
       <w:br/>
     </w:r>

--- a/tillsyn/A 27881-2026 tillsynsbegäran.docx
+++ b/tillsyn/A 27881-2026 tillsynsbegäran.docx
@@ -1773,7 +1773,7 @@
     <w:r>
       <w:tab/>
       <w:tab/>
-      <w:t>2026-10-26</w:t>
+      <w:t>2026-10-27</w:t>
       <w:br/>
       <w:br/>
     </w:r>

--- a/tillsyn/A 27881-2026 tillsynsbegäran.docx
+++ b/tillsyn/A 27881-2026 tillsynsbegäran.docx
@@ -1773,7 +1773,7 @@
     <w:r>
       <w:tab/>
       <w:tab/>
-      <w:t>2026-10-27</w:t>
+      <w:t>2026-10-28</w:t>
       <w:br/>
       <w:br/>
     </w:r>

--- a/tillsyn/A 27881-2026 tillsynsbegäran.docx
+++ b/tillsyn/A 27881-2026 tillsynsbegäran.docx
@@ -1773,7 +1773,7 @@
     <w:r>
       <w:tab/>
       <w:tab/>
-      <w:t>2026-10-28</w:t>
+      <w:t>2026-10-29</w:t>
       <w:br/>
       <w:br/>
     </w:r>

--- a/tillsyn/A 27881-2026 tillsynsbegäran.docx
+++ b/tillsyn/A 27881-2026 tillsynsbegäran.docx
@@ -1773,7 +1773,7 @@
     <w:r>
       <w:tab/>
       <w:tab/>
-      <w:t>2026-10-29</w:t>
+      <w:t>2026-10-31</w:t>
       <w:br/>
       <w:br/>
     </w:r>
